--- a/por/docx/47.content.docx
+++ b/por/docx/47.content.docx
@@ -11,6 +11,15 @@
         <w:pStyle w:val="Heading2"/>
       </w:pPr>
       <w:r>
+        <w:t>Resource: Notas de Estudo (Tyndale)</w:t>
+      </w:r>
+      <w:r/>
+    </w:p>
+    <w:p>
+      <w:pPr>
+        <w:pStyle w:val="Heading2"/>
+      </w:pPr>
+      <w:r>
         <w:t>License Information</w:t>
       </w:r>
       <w:r/>
@@ -21,7 +30,7 @@
         <w:rPr>
           <w:b/>
         </w:rPr>
-        <w:t>Study Notes (Tyndale)</w:t>
+        <w:t>Notas de Estudo (Tyndale)</w:t>
       </w:r>
       <w:r>
         <w:t xml:space="preserve"> (Portuguese) is based on</w:t>
@@ -74,7 +83,7 @@
         <w:pStyle w:val="Heading1"/>
       </w:pPr>
       <w:r>
-        <w:t>Study Notes (Tyndale)</w:t>
+        <w:t>Notas de Estudo (Tyndale)</w:t>
       </w:r>
     </w:p>
     <w:p>
@@ -83,6 +92,51 @@
           <w:headerReference w:type="even" r:id="rId8"/>
           <w:headerReference w:type="default" r:id="rId9"/>
           <w:footerReference w:type="default" r:id="rId10"/>
+          <w:footnotePr>
+            <w:numRestart w:val="eachSect"/>
+          </w:footnotePr>
+          <w:type w:val="continuous"/>
+          <w:pgSz w:w="12240" w:h="15840" w:code="1"/>
+          <w:pgMar w:top="1440" w:right="1440" w:bottom="1440" w:left="1440" w:header="504" w:footer="504" w:gutter="0"/>
+          <w:cols w:space="708"/>
+          <w:titlePg/>
+          <w:docGrid w:linePitch="360"/>
+        </w:sectPr>
+      </w:pPr>
+    </w:p>
+    <w:p>
+      <w:r/>
+    </w:p>
+    <w:p>
+      <w:pPr>
+        <w:pStyle w:val="Heading2"/>
+      </w:pPr>
+      <w:r>
+        <w:t>2CO</w:t>
+      </w:r>
+      <w:r/>
+    </w:p>
+    <w:p>
+      <w:r/>
+      <w:r>
+        <w:rPr>
+          <w:i/>
+        </w:rPr>
+        <w:t>2 Coríntios 1.1–2, 2 Coríntios 1.2, 2 Coríntios 1.3, 2 Coríntios 1.3–11, 2 Coríntios 1.4–6, 2 Coríntios 1.6, 2 Coríntios 1.8–11, 2 Coríntios 1.12, 2 Coríntios 1.12–14, 2 Coríntios 1.15–2.2, 2 Coríntios 1.17, 2 Coríntios 1.18–20, 2 Coríntios 1.18–22, 2 Coríntios 1.19, 2 Coríntios 1.20, 2 Coríntios 1.21–22, 2 Coríntios 1.23–2.2, 2 Coríntios 2.1, 2 Coríntios 2.3–4, 2 Coríntios 2.5–11, 2 Coríntios 2.11, 2 Coríntios 2.12–13, 2 Coríntios 2.14, 2 Coríntios 2.14–7.4, 2 Coríntios 2.15–16, 2 Coríntios 2.17, 2 Coríntios 3.1–3, 2 Coríntios 3.4–6, 2 Coríntios 3.4–18, 2 Coríntios 3.7–11, 2 Coríntios 3.12–15, 2 Coríntios 3.16–18, 2 Coríntios 4.1, 2 Coríntios 4.2, 2 Coríntios 4.3–4, 2 Coríntios 4.5, 2 Coríntios 4.7, 2 Coríntios 4.11, 2 Coríntios 4.12, 2 Coríntios 4.13–14, 2 Coríntios 4.16–17, 2 Coríntios 4.18, 2 Coríntios 5.1–10, 2 Coríntios 5.2, 2 Coríntios 5.7, 2 Coríntios 5.9–10, 2 Coríntios 5.11, 2 Coríntios 5.11–7.4, 2 Coríntios 5.12, 2 Coríntios 5.13, 2 Coríntios 5.14, 2 Coríntios 5.14–17, 2 Coríntios 5.16–17, 2 Coríntios 5.18–21, 2 Coríntios 5.20, 2 Coríntios 5.21, 2 Coríntios 6.1–2, 2 Coríntios 6.2, 2 Coríntios 6.3–10, 2 Coríntios 6.6–7, 2 Coríntios 6.8–10, 2 Coríntios 6.11–13, 2 Coríntios 6.14, 2 Coríntios 6.14–7.1, 2 Coríntios 6.15, 2 Coríntios 6.16, 2 Coríntios 6.18, 2 Coríntios 7.1, 2 Coríntios 7.2–4, 2 Coríntios 7.4, 2 Coríntios 7.5–7, 2 Coríntios 7.8–13, 2 Coríntios 7.9–10, 2 Coríntios 7.13–16, 2 Coríntios 7.14, 2 Coríntios 8.1–2, 2 Coríntios 8.1–9.15, 2 Coríntios 8.6, 2 Coríntios 8.7, 2 Coríntios 8.9, 2 Coríntios 8.10, 2 Coríntios 8.15, 2 Coríntios 8.18–24, 2 Coríntios 8.23, 2 Coríntios 9.1–5, 2 Coríntios 9.6, 2 Coríntios 9.7, 2 Coríntios 9.8–9, 2 Coríntios 9.10–14, 2 Coríntios 10.1, 2 Coríntios 10.1–6, 2 Coríntios 10.1–13.13, 2 Coríntios 10.3–5, 2 Coríntios 10.7–11, 2 Coríntios 10.10, 2 Coríntios 10.12, 2 Coríntios 10.13–16, 2 Coríntios 10.17–18, 2 Coríntios 11.1, 2 Coríntios 11.1–6, 2 Coríntios 11.2, 2 Coríntios 11.3, 2 Coríntios 11.4, 2 Coríntios 11.5–6, 2 Coríntios 11.7, 2 Coríntios 11.8–9, 2 Coríntios 11.12, 2 Coríntios 11.13–15, 2 Coríntios 11.16–29, 2 Coríntios 11.19, 2 Coríntios 11.20–21, 2 Coríntios 11.21–29, 2 Coríntios 11.22, 2 Coríntios 11.23–24, 2 Coríntios 11.23–27, 2 Coríntios 11.25, 2 Coríntios 11.26–27, 2 Coríntios 11.28, 2 Coríntios 11.30, 2 Coríntios 11.32–33, 2 Coríntios 12.1, 2 Coríntios 12.1–7, 2 Coríntios 12.2, 2 Coríntios 12.3–4, 2 Coríntios 12.5–7, 2 Coríntios 12.7–10, 2 Coríntios 12.11, 2 Coríntios 12.11–13, 2 Coríntios 12.12, 2 Coríntios 12.13, 2 Coríntios 12.14–15, 2 Coríntios 12.16–18, 2 Coríntios 12.19, 2 Coríntios 12.20–21, 2 Coríntios 12.21, 2 Coríntios 13.1–2, 2 Coríntios 13.3–4, 2 Coríntios 13.5–6, 2 Coríntios 13.7, 2 Coríntios 13.7–10, 2 Coríntios 13.9, 2 Coríntios 13.10, 2 Coríntios 13.11, 2 Coríntios 13.11–14, 2 Coríntios 13.12–13, 2 Coríntios 13.14</w:t>
+      </w:r>
+      <w:r/>
+    </w:p>
+    <w:p>
+      <w:r/>
+      <w:r>
+        <w:t xml:space="preserve"> </w:t>
+      </w:r>
+      <w:r/>
+      <w:r/>
+    </w:p>
+    <w:p>
+      <w:pPr>
+        <w:sectPr>
           <w:footnotePr>
             <w:numRestart w:val="eachSect"/>
           </w:footnotePr>

--- a/por/docx/47.content.docx
+++ b/por/docx/47.content.docx
@@ -163,13 +163,6 @@
         <w:rPr>
           <w:lang w:val="pt_PT" w:bidi="pt_PT"/>
         </w:rPr>
-      </w:r>
-      <w:r>
-        <w:rPr>
-          <w:i/>
-          <w:lang w:val="pt_PT" w:bidi="pt_PT"/>
-        </w:rPr>
-        <w:t>2 Coríntios 1.1–2, 2 Coríntios 1.2, 2 Coríntios 1.3, 2 Coríntios 1.3–11, 2 Coríntios 1.4–6, 2 Coríntios 1.6, 2 Coríntios 1.8–11, 2 Coríntios 1.12, 2 Coríntios 1.12–14, 2 Coríntios 1.15–2.2, 2 Coríntios 1.17, 2 Coríntios 1.18–20, 2 Coríntios 1.18–22, 2 Coríntios 1.19, 2 Coríntios 1.20, 2 Coríntios 1.21–22, 2 Coríntios 1.23–2.2, 2 Coríntios 2.1, 2 Coríntios 2.3–4, 2 Coríntios 2.5–11, 2 Coríntios 2.11, 2 Coríntios 2.12–13, 2 Coríntios 2.14, 2 Coríntios 2.14–7.4, 2 Coríntios 2.15–16, 2 Coríntios 2.17, 2 Coríntios 3.1–3, 2 Coríntios 3.4–6, 2 Coríntios 3.4–18, 2 Coríntios 3.7–11, 2 Coríntios 3.12–15, 2 Coríntios 3.16–18, 2 Coríntios 4.1, 2 Coríntios 4.2, 2 Coríntios 4.3–4, 2 Coríntios 4.5, 2 Coríntios 4.7, 2 Coríntios 4.11, 2 Coríntios 4.12, 2 Coríntios 4.13–14, 2 Coríntios 4.16–17, 2 Coríntios 4.18, 2 Coríntios 5.1–10, 2 Coríntios 5.2, 2 Coríntios 5.7, 2 Coríntios 5.9–10, 2 Coríntios 5.11, 2 Coríntios 5.11–7.4, 2 Coríntios 5.12, 2 Coríntios 5.13, 2 Coríntios 5.14, 2 Coríntios 5.14–17, 2 Coríntios 5.16–17, 2 Coríntios 5.18–21, 2 Coríntios 5.20, 2 Coríntios 5.21, 2 Coríntios 6.1–2, 2 Coríntios 6.2, 2 Coríntios 6.3–10, 2 Coríntios 6.6–7, 2 Coríntios 6.8–10, 2 Coríntios 6.11–13, 2 Coríntios 6.14, 2 Coríntios 6.14–7.1, 2 Coríntios 6.15, 2 Coríntios 6.16, 2 Coríntios 6.18, 2 Coríntios 7.1, 2 Coríntios 7.2–4, 2 Coríntios 7.4, 2 Coríntios 7.5–7, 2 Coríntios 7.8–13, 2 Coríntios 7.9–10, 2 Coríntios 7.13–16, 2 Coríntios 7.14, 2 Coríntios 8.1–2, 2 Coríntios 8.1–9.15, 2 Coríntios 8.6, 2 Coríntios 8.7, 2 Coríntios 8.9, 2 Coríntios 8.10, 2 Coríntios 8.15, 2 Coríntios 8.18–24, 2 Coríntios 8.23, 2 Coríntios 9.1–5, 2 Coríntios 9.6, 2 Coríntios 9.7, 2 Coríntios 9.8–9, 2 Coríntios 9.10–14, 2 Coríntios 10.1, 2 Coríntios 10.1–6, 2 Coríntios 10.1–13.13, 2 Coríntios 10.3–5, 2 Coríntios 10.7–11, 2 Coríntios 10.10, 2 Coríntios 10.12, 2 Coríntios 10.13–16, 2 Coríntios 10.17–18, 2 Coríntios 11.1, 2 Coríntios 11.1–6, 2 Coríntios 11.2, 2 Coríntios 11.3, 2 Coríntios 11.4, 2 Coríntios 11.5–6, 2 Coríntios 11.7, 2 Coríntios 11.8–9, 2 Coríntios 11.12, 2 Coríntios 11.13–15, 2 Coríntios 11.16–29, 2 Coríntios 11.19, 2 Coríntios 11.20–21, 2 Coríntios 11.21–29, 2 Coríntios 11.22, 2 Coríntios 11.23–24, 2 Coríntios 11.23–27, 2 Coríntios 11.25, 2 Coríntios 11.26–27, 2 Coríntios 11.28, 2 Coríntios 11.30, 2 Coríntios 11.32–33, 2 Coríntios 12.1, 2 Coríntios 12.1–7, 2 Coríntios 12.2, 2 Coríntios 12.3–4, 2 Coríntios 12.5–7, 2 Coríntios 12.7–10, 2 Coríntios 12.11, 2 Coríntios 12.11–13, 2 Coríntios 12.12, 2 Coríntios 12.13, 2 Coríntios 12.14–15, 2 Coríntios 12.16–18, 2 Coríntios 12.19, 2 Coríntios 12.20–21, 2 Coríntios 12.21, 2 Coríntios 13.1–2, 2 Coríntios 13.3–4, 2 Coríntios 13.5–6, 2 Coríntios 13.7, 2 Coríntios 13.7–10, 2 Coríntios 13.9, 2 Coríntios 13.10, 2 Coríntios 13.11, 2 Coríntios 13.11–14, 2 Coríntios 13.12–13, 2 Coríntios 13.14</w:t>
       </w:r>
       <w:r>
         <w:rPr>

--- a/por/docx/47.content.docx
+++ b/por/docx/47.content.docx
@@ -150,19 +150,6 @@
           <w:lang w:val="pt_PT" w:bidi="pt_PT"/>
         </w:rPr>
         <w:t>2CO</w:t>
-      </w:r>
-      <w:r>
-        <w:rPr>
-          <w:lang w:val="pt_PT" w:bidi="pt_PT"/>
-        </w:rPr>
-      </w:r>
-    </w:p>
-    <w:p>
-      <w:pPr/>
-      <w:r>
-        <w:rPr>
-          <w:lang w:val="pt_PT" w:bidi="pt_PT"/>
-        </w:rPr>
       </w:r>
       <w:r>
         <w:rPr>

--- a/por/docx/47.content.docx
+++ b/por/docx/47.content.docx
@@ -19,7 +19,7 @@
         <w:rPr>
           <w:lang w:val="pt_PT" w:bidi="pt_PT"/>
         </w:rPr>
-        <w:t>Resource: Notas de Estudo (Tyndale)</w:t>
+        <w:t>Resource: Tyndale Open Study Notes</w:t>
       </w:r>
       <w:r>
         <w:rPr>
@@ -112,7 +112,7 @@
         <w:rPr>
           <w:lang w:val="pt_PT" w:bidi="pt_PT"/>
         </w:rPr>
-        <w:t>Notas de Estudo (Tyndale)</w:t>
+        <w:t>Tyndale Open Study Notes</w:t>
       </w:r>
     </w:p>
     <w:p>

--- a/por/docx/47.content.docx
+++ b/por/docx/47.content.docx
@@ -19,7 +19,7 @@
         <w:rPr>
           <w:lang w:val="pt_PT" w:bidi="pt_PT"/>
         </w:rPr>
-        <w:t>Resource: Tyndale Open Study Notes</w:t>
+        <w:t>Resource: Aquifer Open Study Notes</w:t>
       </w:r>
       <w:r>
         <w:rPr>
@@ -112,7 +112,7 @@
         <w:rPr>
           <w:lang w:val="pt_PT" w:bidi="pt_PT"/>
         </w:rPr>
-        <w:t>Tyndale Open Study Notes</w:t>
+        <w:t>Aquifer Open Study Notes</w:t>
       </w:r>
     </w:p>
     <w:p>

--- a/por/docx/47.content.docx
+++ b/por/docx/47.content.docx
@@ -233,36 +233,24 @@
         </w:rPr>
         <w:t xml:space="preserve">Cartas no primeiro século geralmente começavam mencionando o nome do escritor e o da(s) pessoa(s) a quem eram dirigidas, seguidas por uma saudação (veja </w:t>
       </w:r>
-      <w:hyperlink r:id="rId13">
-        <w:r>
-          <w:rPr>
-            <w:lang w:val="pt_PT" w:bidi="pt_PT"/>
-          </w:rPr>
-          <w:rPr>
-            <w:color w:val="0000EE"/>
-            <w:u w:val="single"/>
-          </w:rPr>
-          <w:t>At 15.23</w:t>
-        </w:r>
-      </w:hyperlink>
+      <w:r>
+        <w:rPr>
+          <w:lang w:val="pt_PT" w:bidi="pt_PT"/>
+        </w:rPr>
+        <w:t>At 15.23</w:t>
+      </w:r>
       <w:r>
         <w:rPr>
           <w:lang w:val="pt_PT" w:bidi="pt_PT"/>
         </w:rPr>
         <w:t xml:space="preserve">; </w:t>
       </w:r>
-      <w:hyperlink r:id="rId14">
-        <w:r>
-          <w:rPr>
-            <w:lang w:val="pt_PT" w:bidi="pt_PT"/>
-          </w:rPr>
-          <w:rPr>
-            <w:color w:val="0000EE"/>
-            <w:u w:val="single"/>
-          </w:rPr>
-          <w:t>23.25–26</w:t>
-        </w:r>
-      </w:hyperlink>
+      <w:r>
+        <w:rPr>
+          <w:lang w:val="pt_PT" w:bidi="pt_PT"/>
+        </w:rPr>
+        <w:t>23.25–26</w:t>
+      </w:r>
       <w:r>
         <w:rPr>
           <w:lang w:val="pt_PT" w:bidi="pt_PT"/>
@@ -378,18 +366,12 @@
         </w:rPr>
         <w:t>o Pai bondoso: Deus se deleita em mostrar favor ao seu povo e em ouvir o clamor de seus filhos (</w:t>
       </w:r>
-      <w:hyperlink r:id="rId15">
-        <w:r>
-          <w:rPr>
-            <w:lang w:val="pt_PT" w:bidi="pt_PT"/>
-          </w:rPr>
-          <w:rPr>
-            <w:color w:val="0000EE"/>
-            <w:u w:val="single"/>
-          </w:rPr>
-          <w:t>Sl 145.18–19</w:t>
-        </w:r>
-      </w:hyperlink>
+      <w:r>
+        <w:rPr>
+          <w:lang w:val="pt_PT" w:bidi="pt_PT"/>
+        </w:rPr>
+        <w:t>Sl 145.18–19</w:t>
+      </w:r>
       <w:r>
         <w:rPr>
           <w:lang w:val="pt_PT" w:bidi="pt_PT"/>
@@ -444,36 +426,24 @@
         </w:rPr>
         <w:t>Paulo agora irrompe em uma jubilosa ação de graças. Ele está feliz porque, apesar de muitos problemas que o afligiram, recebeu um conforto especial de Deus (</w:t>
       </w:r>
-      <w:hyperlink r:id="rId16">
-        <w:r>
-          <w:rPr>
-            <w:lang w:val="pt_PT" w:bidi="pt_PT"/>
-          </w:rPr>
-          <w:rPr>
-            <w:color w:val="0000EE"/>
-            <w:u w:val="single"/>
-          </w:rPr>
-          <w:t>1.4–7</w:t>
-        </w:r>
-      </w:hyperlink>
+      <w:r>
+        <w:rPr>
+          <w:lang w:val="pt_PT" w:bidi="pt_PT"/>
+        </w:rPr>
+        <w:t>1.4–7</w:t>
+      </w:r>
       <w:r>
         <w:rPr>
           <w:lang w:val="pt_PT" w:bidi="pt_PT"/>
         </w:rPr>
         <w:t>) e foi resgatado da morte na província da Ásia (</w:t>
       </w:r>
-      <w:hyperlink r:id="rId17">
-        <w:r>
-          <w:rPr>
-            <w:lang w:val="pt_PT" w:bidi="pt_PT"/>
-          </w:rPr>
-          <w:rPr>
-            <w:color w:val="0000EE"/>
-            <w:u w:val="single"/>
-          </w:rPr>
-          <w:t>1.8–11</w:t>
-        </w:r>
-      </w:hyperlink>
+      <w:r>
+        <w:rPr>
+          <w:lang w:val="pt_PT" w:bidi="pt_PT"/>
+        </w:rPr>
+        <w:t>1.8–11</w:t>
+      </w:r>
       <w:r>
         <w:rPr>
           <w:lang w:val="pt_PT" w:bidi="pt_PT"/>
@@ -624,144 +594,96 @@
         </w:rPr>
         <w:t>Caros irmãos e irmãs: Grego adelphoi. Este termo tradicional de afeto é usado para se dirigir a membros da mesma família, tanto homens quanto mulheres. • A dificuldade que enfrentamos na província da Ásia não é fácil de identificar. Uma sugestão é o tumulto em Éfeso (</w:t>
       </w:r>
-      <w:hyperlink r:id="rId18">
-        <w:r>
-          <w:rPr>
-            <w:lang w:val="pt_PT" w:bidi="pt_PT"/>
-          </w:rPr>
-          <w:rPr>
-            <w:color w:val="0000EE"/>
-            <w:u w:val="single"/>
-          </w:rPr>
-          <w:t>At 19.23–41</w:t>
-        </w:r>
-      </w:hyperlink>
+      <w:r>
+        <w:rPr>
+          <w:lang w:val="pt_PT" w:bidi="pt_PT"/>
+        </w:rPr>
+        <w:t>At 19.23–41</w:t>
+      </w:r>
       <w:r>
         <w:rPr>
           <w:lang w:val="pt_PT" w:bidi="pt_PT"/>
         </w:rPr>
         <w:t>). Outra é que Paulo foi julgado em um tribunal civil e enfrentou a perspectiva de execução em Éfeso (</w:t>
       </w:r>
-      <w:hyperlink r:id="rId19">
-        <w:r>
-          <w:rPr>
-            <w:lang w:val="pt_PT" w:bidi="pt_PT"/>
-          </w:rPr>
-          <w:rPr>
-            <w:color w:val="0000EE"/>
-            <w:u w:val="single"/>
-          </w:rPr>
-          <w:t>2Cor 1.9</w:t>
-        </w:r>
-      </w:hyperlink>
+      <w:r>
+        <w:rPr>
+          <w:lang w:val="pt_PT" w:bidi="pt_PT"/>
+        </w:rPr>
+        <w:t>2Cor 1.9</w:t>
+      </w:r>
       <w:r>
         <w:rPr>
           <w:lang w:val="pt_PT" w:bidi="pt_PT"/>
         </w:rPr>
         <w:t xml:space="preserve">; veja </w:t>
       </w:r>
-      <w:hyperlink r:id="rId20">
-        <w:r>
-          <w:rPr>
-            <w:lang w:val="pt_PT" w:bidi="pt_PT"/>
-          </w:rPr>
-          <w:rPr>
-            <w:color w:val="0000EE"/>
-            <w:u w:val="single"/>
-          </w:rPr>
-          <w:t>1Co 15.32</w:t>
-        </w:r>
-      </w:hyperlink>
+      <w:r>
+        <w:rPr>
+          <w:lang w:val="pt_PT" w:bidi="pt_PT"/>
+        </w:rPr>
+        <w:t>1Co 15.32</w:t>
+      </w:r>
       <w:r>
         <w:rPr>
           <w:lang w:val="pt_PT" w:bidi="pt_PT"/>
         </w:rPr>
         <w:t>). Menos provável é que ele tenha sofrido uma doença aguda e ameaçadora à vida. Paulo não era estranho ao perigo mortal (</w:t>
       </w:r>
-      <w:hyperlink r:id="rId21">
-        <w:r>
-          <w:rPr>
-            <w:lang w:val="pt_PT" w:bidi="pt_PT"/>
-          </w:rPr>
-          <w:rPr>
-            <w:color w:val="0000EE"/>
-            <w:u w:val="single"/>
-          </w:rPr>
-          <w:t>2Co 1.10</w:t>
-        </w:r>
-      </w:hyperlink>
+      <w:r>
+        <w:rPr>
+          <w:lang w:val="pt_PT" w:bidi="pt_PT"/>
+        </w:rPr>
+        <w:t>2Co 1.10</w:t>
+      </w:r>
       <w:r>
         <w:rPr>
           <w:lang w:val="pt_PT" w:bidi="pt_PT"/>
         </w:rPr>
         <w:t xml:space="preserve">; veja também </w:t>
       </w:r>
-      <w:hyperlink r:id="rId22">
-        <w:r>
-          <w:rPr>
-            <w:lang w:val="pt_PT" w:bidi="pt_PT"/>
-          </w:rPr>
-          <w:rPr>
-            <w:color w:val="0000EE"/>
-            <w:u w:val="single"/>
-          </w:rPr>
-          <w:t>4.10–12</w:t>
-        </w:r>
-      </w:hyperlink>
+      <w:r>
+        <w:rPr>
+          <w:lang w:val="pt_PT" w:bidi="pt_PT"/>
+        </w:rPr>
+        <w:t>4.10–12</w:t>
+      </w:r>
       <w:r>
         <w:rPr>
           <w:lang w:val="pt_PT" w:bidi="pt_PT"/>
         </w:rPr>
         <w:t xml:space="preserve">; </w:t>
       </w:r>
-      <w:hyperlink r:id="rId23">
-        <w:r>
-          <w:rPr>
-            <w:lang w:val="pt_PT" w:bidi="pt_PT"/>
-          </w:rPr>
-          <w:rPr>
-            <w:color w:val="0000EE"/>
-            <w:u w:val="single"/>
-          </w:rPr>
-          <w:t>6.9</w:t>
-        </w:r>
-      </w:hyperlink>
+      <w:r>
+        <w:rPr>
+          <w:lang w:val="pt_PT" w:bidi="pt_PT"/>
+        </w:rPr>
+        <w:t>6.9</w:t>
+      </w:r>
       <w:r>
         <w:rPr>
           <w:lang w:val="pt_PT" w:bidi="pt_PT"/>
         </w:rPr>
         <w:t xml:space="preserve">; </w:t>
       </w:r>
-      <w:hyperlink r:id="rId24">
-        <w:r>
-          <w:rPr>
-            <w:lang w:val="pt_PT" w:bidi="pt_PT"/>
-          </w:rPr>
-          <w:rPr>
-            <w:color w:val="0000EE"/>
-            <w:u w:val="single"/>
-          </w:rPr>
-          <w:t>11.23</w:t>
-        </w:r>
-      </w:hyperlink>
+      <w:r>
+        <w:rPr>
+          <w:lang w:val="pt_PT" w:bidi="pt_PT"/>
+        </w:rPr>
+        <w:t>11.23</w:t>
+      </w:r>
       <w:r>
         <w:rPr>
           <w:lang w:val="pt_PT" w:bidi="pt_PT"/>
         </w:rPr>
         <w:t>), mas foi maravilhosamente resgatado por assistência divina (</w:t>
       </w:r>
-      <w:hyperlink r:id="rId25">
-        <w:r>
-          <w:rPr>
-            <w:lang w:val="pt_PT" w:bidi="pt_PT"/>
-          </w:rPr>
-          <w:rPr>
-            <w:color w:val="0000EE"/>
-            <w:u w:val="single"/>
-          </w:rPr>
-          <w:t>1.11</w:t>
-        </w:r>
-      </w:hyperlink>
+      <w:r>
+        <w:rPr>
+          <w:lang w:val="pt_PT" w:bidi="pt_PT"/>
+        </w:rPr>
+        <w:t>1.11</w:t>
+      </w:r>
       <w:r>
         <w:rPr>
           <w:lang w:val="pt_PT" w:bidi="pt_PT"/>
@@ -903,18 +825,12 @@
         </w:rPr>
         <w:t>Os planos de viagem de Paulo e sua promessa não cumprida de visitar Corinto foram criticados; ele foi acusado de ser volúvel como pessoas do mundo “que dizem ‘Sim’ quando na verdade querem dizer ‘Não’” (</w:t>
       </w:r>
-      <w:hyperlink r:id="rId26">
-        <w:r>
-          <w:rPr>
-            <w:lang w:val="pt_PT" w:bidi="pt_PT"/>
-          </w:rPr>
-          <w:rPr>
-            <w:color w:val="0000EE"/>
-            <w:u w:val="single"/>
-          </w:rPr>
-          <w:t>1.17</w:t>
-        </w:r>
-      </w:hyperlink>
+      <w:r>
+        <w:rPr>
+          <w:lang w:val="pt_PT" w:bidi="pt_PT"/>
+        </w:rPr>
+        <w:t>1.17</w:t>
+      </w:r>
       <w:r>
         <w:rPr>
           <w:lang w:val="pt_PT" w:bidi="pt_PT"/>
@@ -969,36 +885,24 @@
         </w:rPr>
         <w:t xml:space="preserve">Paulo havia mudado seu plano de viagem. Em </w:t>
       </w:r>
-      <w:hyperlink r:id="rId27">
-        <w:r>
-          <w:rPr>
-            <w:lang w:val="pt_PT" w:bidi="pt_PT"/>
-          </w:rPr>
-          <w:rPr>
-            <w:color w:val="0000EE"/>
-            <w:u w:val="single"/>
-          </w:rPr>
-          <w:t>1Co 16.5</w:t>
-        </w:r>
-      </w:hyperlink>
+      <w:r>
+        <w:rPr>
+          <w:lang w:val="pt_PT" w:bidi="pt_PT"/>
+        </w:rPr>
+        <w:t>1Co 16.5</w:t>
+      </w:r>
       <w:r>
         <w:rPr>
           <w:lang w:val="pt_PT" w:bidi="pt_PT"/>
         </w:rPr>
         <w:t xml:space="preserve">, ele expressou a esperança de visitar Corinto após passar pela Macedônia. Então, ele evidentemente prometeu visitar Corinto mais cedo (talvez em sua “carta severa,” </w:t>
       </w:r>
-      <w:hyperlink r:id="rId28">
-        <w:r>
-          <w:rPr>
-            <w:lang w:val="pt_PT" w:bidi="pt_PT"/>
-          </w:rPr>
-          <w:rPr>
-            <w:color w:val="0000EE"/>
-            <w:u w:val="single"/>
-          </w:rPr>
-          <w:t>2Co 7.8</w:t>
-        </w:r>
-      </w:hyperlink>
+      <w:r>
+        <w:rPr>
+          <w:lang w:val="pt_PT" w:bidi="pt_PT"/>
+        </w:rPr>
+        <w:t>2Co 7.8</w:t>
+      </w:r>
       <w:r>
         <w:rPr>
           <w:lang w:val="pt_PT" w:bidi="pt_PT"/>
@@ -1149,18 +1053,12 @@
         </w:rPr>
         <w:t>Já era ruim o suficiente que os inimigos de Paulo em Corinto tivessem atacado seu caráter, acusando-o de ser pouco confiável e volúvel (</w:t>
       </w:r>
-      <w:hyperlink r:id="rId26">
-        <w:r>
-          <w:rPr>
-            <w:lang w:val="pt_PT" w:bidi="pt_PT"/>
-          </w:rPr>
-          <w:rPr>
-            <w:color w:val="0000EE"/>
-            <w:u w:val="single"/>
-          </w:rPr>
-          <w:t>1.17</w:t>
-        </w:r>
-      </w:hyperlink>
+      <w:r>
+        <w:rPr>
+          <w:lang w:val="pt_PT" w:bidi="pt_PT"/>
+        </w:rPr>
+        <w:t>1.17</w:t>
+      </w:r>
       <w:r>
         <w:rPr>
           <w:lang w:val="pt_PT" w:bidi="pt_PT"/>
@@ -1215,108 +1113,72 @@
         </w:rPr>
         <w:t xml:space="preserve">Silas era um líder cristão bem conhecido da igreja em Antioquia (veja </w:t>
       </w:r>
-      <w:hyperlink r:id="rId29">
-        <w:r>
-          <w:rPr>
-            <w:lang w:val="pt_PT" w:bidi="pt_PT"/>
-          </w:rPr>
-          <w:rPr>
-            <w:color w:val="0000EE"/>
-            <w:u w:val="single"/>
-          </w:rPr>
-          <w:t>At 15.22</w:t>
-        </w:r>
-      </w:hyperlink>
+      <w:r>
+        <w:rPr>
+          <w:lang w:val="pt_PT" w:bidi="pt_PT"/>
+        </w:rPr>
+        <w:t>At 15.22</w:t>
+      </w:r>
       <w:r>
         <w:rPr>
           <w:lang w:val="pt_PT" w:bidi="pt_PT"/>
         </w:rPr>
         <w:t>,</w:t>
       </w:r>
-      <w:hyperlink r:id="rId30">
-        <w:r>
-          <w:rPr>
-            <w:lang w:val="pt_PT" w:bidi="pt_PT"/>
-          </w:rPr>
-          <w:rPr>
-            <w:color w:val="0000EE"/>
-            <w:u w:val="single"/>
-          </w:rPr>
-          <w:t>27</w:t>
-        </w:r>
-      </w:hyperlink>
+      <w:r>
+        <w:rPr>
+          <w:lang w:val="pt_PT" w:bidi="pt_PT"/>
+        </w:rPr>
+        <w:t>27</w:t>
+      </w:r>
       <w:r>
         <w:rPr>
           <w:lang w:val="pt_PT" w:bidi="pt_PT"/>
         </w:rPr>
         <w:t>,</w:t>
       </w:r>
-      <w:hyperlink r:id="rId31">
-        <w:r>
-          <w:rPr>
-            <w:lang w:val="pt_PT" w:bidi="pt_PT"/>
-          </w:rPr>
-          <w:rPr>
-            <w:color w:val="0000EE"/>
-            <w:u w:val="single"/>
-          </w:rPr>
-          <w:t>32</w:t>
-        </w:r>
-      </w:hyperlink>
+      <w:r>
+        <w:rPr>
+          <w:lang w:val="pt_PT" w:bidi="pt_PT"/>
+        </w:rPr>
+        <w:t>32</w:t>
+      </w:r>
       <w:r>
         <w:rPr>
           <w:lang w:val="pt_PT" w:bidi="pt_PT"/>
         </w:rPr>
         <w:t xml:space="preserve">; </w:t>
       </w:r>
-      <w:hyperlink r:id="rId32">
-        <w:r>
-          <w:rPr>
-            <w:lang w:val="pt_PT" w:bidi="pt_PT"/>
-          </w:rPr>
-          <w:rPr>
-            <w:color w:val="0000EE"/>
-            <w:u w:val="single"/>
-          </w:rPr>
-          <w:t>1Ts 1.1</w:t>
-        </w:r>
-      </w:hyperlink>
+      <w:r>
+        <w:rPr>
+          <w:lang w:val="pt_PT" w:bidi="pt_PT"/>
+        </w:rPr>
+        <w:t>1Ts 1.1</w:t>
+      </w:r>
       <w:r>
         <w:rPr>
           <w:lang w:val="pt_PT" w:bidi="pt_PT"/>
         </w:rPr>
         <w:t xml:space="preserve">; </w:t>
       </w:r>
-      <w:hyperlink r:id="rId33">
-        <w:r>
-          <w:rPr>
-            <w:lang w:val="pt_PT" w:bidi="pt_PT"/>
-          </w:rPr>
-          <w:rPr>
-            <w:color w:val="0000EE"/>
-            <w:u w:val="single"/>
-          </w:rPr>
-          <w:t>2Ts 1.1</w:t>
-        </w:r>
-      </w:hyperlink>
+      <w:r>
+        <w:rPr>
+          <w:lang w:val="pt_PT" w:bidi="pt_PT"/>
+        </w:rPr>
+        <w:t>2Ts 1.1</w:t>
+      </w:r>
       <w:r>
         <w:rPr>
           <w:lang w:val="pt_PT" w:bidi="pt_PT"/>
         </w:rPr>
         <w:t xml:space="preserve">; </w:t>
       </w:r>
-      <w:hyperlink r:id="rId34">
-        <w:r>
-          <w:rPr>
-            <w:lang w:val="pt_PT" w:bidi="pt_PT"/>
-          </w:rPr>
-          <w:rPr>
-            <w:color w:val="0000EE"/>
-            <w:u w:val="single"/>
-          </w:rPr>
-          <w:t>1Pe 5.12</w:t>
-        </w:r>
-      </w:hyperlink>
+      <w:r>
+        <w:rPr>
+          <w:lang w:val="pt_PT" w:bidi="pt_PT"/>
+        </w:rPr>
+        <w:t>1Pe 5.12</w:t>
+      </w:r>
       <w:r>
         <w:rPr>
           <w:lang w:val="pt_PT" w:bidi="pt_PT"/>
@@ -1445,126 +1307,84 @@
         </w:rPr>
         <w:t xml:space="preserve">) pelo Espírito Santo, que é o presente de Deus para seu povo (veja </w:t>
       </w:r>
-      <w:hyperlink r:id="rId35">
-        <w:r>
-          <w:rPr>
-            <w:lang w:val="pt_PT" w:bidi="pt_PT"/>
-          </w:rPr>
-          <w:rPr>
-            <w:color w:val="0000EE"/>
-            <w:u w:val="single"/>
-          </w:rPr>
-          <w:t>Rm 8.1–27</w:t>
-        </w:r>
-      </w:hyperlink>
+      <w:r>
+        <w:rPr>
+          <w:lang w:val="pt_PT" w:bidi="pt_PT"/>
+        </w:rPr>
+        <w:t>Rm 8.1–27</w:t>
+      </w:r>
       <w:r>
         <w:rPr>
           <w:lang w:val="pt_PT" w:bidi="pt_PT"/>
         </w:rPr>
         <w:t xml:space="preserve">; </w:t>
       </w:r>
-      <w:hyperlink r:id="rId36">
-        <w:r>
-          <w:rPr>
-            <w:lang w:val="pt_PT" w:bidi="pt_PT"/>
-          </w:rPr>
-          <w:rPr>
-            <w:color w:val="0000EE"/>
-            <w:u w:val="single"/>
-          </w:rPr>
-          <w:t>Gl 3.2–7</w:t>
-        </w:r>
-      </w:hyperlink>
+      <w:r>
+        <w:rPr>
+          <w:lang w:val="pt_PT" w:bidi="pt_PT"/>
+        </w:rPr>
+        <w:t>Gl 3.2–7</w:t>
+      </w:r>
       <w:r>
         <w:rPr>
           <w:lang w:val="pt_PT" w:bidi="pt_PT"/>
         </w:rPr>
         <w:t xml:space="preserve">; </w:t>
       </w:r>
-      <w:hyperlink r:id="rId37">
-        <w:r>
-          <w:rPr>
-            <w:lang w:val="pt_PT" w:bidi="pt_PT"/>
-          </w:rPr>
-          <w:rPr>
-            <w:color w:val="0000EE"/>
-            <w:u w:val="single"/>
-          </w:rPr>
-          <w:t>5.5–6</w:t>
-        </w:r>
-      </w:hyperlink>
+      <w:r>
+        <w:rPr>
+          <w:lang w:val="pt_PT" w:bidi="pt_PT"/>
+        </w:rPr>
+        <w:t>5.5–6</w:t>
+      </w:r>
       <w:r>
         <w:rPr>
           <w:lang w:val="pt_PT" w:bidi="pt_PT"/>
         </w:rPr>
         <w:t>,</w:t>
       </w:r>
-      <w:hyperlink r:id="rId38">
-        <w:r>
-          <w:rPr>
-            <w:lang w:val="pt_PT" w:bidi="pt_PT"/>
-          </w:rPr>
-          <w:rPr>
-            <w:color w:val="0000EE"/>
-            <w:u w:val="single"/>
-          </w:rPr>
-          <w:t>16–26</w:t>
-        </w:r>
-      </w:hyperlink>
+      <w:r>
+        <w:rPr>
+          <w:lang w:val="pt_PT" w:bidi="pt_PT"/>
+        </w:rPr>
+        <w:t>16–26</w:t>
+      </w:r>
       <w:r>
         <w:rPr>
           <w:lang w:val="pt_PT" w:bidi="pt_PT"/>
         </w:rPr>
         <w:t xml:space="preserve">; </w:t>
       </w:r>
-      <w:hyperlink r:id="rId39">
-        <w:r>
-          <w:rPr>
-            <w:lang w:val="pt_PT" w:bidi="pt_PT"/>
-          </w:rPr>
-          <w:rPr>
-            <w:color w:val="0000EE"/>
-            <w:u w:val="single"/>
-          </w:rPr>
-          <w:t>Ef 1.13–14</w:t>
-        </w:r>
-      </w:hyperlink>
+      <w:r>
+        <w:rPr>
+          <w:lang w:val="pt_PT" w:bidi="pt_PT"/>
+        </w:rPr>
+        <w:t>Ef 1.13–14</w:t>
+      </w:r>
       <w:r>
         <w:rPr>
           <w:lang w:val="pt_PT" w:bidi="pt_PT"/>
         </w:rPr>
         <w:t xml:space="preserve">). • que é a garantia: é um termo comercial para um depósito ou pagamento inicial, garantindo a posse total (veja </w:t>
       </w:r>
-      <w:hyperlink r:id="rId40">
-        <w:r>
-          <w:rPr>
-            <w:lang w:val="pt_PT" w:bidi="pt_PT"/>
-          </w:rPr>
-          <w:rPr>
-            <w:color w:val="0000EE"/>
-            <w:u w:val="single"/>
-          </w:rPr>
-          <w:t>2Co 5.5</w:t>
-        </w:r>
-      </w:hyperlink>
+      <w:r>
+        <w:rPr>
+          <w:lang w:val="pt_PT" w:bidi="pt_PT"/>
+        </w:rPr>
+        <w:t>2Co 5.5</w:t>
+      </w:r>
       <w:r>
         <w:rPr>
           <w:lang w:val="pt_PT" w:bidi="pt_PT"/>
         </w:rPr>
         <w:t xml:space="preserve">; </w:t>
       </w:r>
-      <w:hyperlink r:id="rId41">
-        <w:r>
-          <w:rPr>
-            <w:lang w:val="pt_PT" w:bidi="pt_PT"/>
-          </w:rPr>
-          <w:rPr>
-            <w:color w:val="0000EE"/>
-            <w:u w:val="single"/>
-          </w:rPr>
-          <w:t>Ef 1.14</w:t>
-        </w:r>
-      </w:hyperlink>
+      <w:r>
+        <w:rPr>
+          <w:lang w:val="pt_PT" w:bidi="pt_PT"/>
+        </w:rPr>
+        <w:t>Ef 1.14</w:t>
+      </w:r>
       <w:r>
         <w:rPr>
           <w:lang w:val="pt_PT" w:bidi="pt_PT"/>
@@ -1619,180 +1439,120 @@
         </w:rPr>
         <w:t xml:space="preserve">Deus como minha testemunha: Este juramento leve indica que ele está dizendo a verdade (veja </w:t>
       </w:r>
-      <w:hyperlink r:id="rId42">
-        <w:r>
-          <w:rPr>
-            <w:lang w:val="pt_PT" w:bidi="pt_PT"/>
-          </w:rPr>
-          <w:rPr>
-            <w:color w:val="0000EE"/>
-            <w:u w:val="single"/>
-          </w:rPr>
-          <w:t>1Sm 12.5</w:t>
-        </w:r>
-      </w:hyperlink>
+      <w:r>
+        <w:rPr>
+          <w:lang w:val="pt_PT" w:bidi="pt_PT"/>
+        </w:rPr>
+        <w:t>1Sm 12.5</w:t>
+      </w:r>
       <w:r>
         <w:rPr>
           <w:lang w:val="pt_PT" w:bidi="pt_PT"/>
         </w:rPr>
         <w:t xml:space="preserve">; </w:t>
       </w:r>
-      <w:hyperlink r:id="rId43">
-        <w:r>
-          <w:rPr>
-            <w:lang w:val="pt_PT" w:bidi="pt_PT"/>
-          </w:rPr>
-          <w:rPr>
-            <w:color w:val="0000EE"/>
-            <w:u w:val="single"/>
-          </w:rPr>
-          <w:t>20.12</w:t>
-        </w:r>
-      </w:hyperlink>
+      <w:r>
+        <w:rPr>
+          <w:lang w:val="pt_PT" w:bidi="pt_PT"/>
+        </w:rPr>
+        <w:t>20.12</w:t>
+      </w:r>
       <w:r>
         <w:rPr>
           <w:lang w:val="pt_PT" w:bidi="pt_PT"/>
         </w:rPr>
         <w:t xml:space="preserve">; </w:t>
       </w:r>
-      <w:hyperlink r:id="rId44">
-        <w:r>
-          <w:rPr>
-            <w:lang w:val="pt_PT" w:bidi="pt_PT"/>
-          </w:rPr>
-          <w:rPr>
-            <w:color w:val="0000EE"/>
-            <w:u w:val="single"/>
-          </w:rPr>
-          <w:t>Jó 16.19</w:t>
-        </w:r>
-      </w:hyperlink>
+      <w:r>
+        <w:rPr>
+          <w:lang w:val="pt_PT" w:bidi="pt_PT"/>
+        </w:rPr>
+        <w:t>Jó 16.19</w:t>
+      </w:r>
       <w:r>
         <w:rPr>
           <w:lang w:val="pt_PT" w:bidi="pt_PT"/>
         </w:rPr>
         <w:t xml:space="preserve">; cp. </w:t>
       </w:r>
-      <w:hyperlink r:id="rId45">
-        <w:r>
-          <w:rPr>
-            <w:lang w:val="pt_PT" w:bidi="pt_PT"/>
-          </w:rPr>
-          <w:rPr>
-            <w:color w:val="0000EE"/>
-            <w:u w:val="single"/>
-          </w:rPr>
-          <w:t>Rt 1.17</w:t>
-        </w:r>
-      </w:hyperlink>
+      <w:r>
+        <w:rPr>
+          <w:lang w:val="pt_PT" w:bidi="pt_PT"/>
+        </w:rPr>
+        <w:t>Rt 1.17</w:t>
+      </w:r>
       <w:r>
         <w:rPr>
           <w:lang w:val="pt_PT" w:bidi="pt_PT"/>
         </w:rPr>
         <w:t xml:space="preserve">; </w:t>
       </w:r>
-      <w:hyperlink r:id="rId46">
-        <w:r>
-          <w:rPr>
-            <w:lang w:val="pt_PT" w:bidi="pt_PT"/>
-          </w:rPr>
-          <w:rPr>
-            <w:color w:val="0000EE"/>
-            <w:u w:val="single"/>
-          </w:rPr>
-          <w:t>1Sm 14.44</w:t>
-        </w:r>
-      </w:hyperlink>
+      <w:r>
+        <w:rPr>
+          <w:lang w:val="pt_PT" w:bidi="pt_PT"/>
+        </w:rPr>
+        <w:t>1Sm 14.44</w:t>
+      </w:r>
       <w:r>
         <w:rPr>
           <w:lang w:val="pt_PT" w:bidi="pt_PT"/>
         </w:rPr>
         <w:t xml:space="preserve">; </w:t>
       </w:r>
-      <w:hyperlink r:id="rId47">
-        <w:r>
-          <w:rPr>
-            <w:lang w:val="pt_PT" w:bidi="pt_PT"/>
-          </w:rPr>
-          <w:rPr>
-            <w:color w:val="0000EE"/>
-            <w:u w:val="single"/>
-          </w:rPr>
-          <w:t>2Sm 3.35</w:t>
-        </w:r>
-      </w:hyperlink>
+      <w:r>
+        <w:rPr>
+          <w:lang w:val="pt_PT" w:bidi="pt_PT"/>
+        </w:rPr>
+        <w:t>2Sm 3.35</w:t>
+      </w:r>
       <w:r>
         <w:rPr>
           <w:lang w:val="pt_PT" w:bidi="pt_PT"/>
         </w:rPr>
         <w:t xml:space="preserve">; </w:t>
       </w:r>
-      <w:hyperlink r:id="rId48">
-        <w:r>
-          <w:rPr>
-            <w:lang w:val="pt_PT" w:bidi="pt_PT"/>
-          </w:rPr>
-          <w:rPr>
-            <w:color w:val="0000EE"/>
-            <w:u w:val="single"/>
-          </w:rPr>
-          <w:t>1Rs 2.23</w:t>
-        </w:r>
-      </w:hyperlink>
+      <w:r>
+        <w:rPr>
+          <w:lang w:val="pt_PT" w:bidi="pt_PT"/>
+        </w:rPr>
+        <w:t>1Rs 2.23</w:t>
+      </w:r>
       <w:r>
         <w:rPr>
           <w:lang w:val="pt_PT" w:bidi="pt_PT"/>
         </w:rPr>
         <w:t xml:space="preserve">; </w:t>
       </w:r>
-      <w:hyperlink r:id="rId49">
-        <w:r>
-          <w:rPr>
-            <w:lang w:val="pt_PT" w:bidi="pt_PT"/>
-          </w:rPr>
-          <w:rPr>
-            <w:color w:val="0000EE"/>
-            <w:u w:val="single"/>
-          </w:rPr>
-          <w:t>Jr 42.5</w:t>
-        </w:r>
-      </w:hyperlink>
+      <w:r>
+        <w:rPr>
+          <w:lang w:val="pt_PT" w:bidi="pt_PT"/>
+        </w:rPr>
+        <w:t>Jr 42.5</w:t>
+      </w:r>
       <w:r>
         <w:rPr>
           <w:lang w:val="pt_PT" w:bidi="pt_PT"/>
         </w:rPr>
         <w:t>). A verdadeira razão para a mudança de planos de viagem de Paulo foi poupá-los de uma repreensão severa (</w:t>
       </w:r>
-      <w:hyperlink r:id="rId50">
-        <w:r>
-          <w:rPr>
-            <w:lang w:val="pt_PT" w:bidi="pt_PT"/>
-          </w:rPr>
-          <w:rPr>
-            <w:color w:val="0000EE"/>
-            <w:u w:val="single"/>
-          </w:rPr>
-          <w:t>2Co 1.23</w:t>
-        </w:r>
-      </w:hyperlink>
+      <w:r>
+        <w:rPr>
+          <w:lang w:val="pt_PT" w:bidi="pt_PT"/>
+        </w:rPr>
+        <w:t>2Co 1.23</w:t>
+      </w:r>
       <w:r>
         <w:rPr>
           <w:lang w:val="pt_PT" w:bidi="pt_PT"/>
         </w:rPr>
         <w:t>) e não infligir outra visita dolorosa a eles (</w:t>
       </w:r>
-      <w:hyperlink r:id="rId51">
-        <w:r>
-          <w:rPr>
-            <w:lang w:val="pt_PT" w:bidi="pt_PT"/>
-          </w:rPr>
-          <w:rPr>
-            <w:color w:val="0000EE"/>
-            <w:u w:val="single"/>
-          </w:rPr>
-          <w:t>2.1</w:t>
-        </w:r>
-      </w:hyperlink>
+      <w:r>
+        <w:rPr>
+          <w:lang w:val="pt_PT" w:bidi="pt_PT"/>
+        </w:rPr>
+        <w:t>2.1</w:t>
+      </w:r>
       <w:r>
         <w:rPr>
           <w:lang w:val="pt_PT" w:bidi="pt_PT"/>
@@ -1847,54 +1607,36 @@
         </w:rPr>
         <w:t xml:space="preserve">A visita anterior de Paulo foi muito dolorosa e lhe causou grande angústia. Esta visita não está registrada em Atos; aparentemente ocorreu durante o ministério de três anos de Paulo em Éfeso (veja </w:t>
       </w:r>
-      <w:hyperlink r:id="rId52">
-        <w:r>
-          <w:rPr>
-            <w:lang w:val="pt_PT" w:bidi="pt_PT"/>
-          </w:rPr>
-          <w:rPr>
-            <w:color w:val="0000EE"/>
-            <w:u w:val="single"/>
-          </w:rPr>
-          <w:t>At 19.8–22</w:t>
-        </w:r>
-      </w:hyperlink>
+      <w:r>
+        <w:rPr>
+          <w:lang w:val="pt_PT" w:bidi="pt_PT"/>
+        </w:rPr>
+        <w:t>At 19.8–22</w:t>
+      </w:r>
       <w:r>
         <w:rPr>
           <w:lang w:val="pt_PT" w:bidi="pt_PT"/>
         </w:rPr>
         <w:t>). Durante essa visita, Paulo repreendeu severamente a igreja (</w:t>
       </w:r>
-      <w:hyperlink r:id="rId50">
-        <w:r>
-          <w:rPr>
-            <w:lang w:val="pt_PT" w:bidi="pt_PT"/>
-          </w:rPr>
-          <w:rPr>
-            <w:color w:val="0000EE"/>
-            <w:u w:val="single"/>
-          </w:rPr>
-          <w:t>2Co 1.23</w:t>
-        </w:r>
-      </w:hyperlink>
+      <w:r>
+        <w:rPr>
+          <w:lang w:val="pt_PT" w:bidi="pt_PT"/>
+        </w:rPr>
+        <w:t>2Co 1.23</w:t>
+      </w:r>
       <w:r>
         <w:rPr>
           <w:lang w:val="pt_PT" w:bidi="pt_PT"/>
         </w:rPr>
         <w:t>) e foi insultado por um homem não identificado (</w:t>
       </w:r>
-      <w:hyperlink r:id="rId53">
-        <w:r>
-          <w:rPr>
-            <w:lang w:val="pt_PT" w:bidi="pt_PT"/>
-          </w:rPr>
-          <w:rPr>
-            <w:color w:val="0000EE"/>
-            <w:u w:val="single"/>
-          </w:rPr>
-          <w:t>2.5–11</w:t>
-        </w:r>
-      </w:hyperlink>
+      <w:r>
+        <w:rPr>
+          <w:lang w:val="pt_PT" w:bidi="pt_PT"/>
+        </w:rPr>
+        <w:t>2.5–11</w:t>
+      </w:r>
       <w:r>
         <w:rPr>
           <w:lang w:val="pt_PT" w:bidi="pt_PT"/>
@@ -1949,36 +1691,24 @@
         </w:rPr>
         <w:t>Após sua visita dolorosa (</w:t>
       </w:r>
-      <w:hyperlink r:id="rId51">
-        <w:r>
-          <w:rPr>
-            <w:lang w:val="pt_PT" w:bidi="pt_PT"/>
-          </w:rPr>
-          <w:rPr>
-            <w:color w:val="0000EE"/>
-            <w:u w:val="single"/>
-          </w:rPr>
-          <w:t>2.1</w:t>
-        </w:r>
-      </w:hyperlink>
+      <w:r>
+        <w:rPr>
+          <w:lang w:val="pt_PT" w:bidi="pt_PT"/>
+        </w:rPr>
+        <w:t>2.1</w:t>
+      </w:r>
       <w:r>
         <w:rPr>
           <w:lang w:val="pt_PT" w:bidi="pt_PT"/>
         </w:rPr>
         <w:t xml:space="preserve">), Paulo escreveu uma carta com grande angústia e muitas lágrimas, destinada ao bem dos coríntios. Essa carta (veja também </w:t>
       </w:r>
-      <w:hyperlink r:id="rId54">
-        <w:r>
-          <w:rPr>
-            <w:lang w:val="pt_PT" w:bidi="pt_PT"/>
-          </w:rPr>
-          <w:rPr>
-            <w:color w:val="0000EE"/>
-            <w:u w:val="single"/>
-          </w:rPr>
-          <w:t>7.8–10</w:t>
-        </w:r>
-      </w:hyperlink>
+      <w:r>
+        <w:rPr>
+          <w:lang w:val="pt_PT" w:bidi="pt_PT"/>
+        </w:rPr>
+        <w:t>7.8–10</w:t>
+      </w:r>
       <w:r>
         <w:rPr>
           <w:lang w:val="pt_PT" w:bidi="pt_PT"/>
@@ -2033,18 +1763,12 @@
         </w:rPr>
         <w:t>Esses versículos são o resultado da visita anterior de Paulo e do insulto que ele recebeu. Após a carta severa, mas chorosa de Paulo, a igreja condenou o comportamento do homem que causou todo o problema e o disciplinou (</w:t>
       </w:r>
-      <w:hyperlink r:id="rId55">
-        <w:r>
-          <w:rPr>
-            <w:lang w:val="pt_PT" w:bidi="pt_PT"/>
-          </w:rPr>
-          <w:rPr>
-            <w:color w:val="0000EE"/>
-            <w:u w:val="single"/>
-          </w:rPr>
-          <w:t>2.6</w:t>
-        </w:r>
-      </w:hyperlink>
+      <w:r>
+        <w:rPr>
+          <w:lang w:val="pt_PT" w:bidi="pt_PT"/>
+        </w:rPr>
+        <w:t>2.6</w:t>
+      </w:r>
       <w:r>
         <w:rPr>
           <w:lang w:val="pt_PT" w:bidi="pt_PT"/>
@@ -2112,54 +1836,36 @@
         </w:rPr>
         <w:t xml:space="preserve">Se praticarmos o perdão, como Paulo fez, Satanás não nos enganará, fazendo-nos ser ou muito indulgentes com o pecado ou muito rigorosos ao punir os infratores. • familiarizados com seus esquemas malignos: Cp. </w:t>
       </w:r>
-      <w:hyperlink r:id="rId56">
-        <w:r>
-          <w:rPr>
-            <w:lang w:val="pt_PT" w:bidi="pt_PT"/>
-          </w:rPr>
-          <w:rPr>
-            <w:color w:val="0000EE"/>
-            <w:u w:val="single"/>
-          </w:rPr>
-          <w:t>11.3</w:t>
-        </w:r>
-      </w:hyperlink>
+      <w:r>
+        <w:rPr>
+          <w:lang w:val="pt_PT" w:bidi="pt_PT"/>
+        </w:rPr>
+        <w:t>11.3</w:t>
+      </w:r>
       <w:r>
         <w:rPr>
           <w:lang w:val="pt_PT" w:bidi="pt_PT"/>
         </w:rPr>
         <w:t>,</w:t>
       </w:r>
-      <w:hyperlink r:id="rId57">
-        <w:r>
-          <w:rPr>
-            <w:lang w:val="pt_PT" w:bidi="pt_PT"/>
-          </w:rPr>
-          <w:rPr>
-            <w:color w:val="0000EE"/>
-            <w:u w:val="single"/>
-          </w:rPr>
-          <w:t>14</w:t>
-        </w:r>
-      </w:hyperlink>
+      <w:r>
+        <w:rPr>
+          <w:lang w:val="pt_PT" w:bidi="pt_PT"/>
+        </w:rPr>
+        <w:t>14</w:t>
+      </w:r>
       <w:r>
         <w:rPr>
           <w:lang w:val="pt_PT" w:bidi="pt_PT"/>
         </w:rPr>
         <w:t xml:space="preserve">; </w:t>
       </w:r>
-      <w:hyperlink r:id="rId58">
-        <w:r>
-          <w:rPr>
-            <w:lang w:val="pt_PT" w:bidi="pt_PT"/>
-          </w:rPr>
-          <w:rPr>
-            <w:color w:val="0000EE"/>
-            <w:u w:val="single"/>
-          </w:rPr>
-          <w:t>Ef 6.11</w:t>
-        </w:r>
-      </w:hyperlink>
+      <w:r>
+        <w:rPr>
+          <w:lang w:val="pt_PT" w:bidi="pt_PT"/>
+        </w:rPr>
+        <w:t>Ef 6.11</w:t>
+      </w:r>
       <w:r>
         <w:rPr>
           <w:lang w:val="pt_PT" w:bidi="pt_PT"/>
@@ -2214,54 +1920,36 @@
         </w:rPr>
         <w:t>Após o tumulto em Éfeso (</w:t>
       </w:r>
-      <w:hyperlink r:id="rId59">
-        <w:r>
-          <w:rPr>
-            <w:lang w:val="pt_PT" w:bidi="pt_PT"/>
-          </w:rPr>
-          <w:rPr>
-            <w:color w:val="0000EE"/>
-            <w:u w:val="single"/>
-          </w:rPr>
-          <w:t>At 19.1–20.1</w:t>
-        </w:r>
-      </w:hyperlink>
+      <w:r>
+        <w:rPr>
+          <w:lang w:val="pt_PT" w:bidi="pt_PT"/>
+        </w:rPr>
+        <w:t>At 19.1–20.1</w:t>
+      </w:r>
       <w:r>
         <w:rPr>
           <w:lang w:val="pt_PT" w:bidi="pt_PT"/>
         </w:rPr>
         <w:t>), Paulo foi para o porto de Troas (</w:t>
       </w:r>
-      <w:hyperlink r:id="rId60">
-        <w:r>
-          <w:rPr>
-            <w:lang w:val="pt_PT" w:bidi="pt_PT"/>
-          </w:rPr>
-          <w:rPr>
-            <w:color w:val="0000EE"/>
-            <w:u w:val="single"/>
-          </w:rPr>
-          <w:t>At 20.5</w:t>
-        </w:r>
-      </w:hyperlink>
+      <w:r>
+        <w:rPr>
+          <w:lang w:val="pt_PT" w:bidi="pt_PT"/>
+        </w:rPr>
+        <w:t>At 20.5</w:t>
+      </w:r>
       <w:r>
         <w:rPr>
           <w:lang w:val="pt_PT" w:bidi="pt_PT"/>
         </w:rPr>
         <w:t>). Ele estava ansioso para receber notícias de Tito sobre o resultado da carta severa, mas cheia de lágrimas (</w:t>
       </w:r>
-      <w:hyperlink r:id="rId61">
-        <w:r>
-          <w:rPr>
-            <w:lang w:val="pt_PT" w:bidi="pt_PT"/>
-          </w:rPr>
-          <w:rPr>
-            <w:color w:val="0000EE"/>
-            <w:u w:val="single"/>
-          </w:rPr>
-          <w:t>2Co 2.4</w:t>
-        </w:r>
-      </w:hyperlink>
+      <w:r>
+        <w:rPr>
+          <w:lang w:val="pt_PT" w:bidi="pt_PT"/>
+        </w:rPr>
+        <w:t>2Co 2.4</w:t>
+      </w:r>
       <w:r>
         <w:rPr>
           <w:lang w:val="pt_PT" w:bidi="pt_PT"/>
@@ -2316,72 +2004,48 @@
         </w:rPr>
         <w:t xml:space="preserve">Como cativos na marcha de celebração de um general romano, Paulo estava na procissão triunfal de Cristo (cf. </w:t>
       </w:r>
-      <w:hyperlink r:id="rId62">
-        <w:r>
-          <w:rPr>
-            <w:lang w:val="pt_PT" w:bidi="pt_PT"/>
-          </w:rPr>
-          <w:rPr>
-            <w:color w:val="0000EE"/>
-            <w:u w:val="single"/>
-          </w:rPr>
-          <w:t>1Co 4.9</w:t>
-        </w:r>
-      </w:hyperlink>
+      <w:r>
+        <w:rPr>
+          <w:lang w:val="pt_PT" w:bidi="pt_PT"/>
+        </w:rPr>
+        <w:t>1Co 4.9</w:t>
+      </w:r>
       <w:r>
         <w:rPr>
           <w:lang w:val="pt_PT" w:bidi="pt_PT"/>
         </w:rPr>
         <w:t xml:space="preserve">; </w:t>
       </w:r>
-      <w:hyperlink r:id="rId63">
-        <w:r>
-          <w:rPr>
-            <w:lang w:val="pt_PT" w:bidi="pt_PT"/>
-          </w:rPr>
-          <w:rPr>
-            <w:color w:val="0000EE"/>
-            <w:u w:val="single"/>
-          </w:rPr>
-          <w:t>Ef 4.7–11</w:t>
-        </w:r>
-      </w:hyperlink>
+      <w:r>
+        <w:rPr>
+          <w:lang w:val="pt_PT" w:bidi="pt_PT"/>
+        </w:rPr>
+        <w:t>Ef 4.7–11</w:t>
+      </w:r>
       <w:r>
         <w:rPr>
           <w:lang w:val="pt_PT" w:bidi="pt_PT"/>
         </w:rPr>
         <w:t xml:space="preserve">), carregando as marcas de servidão voluntária (veja </w:t>
       </w:r>
-      <w:hyperlink r:id="rId64">
-        <w:r>
-          <w:rPr>
-            <w:lang w:val="pt_PT" w:bidi="pt_PT"/>
-          </w:rPr>
-          <w:rPr>
-            <w:color w:val="0000EE"/>
-            <w:u w:val="single"/>
-          </w:rPr>
-          <w:t>Rm 1.1</w:t>
-        </w:r>
-      </w:hyperlink>
+      <w:r>
+        <w:rPr>
+          <w:lang w:val="pt_PT" w:bidi="pt_PT"/>
+        </w:rPr>
+        <w:t>Rm 1.1</w:t>
+      </w:r>
       <w:r>
         <w:rPr>
           <w:lang w:val="pt_PT" w:bidi="pt_PT"/>
         </w:rPr>
         <w:t xml:space="preserve">; </w:t>
       </w:r>
-      <w:hyperlink r:id="rId65">
-        <w:r>
-          <w:rPr>
-            <w:lang w:val="pt_PT" w:bidi="pt_PT"/>
-          </w:rPr>
-          <w:rPr>
-            <w:color w:val="0000EE"/>
-            <w:u w:val="single"/>
-          </w:rPr>
-          <w:t>Gl 6.17</w:t>
-        </w:r>
-      </w:hyperlink>
+      <w:r>
+        <w:rPr>
+          <w:lang w:val="pt_PT" w:bidi="pt_PT"/>
+        </w:rPr>
+        <w:t>Gl 6.17</w:t>
+      </w:r>
       <w:r>
         <w:rPr>
           <w:lang w:val="pt_PT" w:bidi="pt_PT"/>
@@ -2436,18 +2100,12 @@
         </w:rPr>
         <w:t xml:space="preserve">Neste ponto, a história sobre encontrar Tito é interrompida e não será retomada até </w:t>
       </w:r>
-      <w:hyperlink r:id="rId66">
-        <w:r>
-          <w:rPr>
-            <w:lang w:val="pt_PT" w:bidi="pt_PT"/>
-          </w:rPr>
-          <w:rPr>
-            <w:color w:val="0000EE"/>
-            <w:u w:val="single"/>
-          </w:rPr>
-          <w:t>7.5</w:t>
-        </w:r>
-      </w:hyperlink>
+      <w:r>
+        <w:rPr>
+          <w:lang w:val="pt_PT" w:bidi="pt_PT"/>
+        </w:rPr>
+        <w:t>7.5</w:t>
+      </w:r>
       <w:r>
         <w:rPr>
           <w:lang w:val="pt_PT" w:bidi="pt_PT"/>
@@ -2502,18 +2160,12 @@
         </w:rPr>
         <w:t xml:space="preserve">O incenso era espalhado ao longo da rota do desfile de um general romano vitorioso e era percebido de duas maneiras. Para os cativos, que estavam a caminho da arena e da morte, era um cheiro terrível de morte e desgraça. Para os vencedores, era um perfume que dava vida. Assim é com as vidas daqueles que proclamam as boas-novas, que ou conduzem à vida eterna ou selam o destino da pessoa que as rejeita (cf. </w:t>
       </w:r>
-      <w:hyperlink r:id="rId67">
-        <w:r>
-          <w:rPr>
-            <w:lang w:val="pt_PT" w:bidi="pt_PT"/>
-          </w:rPr>
-          <w:rPr>
-            <w:color w:val="0000EE"/>
-            <w:u w:val="single"/>
-          </w:rPr>
-          <w:t>1Co 1.18</w:t>
-        </w:r>
-      </w:hyperlink>
+      <w:r>
+        <w:rPr>
+          <w:lang w:val="pt_PT" w:bidi="pt_PT"/>
+        </w:rPr>
+        <w:t>1Co 1.18</w:t>
+      </w:r>
       <w:r>
         <w:rPr>
           <w:lang w:val="pt_PT" w:bidi="pt_PT"/>
@@ -2568,54 +2220,36 @@
         </w:rPr>
         <w:t xml:space="preserve">Paulo contrasta seu serviço com o de seus oponentes. • Eles pregam por lucro pessoal e adulteram a verdade, como comerciantes nos dias de Paulo que ofereciam produtos de má qualidade, ou donos de pensões que diluíam o vinho. Em contraste, Paulo pregava com sinceridade e com a autoridade de Cristo (cp. </w:t>
       </w:r>
-      <w:hyperlink r:id="rId68">
-        <w:r>
-          <w:rPr>
-            <w:lang w:val="pt_PT" w:bidi="pt_PT"/>
-          </w:rPr>
-          <w:rPr>
-            <w:color w:val="0000EE"/>
-            <w:u w:val="single"/>
-          </w:rPr>
-          <w:t>1.12</w:t>
-        </w:r>
-      </w:hyperlink>
+      <w:r>
+        <w:rPr>
+          <w:lang w:val="pt_PT" w:bidi="pt_PT"/>
+        </w:rPr>
+        <w:t>1.12</w:t>
+      </w:r>
       <w:r>
         <w:rPr>
           <w:lang w:val="pt_PT" w:bidi="pt_PT"/>
         </w:rPr>
         <w:t xml:space="preserve">; </w:t>
       </w:r>
-      <w:hyperlink r:id="rId69">
-        <w:r>
-          <w:rPr>
-            <w:lang w:val="pt_PT" w:bidi="pt_PT"/>
-          </w:rPr>
-          <w:rPr>
-            <w:color w:val="0000EE"/>
-            <w:u w:val="single"/>
-          </w:rPr>
-          <w:t>4.2</w:t>
-        </w:r>
-      </w:hyperlink>
+      <w:r>
+        <w:rPr>
+          <w:lang w:val="pt_PT" w:bidi="pt_PT"/>
+        </w:rPr>
+        <w:t>4.2</w:t>
+      </w:r>
       <w:r>
         <w:rPr>
           <w:lang w:val="pt_PT" w:bidi="pt_PT"/>
         </w:rPr>
         <w:t xml:space="preserve">). A negação de Paulo de motivos mercenários ressurge em </w:t>
       </w:r>
-      <w:hyperlink r:id="rId70">
-        <w:r>
-          <w:rPr>
-            <w:lang w:val="pt_PT" w:bidi="pt_PT"/>
-          </w:rPr>
-          <w:rPr>
-            <w:color w:val="0000EE"/>
-            <w:u w:val="single"/>
-          </w:rPr>
-          <w:t>11.1–12.21</w:t>
-        </w:r>
-      </w:hyperlink>
+      <w:r>
+        <w:rPr>
+          <w:lang w:val="pt_PT" w:bidi="pt_PT"/>
+        </w:rPr>
+        <w:t>11.1–12.21</w:t>
+      </w:r>
       <w:r>
         <w:rPr>
           <w:lang w:val="pt_PT" w:bidi="pt_PT"/>
@@ -2670,36 +2304,24 @@
         </w:rPr>
         <w:t xml:space="preserve">O ministério de Paulo foi validado pelas vidas daqueles que foram transformados pelas boas-novas, em vez de por uma carta de recomendação (cf. </w:t>
       </w:r>
-      <w:hyperlink r:id="rId71">
-        <w:r>
-          <w:rPr>
-            <w:lang w:val="pt_PT" w:bidi="pt_PT"/>
-          </w:rPr>
-          <w:rPr>
-            <w:color w:val="0000EE"/>
-            <w:u w:val="single"/>
-          </w:rPr>
-          <w:t>At 18.27</w:t>
-        </w:r>
-      </w:hyperlink>
+      <w:r>
+        <w:rPr>
+          <w:lang w:val="pt_PT" w:bidi="pt_PT"/>
+        </w:rPr>
+        <w:t>At 18.27</w:t>
+      </w:r>
       <w:r>
         <w:rPr>
           <w:lang w:val="pt_PT" w:bidi="pt_PT"/>
         </w:rPr>
         <w:t>). Cristo, o autor dessa transformação, usou Paulo para conduzir os crentes a ele. As marcas de genuinidade não estão em cartas escritas... com caneta e tinta em pergaminho, mas no fruto do Espírito (</w:t>
       </w:r>
-      <w:hyperlink r:id="rId72">
-        <w:r>
-          <w:rPr>
-            <w:lang w:val="pt_PT" w:bidi="pt_PT"/>
-          </w:rPr>
-          <w:rPr>
-            <w:color w:val="0000EE"/>
-            <w:u w:val="single"/>
-          </w:rPr>
-          <w:t>Gl 5.22–23</w:t>
-        </w:r>
-      </w:hyperlink>
+      <w:r>
+        <w:rPr>
+          <w:lang w:val="pt_PT" w:bidi="pt_PT"/>
+        </w:rPr>
+        <w:t>Gl 5.22–23</w:t>
+      </w:r>
       <w:r>
         <w:rPr>
           <w:lang w:val="pt_PT" w:bidi="pt_PT"/>
@@ -2754,36 +2376,24 @@
         </w:rPr>
         <w:t>A antiga aliança escrita é a lei mosaica interpretada pelos rabinos judeus. Ela resulta em morte para aqueles que a veem como um caminho de salvação. A lei é boa (</w:t>
       </w:r>
-      <w:hyperlink r:id="rId73">
-        <w:r>
-          <w:rPr>
-            <w:lang w:val="pt_PT" w:bidi="pt_PT"/>
-          </w:rPr>
-          <w:rPr>
-            <w:color w:val="0000EE"/>
-            <w:u w:val="single"/>
-          </w:rPr>
-          <w:t>Rm 7.12–14</w:t>
-        </w:r>
-      </w:hyperlink>
+      <w:r>
+        <w:rPr>
+          <w:lang w:val="pt_PT" w:bidi="pt_PT"/>
+        </w:rPr>
+        <w:t>Rm 7.12–14</w:t>
+      </w:r>
       <w:r>
         <w:rPr>
           <w:lang w:val="pt_PT" w:bidi="pt_PT"/>
         </w:rPr>
         <w:t>), mas aqueles que a usam para obter mérito falham. Ela leva à transgressão ou ao orgulho; de qualquer forma, a lei traz condenação (</w:t>
       </w:r>
-      <w:hyperlink r:id="rId74">
-        <w:r>
-          <w:rPr>
-            <w:lang w:val="pt_PT" w:bidi="pt_PT"/>
-          </w:rPr>
-          <w:rPr>
-            <w:color w:val="0000EE"/>
-            <w:u w:val="single"/>
-          </w:rPr>
-          <w:t>2Co 3.9</w:t>
-        </w:r>
-      </w:hyperlink>
+      <w:r>
+        <w:rPr>
+          <w:lang w:val="pt_PT" w:bidi="pt_PT"/>
+        </w:rPr>
+        <w:t>2Co 3.9</w:t>
+      </w:r>
       <w:r>
         <w:rPr>
           <w:lang w:val="pt_PT" w:bidi="pt_PT"/>
@@ -2838,36 +2448,24 @@
         </w:rPr>
         <w:t>O contraste entre o ministério de Paulo e os ministérios dos outros leva Paulo a comparar a antiga aliança de leis escritas (</w:t>
       </w:r>
-      <w:hyperlink r:id="rId75">
-        <w:r>
-          <w:rPr>
-            <w:lang w:val="pt_PT" w:bidi="pt_PT"/>
-          </w:rPr>
-          <w:rPr>
-            <w:color w:val="0000EE"/>
-            <w:u w:val="single"/>
-          </w:rPr>
-          <w:t>Êx 31.18</w:t>
-        </w:r>
-      </w:hyperlink>
+      <w:r>
+        <w:rPr>
+          <w:lang w:val="pt_PT" w:bidi="pt_PT"/>
+        </w:rPr>
+        <w:t>Êx 31.18</w:t>
+      </w:r>
       <w:r>
         <w:rPr>
           <w:lang w:val="pt_PT" w:bidi="pt_PT"/>
         </w:rPr>
         <w:t>) com a nova aliança escrita nos corações humanos (</w:t>
       </w:r>
-      <w:hyperlink r:id="rId76">
-        <w:r>
-          <w:rPr>
-            <w:lang w:val="pt_PT" w:bidi="pt_PT"/>
-          </w:rPr>
-          <w:rPr>
-            <w:color w:val="0000EE"/>
-            <w:u w:val="single"/>
-          </w:rPr>
-          <w:t>Jr 31.33</w:t>
-        </w:r>
-      </w:hyperlink>
+      <w:r>
+        <w:rPr>
+          <w:lang w:val="pt_PT" w:bidi="pt_PT"/>
+        </w:rPr>
+        <w:t>Jr 31.33</w:t>
+      </w:r>
       <w:r>
         <w:rPr>
           <w:lang w:val="pt_PT" w:bidi="pt_PT"/>
@@ -2935,18 +2533,12 @@
         </w:rPr>
         <w:t xml:space="preserve"> como quando o rosto de Moisés resplandeceu devido à sua comunhão com o Senhor (</w:t>
       </w:r>
-      <w:hyperlink r:id="rId77">
-        <w:r>
-          <w:rPr>
-            <w:lang w:val="pt_PT" w:bidi="pt_PT"/>
-          </w:rPr>
-          <w:rPr>
-            <w:color w:val="0000EE"/>
-            <w:u w:val="single"/>
-          </w:rPr>
-          <w:t>Êx 34.29–35</w:t>
-        </w:r>
-      </w:hyperlink>
+      <w:r>
+        <w:rPr>
+          <w:lang w:val="pt_PT" w:bidi="pt_PT"/>
+        </w:rPr>
+        <w:t>Êx 34.29–35</w:t>
+      </w:r>
       <w:r>
         <w:rPr>
           <w:lang w:val="pt_PT" w:bidi="pt_PT"/>
@@ -2966,18 +2558,12 @@
         </w:rPr>
         <w:t xml:space="preserve"> que é eterno (</w:t>
       </w:r>
-      <w:hyperlink r:id="rId78">
-        <w:r>
-          <w:rPr>
-            <w:lang w:val="pt_PT" w:bidi="pt_PT"/>
-          </w:rPr>
-          <w:rPr>
-            <w:color w:val="0000EE"/>
-            <w:u w:val="single"/>
-          </w:rPr>
-          <w:t>Hb 8.8–13</w:t>
-        </w:r>
-      </w:hyperlink>
+      <w:r>
+        <w:rPr>
+          <w:lang w:val="pt_PT" w:bidi="pt_PT"/>
+        </w:rPr>
+        <w:t>Hb 8.8–13</w:t>
+      </w:r>
       <w:r>
         <w:rPr>
           <w:lang w:val="pt_PT" w:bidi="pt_PT"/>
@@ -3093,144 +2679,96 @@
         </w:rPr>
         <w:t>O crente que se volta para o Senhor tem liberdade no Espírito. Recebemos algo que Moisés nunca conheceu à medida que nos tornamos cada vez mais como Cristo (</w:t>
       </w:r>
-      <w:hyperlink r:id="rId79">
-        <w:r>
-          <w:rPr>
-            <w:lang w:val="pt_PT" w:bidi="pt_PT"/>
-          </w:rPr>
-          <w:rPr>
-            <w:color w:val="0000EE"/>
-            <w:u w:val="single"/>
-          </w:rPr>
-          <w:t>4.4</w:t>
-        </w:r>
-      </w:hyperlink>
+      <w:r>
+        <w:rPr>
+          <w:lang w:val="pt_PT" w:bidi="pt_PT"/>
+        </w:rPr>
+        <w:t>4.4</w:t>
+      </w:r>
       <w:r>
         <w:rPr>
           <w:lang w:val="pt_PT" w:bidi="pt_PT"/>
         </w:rPr>
         <w:t xml:space="preserve">; </w:t>
       </w:r>
-      <w:hyperlink r:id="rId80">
-        <w:r>
-          <w:rPr>
-            <w:lang w:val="pt_PT" w:bidi="pt_PT"/>
-          </w:rPr>
-          <w:rPr>
-            <w:color w:val="0000EE"/>
-            <w:u w:val="single"/>
-          </w:rPr>
-          <w:t>Jo 1.1–14</w:t>
-        </w:r>
-      </w:hyperlink>
+      <w:r>
+        <w:rPr>
+          <w:lang w:val="pt_PT" w:bidi="pt_PT"/>
+        </w:rPr>
+        <w:t>Jo 1.1–14</w:t>
+      </w:r>
       <w:r>
         <w:rPr>
           <w:lang w:val="pt_PT" w:bidi="pt_PT"/>
         </w:rPr>
         <w:t xml:space="preserve">; </w:t>
       </w:r>
-      <w:hyperlink r:id="rId81">
-        <w:r>
-          <w:rPr>
-            <w:lang w:val="pt_PT" w:bidi="pt_PT"/>
-          </w:rPr>
-          <w:rPr>
-            <w:color w:val="0000EE"/>
-            <w:u w:val="single"/>
-          </w:rPr>
-          <w:t>Cl 1.15</w:t>
-        </w:r>
-      </w:hyperlink>
+      <w:r>
+        <w:rPr>
+          <w:lang w:val="pt_PT" w:bidi="pt_PT"/>
+        </w:rPr>
+        <w:t>Cl 1.15</w:t>
+      </w:r>
       <w:r>
         <w:rPr>
           <w:lang w:val="pt_PT" w:bidi="pt_PT"/>
         </w:rPr>
         <w:t xml:space="preserve">; </w:t>
       </w:r>
-      <w:hyperlink r:id="rId82">
-        <w:r>
-          <w:rPr>
-            <w:lang w:val="pt_PT" w:bidi="pt_PT"/>
-          </w:rPr>
-          <w:rPr>
-            <w:color w:val="0000EE"/>
-            <w:u w:val="single"/>
-          </w:rPr>
-          <w:t>Hb 1.1–4</w:t>
-        </w:r>
-      </w:hyperlink>
+      <w:r>
+        <w:rPr>
+          <w:lang w:val="pt_PT" w:bidi="pt_PT"/>
+        </w:rPr>
+        <w:t>Hb 1.1–4</w:t>
+      </w:r>
       <w:r>
         <w:rPr>
           <w:lang w:val="pt_PT" w:bidi="pt_PT"/>
         </w:rPr>
         <w:t>) e refletimos a glória do Senhor. A glória divina nesta vida presente nos leva a sermos como Cristo na próxima vida (</w:t>
       </w:r>
-      <w:hyperlink r:id="rId83">
-        <w:r>
-          <w:rPr>
-            <w:lang w:val="pt_PT" w:bidi="pt_PT"/>
-          </w:rPr>
-          <w:rPr>
-            <w:color w:val="0000EE"/>
-            <w:u w:val="single"/>
-          </w:rPr>
-          <w:t>Rm 8.29</w:t>
-        </w:r>
-      </w:hyperlink>
+      <w:r>
+        <w:rPr>
+          <w:lang w:val="pt_PT" w:bidi="pt_PT"/>
+        </w:rPr>
+        <w:t>Rm 8.29</w:t>
+      </w:r>
       <w:r>
         <w:rPr>
           <w:lang w:val="pt_PT" w:bidi="pt_PT"/>
         </w:rPr>
         <w:t xml:space="preserve">; </w:t>
       </w:r>
-      <w:hyperlink r:id="rId84">
-        <w:r>
-          <w:rPr>
-            <w:lang w:val="pt_PT" w:bidi="pt_PT"/>
-          </w:rPr>
-          <w:rPr>
-            <w:color w:val="0000EE"/>
-            <w:u w:val="single"/>
-          </w:rPr>
-          <w:t>Gl 4.19</w:t>
-        </w:r>
-      </w:hyperlink>
+      <w:r>
+        <w:rPr>
+          <w:lang w:val="pt_PT" w:bidi="pt_PT"/>
+        </w:rPr>
+        <w:t>Gl 4.19</w:t>
+      </w:r>
       <w:r>
         <w:rPr>
           <w:lang w:val="pt_PT" w:bidi="pt_PT"/>
         </w:rPr>
         <w:t xml:space="preserve">; </w:t>
       </w:r>
-      <w:hyperlink r:id="rId85">
-        <w:r>
-          <w:rPr>
-            <w:lang w:val="pt_PT" w:bidi="pt_PT"/>
-          </w:rPr>
-          <w:rPr>
-            <w:color w:val="0000EE"/>
-            <w:u w:val="single"/>
-          </w:rPr>
-          <w:t>Fp 3.21</w:t>
-        </w:r>
-      </w:hyperlink>
+      <w:r>
+        <w:rPr>
+          <w:lang w:val="pt_PT" w:bidi="pt_PT"/>
+        </w:rPr>
+        <w:t>Fp 3.21</w:t>
+      </w:r>
       <w:r>
         <w:rPr>
           <w:lang w:val="pt_PT" w:bidi="pt_PT"/>
         </w:rPr>
         <w:t xml:space="preserve">; </w:t>
       </w:r>
-      <w:hyperlink r:id="rId86">
-        <w:r>
-          <w:rPr>
-            <w:lang w:val="pt_PT" w:bidi="pt_PT"/>
-          </w:rPr>
-          <w:rPr>
-            <w:color w:val="0000EE"/>
-            <w:u w:val="single"/>
-          </w:rPr>
-          <w:t>1Jo 3.2</w:t>
-        </w:r>
-      </w:hyperlink>
+      <w:r>
+        <w:rPr>
+          <w:lang w:val="pt_PT" w:bidi="pt_PT"/>
+        </w:rPr>
+        <w:t>1Jo 3.2</w:t>
+      </w:r>
       <w:r>
         <w:rPr>
           <w:lang w:val="pt_PT" w:bidi="pt_PT"/>
@@ -3298,36 +2836,24 @@
         </w:rPr>
         <w:t>) nos mostra a misericórdia de Deus. Paulo se sentiu privilegiado por ter o ministério de compartilhar a mensagem das boas-novas (</w:t>
       </w:r>
-      <w:hyperlink r:id="rId87">
-        <w:r>
-          <w:rPr>
-            <w:lang w:val="pt_PT" w:bidi="pt_PT"/>
-          </w:rPr>
-          <w:rPr>
-            <w:color w:val="0000EE"/>
-            <w:u w:val="single"/>
-          </w:rPr>
-          <w:t>1Co 15.9–11</w:t>
-        </w:r>
-      </w:hyperlink>
+      <w:r>
+        <w:rPr>
+          <w:lang w:val="pt_PT" w:bidi="pt_PT"/>
+        </w:rPr>
+        <w:t>1Co 15.9–11</w:t>
+      </w:r>
       <w:r>
         <w:rPr>
           <w:lang w:val="pt_PT" w:bidi="pt_PT"/>
         </w:rPr>
         <w:t xml:space="preserve">; </w:t>
       </w:r>
-      <w:hyperlink r:id="rId88">
-        <w:r>
-          <w:rPr>
-            <w:lang w:val="pt_PT" w:bidi="pt_PT"/>
-          </w:rPr>
-          <w:rPr>
-            <w:color w:val="0000EE"/>
-            <w:u w:val="single"/>
-          </w:rPr>
-          <w:t>1Tm 1.12–17</w:t>
-        </w:r>
-      </w:hyperlink>
+      <w:r>
+        <w:rPr>
+          <w:lang w:val="pt_PT" w:bidi="pt_PT"/>
+        </w:rPr>
+        <w:t>1Tm 1.12–17</w:t>
+      </w:r>
       <w:r>
         <w:rPr>
           <w:lang w:val="pt_PT" w:bidi="pt_PT"/>
@@ -3382,18 +2908,12 @@
         </w:rPr>
         <w:t>O ministério de Paulo foi marcado pela honestidade, ao contrário de alguns outros pregadores (</w:t>
       </w:r>
-      <w:hyperlink r:id="rId89">
-        <w:r>
-          <w:rPr>
-            <w:lang w:val="pt_PT" w:bidi="pt_PT"/>
-          </w:rPr>
-          <w:rPr>
-            <w:color w:val="0000EE"/>
-            <w:u w:val="single"/>
-          </w:rPr>
-          <w:t>2.17</w:t>
-        </w:r>
-      </w:hyperlink>
+      <w:r>
+        <w:rPr>
+          <w:lang w:val="pt_PT" w:bidi="pt_PT"/>
+        </w:rPr>
+        <w:t>2.17</w:t>
+      </w:r>
       <w:r>
         <w:rPr>
           <w:lang w:val="pt_PT" w:bidi="pt_PT"/>
@@ -3448,72 +2968,48 @@
         </w:rPr>
         <w:t xml:space="preserve">As boas-novas dividem as pessoas em duas categorias: aquelas que permanecem nas trevas e aquelas que são iluminadas por Deus (veja </w:t>
       </w:r>
-      <w:hyperlink r:id="rId90">
-        <w:r>
-          <w:rPr>
-            <w:lang w:val="pt_PT" w:bidi="pt_PT"/>
-          </w:rPr>
-          <w:rPr>
-            <w:color w:val="0000EE"/>
-            <w:u w:val="single"/>
-          </w:rPr>
-          <w:t>At 26.18</w:t>
-        </w:r>
-      </w:hyperlink>
+      <w:r>
+        <w:rPr>
+          <w:lang w:val="pt_PT" w:bidi="pt_PT"/>
+        </w:rPr>
+        <w:t>At 26.18</w:t>
+      </w:r>
       <w:r>
         <w:rPr>
           <w:lang w:val="pt_PT" w:bidi="pt_PT"/>
         </w:rPr>
         <w:t xml:space="preserve">, cp. </w:t>
       </w:r>
-      <w:hyperlink r:id="rId91">
-        <w:r>
-          <w:rPr>
-            <w:lang w:val="pt_PT" w:bidi="pt_PT"/>
-          </w:rPr>
-          <w:rPr>
-            <w:color w:val="0000EE"/>
-            <w:u w:val="single"/>
-          </w:rPr>
-          <w:t>Jo 3.19–21</w:t>
-        </w:r>
-      </w:hyperlink>
+      <w:r>
+        <w:rPr>
+          <w:lang w:val="pt_PT" w:bidi="pt_PT"/>
+        </w:rPr>
+        <w:t>Jo 3.19–21</w:t>
+      </w:r>
       <w:r>
         <w:rPr>
           <w:lang w:val="pt_PT" w:bidi="pt_PT"/>
         </w:rPr>
         <w:t>). A ação de Deus em trazer as pessoas para si é um movimento de um reino governado pelas trevas para a luz da presença de Deus (</w:t>
       </w:r>
-      <w:hyperlink r:id="rId92">
-        <w:r>
-          <w:rPr>
-            <w:lang w:val="pt_PT" w:bidi="pt_PT"/>
-          </w:rPr>
-          <w:rPr>
-            <w:color w:val="0000EE"/>
-            <w:u w:val="single"/>
-          </w:rPr>
-          <w:t>Cl 1.12–14</w:t>
-        </w:r>
-      </w:hyperlink>
+      <w:r>
+        <w:rPr>
+          <w:lang w:val="pt_PT" w:bidi="pt_PT"/>
+        </w:rPr>
+        <w:t>Cl 1.12–14</w:t>
+      </w:r>
       <w:r>
         <w:rPr>
           <w:lang w:val="pt_PT" w:bidi="pt_PT"/>
         </w:rPr>
         <w:t xml:space="preserve">; </w:t>
       </w:r>
-      <w:hyperlink r:id="rId93">
-        <w:r>
-          <w:rPr>
-            <w:lang w:val="pt_PT" w:bidi="pt_PT"/>
-          </w:rPr>
-          <w:rPr>
-            <w:color w:val="0000EE"/>
-            <w:u w:val="single"/>
-          </w:rPr>
-          <w:t>1Pe 2.9</w:t>
-        </w:r>
-      </w:hyperlink>
+      <w:r>
+        <w:rPr>
+          <w:lang w:val="pt_PT" w:bidi="pt_PT"/>
+        </w:rPr>
+        <w:t>1Pe 2.9</w:t>
+      </w:r>
       <w:r>
         <w:rPr>
           <w:lang w:val="pt_PT" w:bidi="pt_PT"/>
@@ -3568,54 +3064,36 @@
         </w:rPr>
         <w:t xml:space="preserve">Pregamos que Jesus Cristo é Senhor: Veja também </w:t>
       </w:r>
-      <w:hyperlink r:id="rId94">
-        <w:r>
-          <w:rPr>
-            <w:lang w:val="pt_PT" w:bidi="pt_PT"/>
-          </w:rPr>
-          <w:rPr>
-            <w:color w:val="0000EE"/>
-            <w:u w:val="single"/>
-          </w:rPr>
-          <w:t>Rm 10.9–10</w:t>
-        </w:r>
-      </w:hyperlink>
+      <w:r>
+        <w:rPr>
+          <w:lang w:val="pt_PT" w:bidi="pt_PT"/>
+        </w:rPr>
+        <w:t>Rm 10.9–10</w:t>
+      </w:r>
       <w:r>
         <w:rPr>
           <w:lang w:val="pt_PT" w:bidi="pt_PT"/>
         </w:rPr>
         <w:t xml:space="preserve">; </w:t>
       </w:r>
-      <w:hyperlink r:id="rId95">
-        <w:r>
-          <w:rPr>
-            <w:lang w:val="pt_PT" w:bidi="pt_PT"/>
-          </w:rPr>
-          <w:rPr>
-            <w:color w:val="0000EE"/>
-            <w:u w:val="single"/>
-          </w:rPr>
-          <w:t>1Co 12.3</w:t>
-        </w:r>
-      </w:hyperlink>
+      <w:r>
+        <w:rPr>
+          <w:lang w:val="pt_PT" w:bidi="pt_PT"/>
+        </w:rPr>
+        <w:t>1Co 12.3</w:t>
+      </w:r>
       <w:r>
         <w:rPr>
           <w:lang w:val="pt_PT" w:bidi="pt_PT"/>
         </w:rPr>
         <w:t xml:space="preserve">; </w:t>
       </w:r>
-      <w:hyperlink r:id="rId96">
-        <w:r>
-          <w:rPr>
-            <w:lang w:val="pt_PT" w:bidi="pt_PT"/>
-          </w:rPr>
-          <w:rPr>
-            <w:color w:val="0000EE"/>
-            <w:u w:val="single"/>
-          </w:rPr>
-          <w:t>Cl 2.6</w:t>
-        </w:r>
-      </w:hyperlink>
+      <w:r>
+        <w:rPr>
+          <w:lang w:val="pt_PT" w:bidi="pt_PT"/>
+        </w:rPr>
+        <w:t>Cl 2.6</w:t>
+      </w:r>
       <w:r>
         <w:rPr>
           <w:lang w:val="pt_PT" w:bidi="pt_PT"/>
@@ -3696,18 +3174,12 @@
         </w:rPr>
         <w:t xml:space="preserve"> nossos corpos fracos. Este entendimento dá propósito ao sofrimento (</w:t>
       </w:r>
-      <w:hyperlink r:id="rId97">
-        <w:r>
-          <w:rPr>
-            <w:lang w:val="pt_PT" w:bidi="pt_PT"/>
-          </w:rPr>
-          <w:rPr>
-            <w:color w:val="0000EE"/>
-            <w:u w:val="single"/>
-          </w:rPr>
-          <w:t>4.8–5.10</w:t>
-        </w:r>
-      </w:hyperlink>
+      <w:r>
+        <w:rPr>
+          <w:lang w:val="pt_PT" w:bidi="pt_PT"/>
+        </w:rPr>
+        <w:t>4.8–5.10</w:t>
+      </w:r>
       <w:r>
         <w:rPr>
           <w:lang w:val="pt_PT" w:bidi="pt_PT"/>
@@ -3762,18 +3234,12 @@
         </w:rPr>
         <w:t>Os crentes frequentemente compartilham a humilhação do Senhor com a confiança de que também compartilharão de sua vida triunfante ressuscitada (</w:t>
       </w:r>
-      <w:hyperlink r:id="rId98">
-        <w:r>
-          <w:rPr>
-            <w:lang w:val="pt_PT" w:bidi="pt_PT"/>
-          </w:rPr>
-          <w:rPr>
-            <w:color w:val="0000EE"/>
-            <w:u w:val="single"/>
-          </w:rPr>
-          <w:t>4.14</w:t>
-        </w:r>
-      </w:hyperlink>
+      <w:r>
+        <w:rPr>
+          <w:lang w:val="pt_PT" w:bidi="pt_PT"/>
+        </w:rPr>
+        <w:t>4.14</w:t>
+      </w:r>
       <w:r>
         <w:rPr>
           <w:lang w:val="pt_PT" w:bidi="pt_PT"/>
@@ -3828,54 +3294,36 @@
         </w:rPr>
         <w:t xml:space="preserve">Através de sua vida de perigo e exposição ao perigo mortal (veja </w:t>
       </w:r>
-      <w:hyperlink r:id="rId99">
-        <w:r>
-          <w:rPr>
-            <w:lang w:val="pt_PT" w:bidi="pt_PT"/>
-          </w:rPr>
-          <w:rPr>
-            <w:color w:val="0000EE"/>
-            <w:u w:val="single"/>
-          </w:rPr>
-          <w:t>1Co 15.30</w:t>
-        </w:r>
-      </w:hyperlink>
+      <w:r>
+        <w:rPr>
+          <w:lang w:val="pt_PT" w:bidi="pt_PT"/>
+        </w:rPr>
+        <w:t>1Co 15.30</w:t>
+      </w:r>
       <w:r>
         <w:rPr>
           <w:lang w:val="pt_PT" w:bidi="pt_PT"/>
         </w:rPr>
         <w:t xml:space="preserve">), Paulo estava fortalecendo a fé dos cristãos nas igrejas que ele fundou (cf. </w:t>
       </w:r>
-      <w:hyperlink r:id="rId100">
-        <w:r>
-          <w:rPr>
-            <w:lang w:val="pt_PT" w:bidi="pt_PT"/>
-          </w:rPr>
-          <w:rPr>
-            <w:color w:val="0000EE"/>
-            <w:u w:val="single"/>
-          </w:rPr>
-          <w:t>Cl 1.24</w:t>
-        </w:r>
-      </w:hyperlink>
+      <w:r>
+        <w:rPr>
+          <w:lang w:val="pt_PT" w:bidi="pt_PT"/>
+        </w:rPr>
+        <w:t>Cl 1.24</w:t>
+      </w:r>
       <w:r>
         <w:rPr>
           <w:lang w:val="pt_PT" w:bidi="pt_PT"/>
         </w:rPr>
         <w:t xml:space="preserve">; </w:t>
       </w:r>
-      <w:hyperlink r:id="rId101">
-        <w:r>
-          <w:rPr>
-            <w:lang w:val="pt_PT" w:bidi="pt_PT"/>
-          </w:rPr>
-          <w:rPr>
-            <w:color w:val="0000EE"/>
-            <w:u w:val="single"/>
-          </w:rPr>
-          <w:t>2Tm 2.10</w:t>
-        </w:r>
-      </w:hyperlink>
+      <w:r>
+        <w:rPr>
+          <w:lang w:val="pt_PT" w:bidi="pt_PT"/>
+        </w:rPr>
+        <w:t>2Tm 2.10</w:t>
+      </w:r>
       <w:r>
         <w:rPr>
           <w:lang w:val="pt_PT" w:bidi="pt_PT"/>
@@ -3943,18 +3391,12 @@
         </w:rPr>
         <w:t xml:space="preserve"> (veja </w:t>
       </w:r>
-      <w:hyperlink r:id="rId102">
-        <w:r>
-          <w:rPr>
-            <w:lang w:val="pt_PT" w:bidi="pt_PT"/>
-          </w:rPr>
-          <w:rPr>
-            <w:color w:val="0000EE"/>
-            <w:u w:val="single"/>
-          </w:rPr>
-          <w:t>Sl 116.10</w:t>
-        </w:r>
-      </w:hyperlink>
+      <w:r>
+        <w:rPr>
+          <w:lang w:val="pt_PT" w:bidi="pt_PT"/>
+        </w:rPr>
+        <w:t>Sl 116.10</w:t>
+      </w:r>
       <w:r>
         <w:rPr>
           <w:lang w:val="pt_PT" w:bidi="pt_PT"/>
@@ -4009,36 +3451,24 @@
         </w:rPr>
         <w:t>nunca ficamos desanimados: Este chamado à resistência é dado com um lembrete do que está reservado para o futuro (</w:t>
       </w:r>
-      <w:hyperlink r:id="rId103">
-        <w:r>
-          <w:rPr>
-            <w:lang w:val="pt_PT" w:bidi="pt_PT"/>
-          </w:rPr>
-          <w:rPr>
-            <w:color w:val="0000EE"/>
-            <w:u w:val="single"/>
-          </w:rPr>
-          <w:t>5.1–10</w:t>
-        </w:r>
-      </w:hyperlink>
+      <w:r>
+        <w:rPr>
+          <w:lang w:val="pt_PT" w:bidi="pt_PT"/>
+        </w:rPr>
+        <w:t>5.1–10</w:t>
+      </w:r>
       <w:r>
         <w:rPr>
           <w:lang w:val="pt_PT" w:bidi="pt_PT"/>
         </w:rPr>
         <w:t>). O corpo humano está no processo de morrer no curso normal do envelhecimento, e Paulo estava particularmente desgastado física e emocionalmente (</w:t>
       </w:r>
-      <w:hyperlink r:id="rId104">
-        <w:r>
-          <w:rPr>
-            <w:lang w:val="pt_PT" w:bidi="pt_PT"/>
-          </w:rPr>
-          <w:rPr>
-            <w:color w:val="0000EE"/>
-            <w:u w:val="single"/>
-          </w:rPr>
-          <w:t>4.8–12</w:t>
-        </w:r>
-      </w:hyperlink>
+      <w:r>
+        <w:rPr>
+          <w:lang w:val="pt_PT" w:bidi="pt_PT"/>
+        </w:rPr>
+        <w:t>4.8–12</w:t>
+      </w:r>
       <w:r>
         <w:rPr>
           <w:lang w:val="pt_PT" w:bidi="pt_PT"/>
@@ -4154,36 +3584,24 @@
         </w:rPr>
         <w:t>A perspectiva de esperança eterna é brilhante, com corpos celestiais substituindo os corpos moribundos desta vida presente. O Deus da ressurreição também nos ressuscitará e nos apresentará a si mesmo com todos os crentes (</w:t>
       </w:r>
-      <w:hyperlink r:id="rId98">
-        <w:r>
-          <w:rPr>
-            <w:lang w:val="pt_PT" w:bidi="pt_PT"/>
-          </w:rPr>
-          <w:rPr>
-            <w:color w:val="0000EE"/>
-            <w:u w:val="single"/>
-          </w:rPr>
-          <w:t>4.14</w:t>
-        </w:r>
-      </w:hyperlink>
+      <w:r>
+        <w:rPr>
+          <w:lang w:val="pt_PT" w:bidi="pt_PT"/>
+        </w:rPr>
+        <w:t>4.14</w:t>
+      </w:r>
       <w:r>
         <w:rPr>
           <w:lang w:val="pt_PT" w:bidi="pt_PT"/>
         </w:rPr>
         <w:t>). O estímulo imediato para esta declaração de esperança na ressurreição foi o que Paulo teve que enfrentar em Éfeso (</w:t>
       </w:r>
-      <w:hyperlink r:id="rId17">
-        <w:r>
-          <w:rPr>
-            <w:lang w:val="pt_PT" w:bidi="pt_PT"/>
-          </w:rPr>
-          <w:rPr>
-            <w:color w:val="0000EE"/>
-            <w:u w:val="single"/>
-          </w:rPr>
-          <w:t>1.8–11</w:t>
-        </w:r>
-      </w:hyperlink>
+      <w:r>
+        <w:rPr>
+          <w:lang w:val="pt_PT" w:bidi="pt_PT"/>
+        </w:rPr>
+        <w:t>1.8–11</w:t>
+      </w:r>
       <w:r>
         <w:rPr>
           <w:lang w:val="pt_PT" w:bidi="pt_PT"/>
@@ -4203,36 +3621,24 @@
         </w:rPr>
         <w:t xml:space="preserve">isto é, nosso corpo — será desmontada na morte e dissolução (veja </w:t>
       </w:r>
-      <w:hyperlink r:id="rId105">
-        <w:r>
-          <w:rPr>
-            <w:lang w:val="pt_PT" w:bidi="pt_PT"/>
-          </w:rPr>
-          <w:rPr>
-            <w:color w:val="0000EE"/>
-            <w:u w:val="single"/>
-          </w:rPr>
-          <w:t>1Co 15.42–57</w:t>
-        </w:r>
-      </w:hyperlink>
+      <w:r>
+        <w:rPr>
+          <w:lang w:val="pt_PT" w:bidi="pt_PT"/>
+        </w:rPr>
+        <w:t>1Co 15.42–57</w:t>
+      </w:r>
       <w:r>
         <w:rPr>
           <w:lang w:val="pt_PT" w:bidi="pt_PT"/>
         </w:rPr>
         <w:t xml:space="preserve">; </w:t>
       </w:r>
-      <w:hyperlink r:id="rId106">
-        <w:r>
-          <w:rPr>
-            <w:lang w:val="pt_PT" w:bidi="pt_PT"/>
-          </w:rPr>
-          <w:rPr>
-            <w:color w:val="0000EE"/>
-            <w:u w:val="single"/>
-          </w:rPr>
-          <w:t>Fp 3.20–21</w:t>
-        </w:r>
-      </w:hyperlink>
+      <w:r>
+        <w:rPr>
+          <w:lang w:val="pt_PT" w:bidi="pt_PT"/>
+        </w:rPr>
+        <w:t>Fp 3.20–21</w:t>
+      </w:r>
       <w:r>
         <w:rPr>
           <w:lang w:val="pt_PT" w:bidi="pt_PT"/>
@@ -4287,54 +3693,36 @@
         </w:rPr>
         <w:t>pois gostaríamos de nos mudarmos já para a nossa nova casa no céu: Isso não é um desejo de morte; Paulo ansiava pelo retorno do Senhor, quando Ele daria novos corpos ao Seu povo (</w:t>
       </w:r>
-      <w:hyperlink r:id="rId107">
-        <w:r>
-          <w:rPr>
-            <w:lang w:val="pt_PT" w:bidi="pt_PT"/>
-          </w:rPr>
-          <w:rPr>
-            <w:color w:val="0000EE"/>
-            <w:u w:val="single"/>
-          </w:rPr>
-          <w:t>1Co 15.51–58</w:t>
-        </w:r>
-      </w:hyperlink>
+      <w:r>
+        <w:rPr>
+          <w:lang w:val="pt_PT" w:bidi="pt_PT"/>
+        </w:rPr>
+        <w:t>1Co 15.51–58</w:t>
+      </w:r>
       <w:r>
         <w:rPr>
           <w:lang w:val="pt_PT" w:bidi="pt_PT"/>
         </w:rPr>
         <w:t xml:space="preserve">; </w:t>
       </w:r>
-      <w:hyperlink r:id="rId106">
-        <w:r>
-          <w:rPr>
-            <w:lang w:val="pt_PT" w:bidi="pt_PT"/>
-          </w:rPr>
-          <w:rPr>
-            <w:color w:val="0000EE"/>
-            <w:u w:val="single"/>
-          </w:rPr>
-          <w:t>Fp 3.20–21</w:t>
-        </w:r>
-      </w:hyperlink>
+      <w:r>
+        <w:rPr>
+          <w:lang w:val="pt_PT" w:bidi="pt_PT"/>
+        </w:rPr>
+        <w:t>Fp 3.20–21</w:t>
+      </w:r>
       <w:r>
         <w:rPr>
           <w:lang w:val="pt_PT" w:bidi="pt_PT"/>
         </w:rPr>
         <w:t xml:space="preserve">; </w:t>
       </w:r>
-      <w:hyperlink r:id="rId108">
-        <w:r>
-          <w:rPr>
-            <w:lang w:val="pt_PT" w:bidi="pt_PT"/>
-          </w:rPr>
-          <w:rPr>
-            <w:color w:val="0000EE"/>
-            <w:u w:val="single"/>
-          </w:rPr>
-          <w:t>1Ts 4.16–17</w:t>
-        </w:r>
-      </w:hyperlink>
+      <w:r>
+        <w:rPr>
+          <w:lang w:val="pt_PT" w:bidi="pt_PT"/>
+        </w:rPr>
+        <w:t>1Ts 4.16–17</w:t>
+      </w:r>
       <w:r>
         <w:rPr>
           <w:lang w:val="pt_PT" w:bidi="pt_PT"/>
@@ -4389,90 +3777,60 @@
         </w:rPr>
         <w:t xml:space="preserve">Nossa esperança na ressurreição futura só pode ser conhecida pela fé (veja </w:t>
       </w:r>
-      <w:hyperlink r:id="rId109">
-        <w:r>
-          <w:rPr>
-            <w:lang w:val="pt_PT" w:bidi="pt_PT"/>
-          </w:rPr>
-          <w:rPr>
-            <w:color w:val="0000EE"/>
-            <w:u w:val="single"/>
-          </w:rPr>
-          <w:t>Hb 11.1</w:t>
-        </w:r>
-      </w:hyperlink>
+      <w:r>
+        <w:rPr>
+          <w:lang w:val="pt_PT" w:bidi="pt_PT"/>
+        </w:rPr>
+        <w:t>Hb 11.1</w:t>
+      </w:r>
       <w:r>
         <w:rPr>
           <w:lang w:val="pt_PT" w:bidi="pt_PT"/>
         </w:rPr>
         <w:t>,</w:t>
       </w:r>
-      <w:hyperlink r:id="rId110">
-        <w:r>
-          <w:rPr>
-            <w:lang w:val="pt_PT" w:bidi="pt_PT"/>
-          </w:rPr>
-          <w:rPr>
-            <w:color w:val="0000EE"/>
-            <w:u w:val="single"/>
-          </w:rPr>
-          <w:t>3</w:t>
-        </w:r>
-      </w:hyperlink>
+      <w:r>
+        <w:rPr>
+          <w:lang w:val="pt_PT" w:bidi="pt_PT"/>
+        </w:rPr>
+        <w:t>3</w:t>
+      </w:r>
       <w:r>
         <w:rPr>
           <w:lang w:val="pt_PT" w:bidi="pt_PT"/>
         </w:rPr>
         <w:t>,</w:t>
       </w:r>
-      <w:hyperlink r:id="rId111">
-        <w:r>
-          <w:rPr>
-            <w:lang w:val="pt_PT" w:bidi="pt_PT"/>
-          </w:rPr>
-          <w:rPr>
-            <w:color w:val="0000EE"/>
-            <w:u w:val="single"/>
-          </w:rPr>
-          <w:t>27</w:t>
-        </w:r>
-      </w:hyperlink>
+      <w:r>
+        <w:rPr>
+          <w:lang w:val="pt_PT" w:bidi="pt_PT"/>
+        </w:rPr>
+        <w:t>27</w:t>
+      </w:r>
       <w:r>
         <w:rPr>
           <w:lang w:val="pt_PT" w:bidi="pt_PT"/>
         </w:rPr>
         <w:t>), no entanto, temos a própria ressurreição de Jesus e a presença do Espírito Santo como evidência do que está por vir (</w:t>
       </w:r>
-      <w:hyperlink r:id="rId112">
-        <w:r>
-          <w:rPr>
-            <w:lang w:val="pt_PT" w:bidi="pt_PT"/>
-          </w:rPr>
-          <w:rPr>
-            <w:color w:val="0000EE"/>
-            <w:u w:val="single"/>
-          </w:rPr>
-          <w:t>1Co 15.1–9</w:t>
-        </w:r>
-      </w:hyperlink>
+      <w:r>
+        <w:rPr>
+          <w:lang w:val="pt_PT" w:bidi="pt_PT"/>
+        </w:rPr>
+        <w:t>1Co 15.1–9</w:t>
+      </w:r>
       <w:r>
         <w:rPr>
           <w:lang w:val="pt_PT" w:bidi="pt_PT"/>
         </w:rPr>
         <w:t xml:space="preserve">; </w:t>
       </w:r>
-      <w:hyperlink r:id="rId41">
-        <w:r>
-          <w:rPr>
-            <w:lang w:val="pt_PT" w:bidi="pt_PT"/>
-          </w:rPr>
-          <w:rPr>
-            <w:color w:val="0000EE"/>
-            <w:u w:val="single"/>
-          </w:rPr>
-          <w:t>Ef 1.14</w:t>
-        </w:r>
-      </w:hyperlink>
+      <w:r>
+        <w:rPr>
+          <w:lang w:val="pt_PT" w:bidi="pt_PT"/>
+        </w:rPr>
+        <w:t>Ef 1.14</w:t>
+      </w:r>
       <w:r>
         <w:rPr>
           <w:lang w:val="pt_PT" w:bidi="pt_PT"/>
@@ -4527,126 +3885,84 @@
         </w:rPr>
         <w:t xml:space="preserve">O objetivo da vida presente é agradá-lo (veja também </w:t>
       </w:r>
-      <w:hyperlink r:id="rId113">
-        <w:r>
-          <w:rPr>
-            <w:lang w:val="pt_PT" w:bidi="pt_PT"/>
-          </w:rPr>
-          <w:rPr>
-            <w:color w:val="0000EE"/>
-            <w:u w:val="single"/>
-          </w:rPr>
-          <w:t>Rm 12.1–2</w:t>
-        </w:r>
-      </w:hyperlink>
+      <w:r>
+        <w:rPr>
+          <w:lang w:val="pt_PT" w:bidi="pt_PT"/>
+        </w:rPr>
+        <w:t>Rm 12.1–2</w:t>
+      </w:r>
       <w:r>
         <w:rPr>
           <w:lang w:val="pt_PT" w:bidi="pt_PT"/>
         </w:rPr>
         <w:t xml:space="preserve">; </w:t>
       </w:r>
-      <w:hyperlink r:id="rId114">
-        <w:r>
-          <w:rPr>
-            <w:lang w:val="pt_PT" w:bidi="pt_PT"/>
-          </w:rPr>
-          <w:rPr>
-            <w:color w:val="0000EE"/>
-            <w:u w:val="single"/>
-          </w:rPr>
-          <w:t>14.18</w:t>
-        </w:r>
-      </w:hyperlink>
+      <w:r>
+        <w:rPr>
+          <w:lang w:val="pt_PT" w:bidi="pt_PT"/>
+        </w:rPr>
+        <w:t>14.18</w:t>
+      </w:r>
       <w:r>
         <w:rPr>
           <w:lang w:val="pt_PT" w:bidi="pt_PT"/>
         </w:rPr>
         <w:t xml:space="preserve">; </w:t>
       </w:r>
-      <w:hyperlink r:id="rId115">
-        <w:r>
-          <w:rPr>
-            <w:lang w:val="pt_PT" w:bidi="pt_PT"/>
-          </w:rPr>
-          <w:rPr>
-            <w:color w:val="0000EE"/>
-            <w:u w:val="single"/>
-          </w:rPr>
-          <w:t>Cl 1.10</w:t>
-        </w:r>
-      </w:hyperlink>
+      <w:r>
+        <w:rPr>
+          <w:lang w:val="pt_PT" w:bidi="pt_PT"/>
+        </w:rPr>
+        <w:t>Cl 1.10</w:t>
+      </w:r>
       <w:r>
         <w:rPr>
           <w:lang w:val="pt_PT" w:bidi="pt_PT"/>
         </w:rPr>
         <w:t xml:space="preserve">; </w:t>
       </w:r>
-      <w:hyperlink r:id="rId116">
-        <w:r>
-          <w:rPr>
-            <w:lang w:val="pt_PT" w:bidi="pt_PT"/>
-          </w:rPr>
-          <w:rPr>
-            <w:color w:val="0000EE"/>
-            <w:u w:val="single"/>
-          </w:rPr>
-          <w:t>1Ts 4.1</w:t>
-        </w:r>
-      </w:hyperlink>
+      <w:r>
+        <w:rPr>
+          <w:lang w:val="pt_PT" w:bidi="pt_PT"/>
+        </w:rPr>
+        <w:t>1Ts 4.1</w:t>
+      </w:r>
       <w:r>
         <w:rPr>
           <w:lang w:val="pt_PT" w:bidi="pt_PT"/>
         </w:rPr>
         <w:t>). Esta ambição será testada quando estivermos diante de Cristo para sermos julgados. O juiz é também nosso Advogado, por isso estamos confiantes na absolvição (</w:t>
       </w:r>
-      <w:hyperlink r:id="rId117">
-        <w:r>
-          <w:rPr>
-            <w:lang w:val="pt_PT" w:bidi="pt_PT"/>
-          </w:rPr>
-          <w:rPr>
-            <w:color w:val="0000EE"/>
-            <w:u w:val="single"/>
-          </w:rPr>
-          <w:t>Rm 8.1</w:t>
-        </w:r>
-      </w:hyperlink>
+      <w:r>
+        <w:rPr>
+          <w:lang w:val="pt_PT" w:bidi="pt_PT"/>
+        </w:rPr>
+        <w:t>Rm 8.1</w:t>
+      </w:r>
       <w:r>
         <w:rPr>
           <w:lang w:val="pt_PT" w:bidi="pt_PT"/>
         </w:rPr>
         <w:t>,</w:t>
       </w:r>
-      <w:hyperlink r:id="rId118">
-        <w:r>
-          <w:rPr>
-            <w:lang w:val="pt_PT" w:bidi="pt_PT"/>
-          </w:rPr>
-          <w:rPr>
-            <w:color w:val="0000EE"/>
-            <w:u w:val="single"/>
-          </w:rPr>
-          <w:t>33–34</w:t>
-        </w:r>
-      </w:hyperlink>
+      <w:r>
+        <w:rPr>
+          <w:lang w:val="pt_PT" w:bidi="pt_PT"/>
+        </w:rPr>
+        <w:t>33–34</w:t>
+      </w:r>
       <w:r>
         <w:rPr>
           <w:lang w:val="pt_PT" w:bidi="pt_PT"/>
         </w:rPr>
         <w:t>). No entanto, as ações realizadas neste corpo terreno serão avaliadas e chamadas a prestar contas (</w:t>
       </w:r>
-      <w:hyperlink r:id="rId119">
-        <w:r>
-          <w:rPr>
-            <w:lang w:val="pt_PT" w:bidi="pt_PT"/>
-          </w:rPr>
-          <w:rPr>
-            <w:color w:val="0000EE"/>
-            <w:u w:val="single"/>
-          </w:rPr>
-          <w:t>At 17.31</w:t>
-        </w:r>
-      </w:hyperlink>
+      <w:r>
+        <w:rPr>
+          <w:lang w:val="pt_PT" w:bidi="pt_PT"/>
+        </w:rPr>
+        <w:t>At 17.31</w:t>
+      </w:r>
       <w:r>
         <w:rPr>
           <w:lang w:val="pt_PT" w:bidi="pt_PT"/>
@@ -4701,18 +4017,12 @@
         </w:rPr>
         <w:t xml:space="preserve">Um dos motivos para o ministério de Paulo é a responsabilidade reverente para com o Senhor — não um medo servil, mas uma reverência saudável (veja </w:t>
       </w:r>
-      <w:hyperlink r:id="rId120">
-        <w:r>
-          <w:rPr>
-            <w:lang w:val="pt_PT" w:bidi="pt_PT"/>
-          </w:rPr>
-          <w:rPr>
-            <w:color w:val="0000EE"/>
-            <w:u w:val="single"/>
-          </w:rPr>
-          <w:t>Pv 1.7</w:t>
-        </w:r>
-      </w:hyperlink>
+      <w:r>
+        <w:rPr>
+          <w:lang w:val="pt_PT" w:bidi="pt_PT"/>
+        </w:rPr>
+        <w:t>Pv 1.7</w:t>
+      </w:r>
       <w:r>
         <w:rPr>
           <w:lang w:val="pt_PT" w:bidi="pt_PT"/>
@@ -4767,54 +4077,36 @@
         </w:rPr>
         <w:t>Paulo agora explica o tema principal de sua mensagem, que é a reconciliação — transformar inimigos em amigos e restaurar relacionamentos. O pensamento de Paulo está enraizado no que Deus fez através de Cristo para reconciliar os pecadores consigo mesmo (</w:t>
       </w:r>
-      <w:hyperlink r:id="rId121">
-        <w:r>
-          <w:rPr>
-            <w:lang w:val="pt_PT" w:bidi="pt_PT"/>
-          </w:rPr>
-          <w:rPr>
-            <w:color w:val="0000EE"/>
-            <w:u w:val="single"/>
-          </w:rPr>
-          <w:t>5.18–21</w:t>
-        </w:r>
-      </w:hyperlink>
+      <w:r>
+        <w:rPr>
+          <w:lang w:val="pt_PT" w:bidi="pt_PT"/>
+        </w:rPr>
+        <w:t>5.18–21</w:t>
+      </w:r>
       <w:r>
         <w:rPr>
           <w:lang w:val="pt_PT" w:bidi="pt_PT"/>
         </w:rPr>
         <w:t>). Esta exposição é enquadrada por uma defesa de seu próprio ministério (</w:t>
       </w:r>
-      <w:hyperlink r:id="rId122">
-        <w:r>
-          <w:rPr>
-            <w:lang w:val="pt_PT" w:bidi="pt_PT"/>
-          </w:rPr>
-          <w:rPr>
-            <w:color w:val="0000EE"/>
-            <w:u w:val="single"/>
-          </w:rPr>
-          <w:t>5.11–17</w:t>
-        </w:r>
-      </w:hyperlink>
+      <w:r>
+        <w:rPr>
+          <w:lang w:val="pt_PT" w:bidi="pt_PT"/>
+        </w:rPr>
+        <w:t>5.11–17</w:t>
+      </w:r>
       <w:r>
         <w:rPr>
           <w:lang w:val="pt_PT" w:bidi="pt_PT"/>
         </w:rPr>
         <w:t>) e uma aplicação de sua mensagem à situação em Corinto (</w:t>
       </w:r>
-      <w:hyperlink r:id="rId123">
-        <w:r>
-          <w:rPr>
-            <w:lang w:val="pt_PT" w:bidi="pt_PT"/>
-          </w:rPr>
-          <w:rPr>
-            <w:color w:val="0000EE"/>
-            <w:u w:val="single"/>
-          </w:rPr>
-          <w:t>6.1–7.4</w:t>
-        </w:r>
-      </w:hyperlink>
+      <w:r>
+        <w:rPr>
+          <w:lang w:val="pt_PT" w:bidi="pt_PT"/>
+        </w:rPr>
+        <w:t>6.1–7.4</w:t>
+      </w:r>
       <w:r>
         <w:rPr>
           <w:lang w:val="pt_PT" w:bidi="pt_PT"/>
@@ -4869,36 +4161,24 @@
         </w:rPr>
         <w:t xml:space="preserve">Os oponentes de Paulo se gabavam de ter um ministério espetacular externamente, mas não tinham um coração sincero (cf. </w:t>
       </w:r>
-      <w:hyperlink r:id="rId124">
-        <w:r>
-          <w:rPr>
-            <w:lang w:val="pt_PT" w:bidi="pt_PT"/>
-          </w:rPr>
-          <w:rPr>
-            <w:color w:val="0000EE"/>
-            <w:u w:val="single"/>
-          </w:rPr>
-          <w:t>1Sm 16.7</w:t>
-        </w:r>
-      </w:hyperlink>
+      <w:r>
+        <w:rPr>
+          <w:lang w:val="pt_PT" w:bidi="pt_PT"/>
+        </w:rPr>
+        <w:t>1Sm 16.7</w:t>
+      </w:r>
       <w:r>
         <w:rPr>
           <w:lang w:val="pt_PT" w:bidi="pt_PT"/>
         </w:rPr>
         <w:t xml:space="preserve">; </w:t>
       </w:r>
-      <w:hyperlink r:id="rId125">
-        <w:r>
-          <w:rPr>
-            <w:lang w:val="pt_PT" w:bidi="pt_PT"/>
-          </w:rPr>
-          <w:rPr>
-            <w:color w:val="0000EE"/>
-            <w:u w:val="single"/>
-          </w:rPr>
-          <w:t>Rm 2.28–29</w:t>
-        </w:r>
-      </w:hyperlink>
+      <w:r>
+        <w:rPr>
+          <w:lang w:val="pt_PT" w:bidi="pt_PT"/>
+        </w:rPr>
+        <w:t>Rm 2.28–29</w:t>
+      </w:r>
       <w:r>
         <w:rPr>
           <w:lang w:val="pt_PT" w:bidi="pt_PT"/>
@@ -4953,36 +4233,24 @@
         </w:rPr>
         <w:t>Se... estamos loucos: Esta declaração pode implicar uma acusação sobre a visita anterior de Paulo a Corinto (</w:t>
       </w:r>
-      <w:hyperlink r:id="rId126">
-        <w:r>
-          <w:rPr>
-            <w:lang w:val="pt_PT" w:bidi="pt_PT"/>
-          </w:rPr>
-          <w:rPr>
-            <w:color w:val="0000EE"/>
-            <w:u w:val="single"/>
-          </w:rPr>
-          <w:t>2.1–2</w:t>
-        </w:r>
-      </w:hyperlink>
+      <w:r>
+        <w:rPr>
+          <w:lang w:val="pt_PT" w:bidi="pt_PT"/>
+        </w:rPr>
+        <w:t>2.1–2</w:t>
+      </w:r>
       <w:r>
         <w:rPr>
           <w:lang w:val="pt_PT" w:bidi="pt_PT"/>
         </w:rPr>
         <w:t>) de que ele estava fora de si quando proclamou as simples boas-novas lá (</w:t>
       </w:r>
-      <w:hyperlink r:id="rId127">
-        <w:r>
-          <w:rPr>
-            <w:lang w:val="pt_PT" w:bidi="pt_PT"/>
-          </w:rPr>
-          <w:rPr>
-            <w:color w:val="0000EE"/>
-            <w:u w:val="single"/>
-          </w:rPr>
-          <w:t>1Co 2.2</w:t>
-        </w:r>
-      </w:hyperlink>
+      <w:r>
+        <w:rPr>
+          <w:lang w:val="pt_PT" w:bidi="pt_PT"/>
+        </w:rPr>
+        <w:t>1Co 2.2</w:t>
+      </w:r>
       <w:r>
         <w:rPr>
           <w:lang w:val="pt_PT" w:bidi="pt_PT"/>
@@ -5037,18 +4305,12 @@
         </w:rPr>
         <w:t xml:space="preserve">Porque somos dominados pelo amor que Cristo tem por nós: Isso pode se referir tanto ao amor dos crentes por Cristo quanto (mais provavelmente) ao amor de Cristo por nós, que impulsiona os crentes a tornarem Cristo conhecido através de seu serviço (veja </w:t>
       </w:r>
-      <w:hyperlink r:id="rId128">
-        <w:r>
-          <w:rPr>
-            <w:lang w:val="pt_PT" w:bidi="pt_PT"/>
-          </w:rPr>
-          <w:rPr>
-            <w:color w:val="0000EE"/>
-            <w:u w:val="single"/>
-          </w:rPr>
-          <w:t>1Co 9.16</w:t>
-        </w:r>
-      </w:hyperlink>
+      <w:r>
+        <w:rPr>
+          <w:lang w:val="pt_PT" w:bidi="pt_PT"/>
+        </w:rPr>
+        <w:t>1Co 9.16</w:t>
+      </w:r>
       <w:r>
         <w:rPr>
           <w:lang w:val="pt_PT" w:bidi="pt_PT"/>
@@ -5151,72 +4413,48 @@
         </w:rPr>
         <w:t>Meramente do ponto de vista humano: Paulo pode estar refletindo sobre sua crença, em um momento, como fariseu, de que o Messias viria para libertar os judeus da opressão política. • Como o conhecemos de forma diferente agora! Cristo ressuscitou dos mortos, inaugurou a nova criação (</w:t>
       </w:r>
-      <w:hyperlink r:id="rId129">
-        <w:r>
-          <w:rPr>
-            <w:lang w:val="pt_PT" w:bidi="pt_PT"/>
-          </w:rPr>
-          <w:rPr>
-            <w:color w:val="0000EE"/>
-            <w:u w:val="single"/>
-          </w:rPr>
-          <w:t>5.17</w:t>
-        </w:r>
-      </w:hyperlink>
+      <w:r>
+        <w:rPr>
+          <w:lang w:val="pt_PT" w:bidi="pt_PT"/>
+        </w:rPr>
+        <w:t>5.17</w:t>
+      </w:r>
       <w:r>
         <w:rPr>
           <w:lang w:val="pt_PT" w:bidi="pt_PT"/>
         </w:rPr>
         <w:t>) e foi estabelecido como o redentor do pecado e Senhor do universo (</w:t>
       </w:r>
-      <w:hyperlink r:id="rId130">
-        <w:r>
-          <w:rPr>
-            <w:lang w:val="pt_PT" w:bidi="pt_PT"/>
-          </w:rPr>
-          <w:rPr>
-            <w:color w:val="0000EE"/>
-            <w:u w:val="single"/>
-          </w:rPr>
-          <w:t>Rm 1.3–4</w:t>
-        </w:r>
-      </w:hyperlink>
+      <w:r>
+        <w:rPr>
+          <w:lang w:val="pt_PT" w:bidi="pt_PT"/>
+        </w:rPr>
+        <w:t>Rm 1.3–4</w:t>
+      </w:r>
       <w:r>
         <w:rPr>
           <w:lang w:val="pt_PT" w:bidi="pt_PT"/>
         </w:rPr>
         <w:t xml:space="preserve">; </w:t>
       </w:r>
-      <w:hyperlink r:id="rId131">
-        <w:r>
-          <w:rPr>
-            <w:lang w:val="pt_PT" w:bidi="pt_PT"/>
-          </w:rPr>
-          <w:rPr>
-            <w:color w:val="0000EE"/>
-            <w:u w:val="single"/>
-          </w:rPr>
-          <w:t>Fp 2.6–11</w:t>
-        </w:r>
-      </w:hyperlink>
+      <w:r>
+        <w:rPr>
+          <w:lang w:val="pt_PT" w:bidi="pt_PT"/>
+        </w:rPr>
+        <w:t>Fp 2.6–11</w:t>
+      </w:r>
       <w:r>
         <w:rPr>
           <w:lang w:val="pt_PT" w:bidi="pt_PT"/>
         </w:rPr>
         <w:t xml:space="preserve">; </w:t>
       </w:r>
-      <w:hyperlink r:id="rId132">
-        <w:r>
-          <w:rPr>
-            <w:lang w:val="pt_PT" w:bidi="pt_PT"/>
-          </w:rPr>
-          <w:rPr>
-            <w:color w:val="0000EE"/>
-            <w:u w:val="single"/>
-          </w:rPr>
-          <w:t>Cl 1.15–20</w:t>
-        </w:r>
-      </w:hyperlink>
+      <w:r>
+        <w:rPr>
+          <w:lang w:val="pt_PT" w:bidi="pt_PT"/>
+        </w:rPr>
+        <w:t>Cl 1.15–20</w:t>
+      </w:r>
       <w:r>
         <w:rPr>
           <w:lang w:val="pt_PT" w:bidi="pt_PT"/>
@@ -5319,90 +4557,60 @@
         </w:rPr>
         <w:t xml:space="preserve">O grande privilégio dos crentes é serem embaixadores de Cristo (cp. </w:t>
       </w:r>
-      <w:hyperlink r:id="rId133">
-        <w:r>
-          <w:rPr>
-            <w:lang w:val="pt_PT" w:bidi="pt_PT"/>
-          </w:rPr>
-          <w:rPr>
-            <w:color w:val="0000EE"/>
-            <w:u w:val="single"/>
-          </w:rPr>
-          <w:t>Ef 6.20</w:t>
-        </w:r>
-      </w:hyperlink>
+      <w:r>
+        <w:rPr>
+          <w:lang w:val="pt_PT" w:bidi="pt_PT"/>
+        </w:rPr>
+        <w:t>Ef 6.20</w:t>
+      </w:r>
       <w:r>
         <w:rPr>
           <w:lang w:val="pt_PT" w:bidi="pt_PT"/>
         </w:rPr>
         <w:t xml:space="preserve">). • como se o próprio Deus estivesse pedindo por meio de nós: Paulo não diz que fala por Deus; ao contrário, Deus fala sua palavra através de nós. • A obra redentora de Cristo para os pecadores abre o caminho para que eles “Voltem para Deus!” e sejam reconciliados com ele (veja </w:t>
       </w:r>
-      <w:hyperlink r:id="rId134">
-        <w:r>
-          <w:rPr>
-            <w:lang w:val="pt_PT" w:bidi="pt_PT"/>
-          </w:rPr>
-          <w:rPr>
-            <w:color w:val="0000EE"/>
-            <w:u w:val="single"/>
-          </w:rPr>
-          <w:t>Rm 5.1–11</w:t>
-        </w:r>
-      </w:hyperlink>
+      <w:r>
+        <w:rPr>
+          <w:lang w:val="pt_PT" w:bidi="pt_PT"/>
+        </w:rPr>
+        <w:t>Rm 5.1–11</w:t>
+      </w:r>
       <w:r>
         <w:rPr>
           <w:lang w:val="pt_PT" w:bidi="pt_PT"/>
         </w:rPr>
         <w:t xml:space="preserve">; </w:t>
       </w:r>
-      <w:hyperlink r:id="rId135">
-        <w:r>
-          <w:rPr>
-            <w:lang w:val="pt_PT" w:bidi="pt_PT"/>
-          </w:rPr>
-          <w:rPr>
-            <w:color w:val="0000EE"/>
-            <w:u w:val="single"/>
-          </w:rPr>
-          <w:t>Ef 2.11–22</w:t>
-        </w:r>
-      </w:hyperlink>
+      <w:r>
+        <w:rPr>
+          <w:lang w:val="pt_PT" w:bidi="pt_PT"/>
+        </w:rPr>
+        <w:t>Ef 2.11–22</w:t>
+      </w:r>
       <w:r>
         <w:rPr>
           <w:lang w:val="pt_PT" w:bidi="pt_PT"/>
         </w:rPr>
         <w:t xml:space="preserve">; </w:t>
       </w:r>
-      <w:hyperlink r:id="rId136">
-        <w:r>
-          <w:rPr>
-            <w:lang w:val="pt_PT" w:bidi="pt_PT"/>
-          </w:rPr>
-          <w:rPr>
-            <w:color w:val="0000EE"/>
-            <w:u w:val="single"/>
-          </w:rPr>
-          <w:t>Cl 1.15–23</w:t>
-        </w:r>
-      </w:hyperlink>
+      <w:r>
+        <w:rPr>
+          <w:lang w:val="pt_PT" w:bidi="pt_PT"/>
+        </w:rPr>
+        <w:t>Cl 1.15–23</w:t>
+      </w:r>
       <w:r>
         <w:rPr>
           <w:lang w:val="pt_PT" w:bidi="pt_PT"/>
         </w:rPr>
         <w:t xml:space="preserve">). O testemunho cristão tem esse apelo em seu coração. Paulo também estava apelando aos coríntios rebeldes para que se unissem a ele (veja </w:t>
       </w:r>
-      <w:hyperlink r:id="rId137">
-        <w:r>
-          <w:rPr>
-            <w:lang w:val="pt_PT" w:bidi="pt_PT"/>
-          </w:rPr>
-          <w:rPr>
-            <w:color w:val="0000EE"/>
-            <w:u w:val="single"/>
-          </w:rPr>
-          <w:t>2Co 6.1</w:t>
-        </w:r>
-      </w:hyperlink>
+      <w:r>
+        <w:rPr>
+          <w:lang w:val="pt_PT" w:bidi="pt_PT"/>
+        </w:rPr>
+        <w:t>2Co 6.1</w:t>
+      </w:r>
       <w:r>
         <w:rPr>
           <w:lang w:val="pt_PT" w:bidi="pt_PT"/>
@@ -5457,72 +4665,48 @@
         </w:rPr>
         <w:t>Cristo se tornou a oferta pelo nosso pecado na cruz quando assumiu a penalidade do pecado e morreu como um criminoso. Ele fez isso, embora nunca tenha pecado (</w:t>
       </w:r>
-      <w:hyperlink r:id="rId138">
-        <w:r>
-          <w:rPr>
-            <w:lang w:val="pt_PT" w:bidi="pt_PT"/>
-          </w:rPr>
-          <w:rPr>
-            <w:color w:val="0000EE"/>
-            <w:u w:val="single"/>
-          </w:rPr>
-          <w:t>Jo 8.46</w:t>
-        </w:r>
-      </w:hyperlink>
+      <w:r>
+        <w:rPr>
+          <w:lang w:val="pt_PT" w:bidi="pt_PT"/>
+        </w:rPr>
+        <w:t>Jo 8.46</w:t>
+      </w:r>
       <w:r>
         <w:rPr>
           <w:lang w:val="pt_PT" w:bidi="pt_PT"/>
         </w:rPr>
         <w:t xml:space="preserve">; </w:t>
       </w:r>
-      <w:hyperlink r:id="rId139">
-        <w:r>
-          <w:rPr>
-            <w:lang w:val="pt_PT" w:bidi="pt_PT"/>
-          </w:rPr>
-          <w:rPr>
-            <w:color w:val="0000EE"/>
-            <w:u w:val="single"/>
-          </w:rPr>
-          <w:t>1Pe 2.22</w:t>
-        </w:r>
-      </w:hyperlink>
+      <w:r>
+        <w:rPr>
+          <w:lang w:val="pt_PT" w:bidi="pt_PT"/>
+        </w:rPr>
+        <w:t>1Pe 2.22</w:t>
+      </w:r>
       <w:r>
         <w:rPr>
           <w:lang w:val="pt_PT" w:bidi="pt_PT"/>
         </w:rPr>
         <w:t xml:space="preserve">; </w:t>
       </w:r>
-      <w:hyperlink r:id="rId140">
-        <w:r>
-          <w:rPr>
-            <w:lang w:val="pt_PT" w:bidi="pt_PT"/>
-          </w:rPr>
-          <w:rPr>
-            <w:color w:val="0000EE"/>
-            <w:u w:val="single"/>
-          </w:rPr>
-          <w:t>1Jo 3.5</w:t>
-        </w:r>
-      </w:hyperlink>
+      <w:r>
+        <w:rPr>
+          <w:lang w:val="pt_PT" w:bidi="pt_PT"/>
+        </w:rPr>
+        <w:t>1Jo 3.5</w:t>
+      </w:r>
       <w:r>
         <w:rPr>
           <w:lang w:val="pt_PT" w:bidi="pt_PT"/>
         </w:rPr>
         <w:t xml:space="preserve">), para que pudéssemos ser reconciliados com Deus — ou seja, estabelecidos em um relacionamento correto com Deus e aceitos por ele (veja </w:t>
       </w:r>
-      <w:hyperlink r:id="rId141">
-        <w:r>
-          <w:rPr>
-            <w:lang w:val="pt_PT" w:bidi="pt_PT"/>
-          </w:rPr>
-          <w:rPr>
-            <w:color w:val="0000EE"/>
-            <w:u w:val="single"/>
-          </w:rPr>
-          <w:t>Gal 3.13</w:t>
-        </w:r>
-      </w:hyperlink>
+      <w:r>
+        <w:rPr>
+          <w:lang w:val="pt_PT" w:bidi="pt_PT"/>
+        </w:rPr>
+        <w:t>Gal 3.13</w:t>
+      </w:r>
       <w:r>
         <w:rPr>
           <w:lang w:val="pt_PT" w:bidi="pt_PT"/>
@@ -5638,18 +4822,12 @@
         </w:rPr>
         <w:t xml:space="preserve">Esta citação de </w:t>
       </w:r>
-      <w:hyperlink r:id="rId142">
-        <w:r>
-          <w:rPr>
-            <w:lang w:val="pt_PT" w:bidi="pt_PT"/>
-          </w:rPr>
-          <w:rPr>
-            <w:color w:val="0000EE"/>
-            <w:u w:val="single"/>
-          </w:rPr>
-          <w:t>Is 49.8</w:t>
-        </w:r>
-      </w:hyperlink>
+      <w:r>
+        <w:rPr>
+          <w:lang w:val="pt_PT" w:bidi="pt_PT"/>
+        </w:rPr>
+        <w:t>Is 49.8</w:t>
+      </w:r>
       <w:r>
         <w:rPr>
           <w:lang w:val="pt_PT" w:bidi="pt_PT"/>
@@ -5704,108 +4882,72 @@
         </w:rPr>
         <w:t xml:space="preserve">Paulo oferece uma imagem reveladora das dificuldades de seu ministério (cp. </w:t>
       </w:r>
-      <w:hyperlink r:id="rId143">
-        <w:r>
-          <w:rPr>
-            <w:lang w:val="pt_PT" w:bidi="pt_PT"/>
-          </w:rPr>
-          <w:rPr>
-            <w:color w:val="0000EE"/>
-            <w:u w:val="single"/>
-          </w:rPr>
-          <w:t>4.7–18</w:t>
-        </w:r>
-      </w:hyperlink>
+      <w:r>
+        <w:rPr>
+          <w:lang w:val="pt_PT" w:bidi="pt_PT"/>
+        </w:rPr>
+        <w:t>4.7–18</w:t>
+      </w:r>
       <w:r>
         <w:rPr>
           <w:lang w:val="pt_PT" w:bidi="pt_PT"/>
         </w:rPr>
         <w:t xml:space="preserve">). Nove provações são listadas; muitas dessas experiências da vida de Paulo estão registradas em Atos (por exemplo, </w:t>
       </w:r>
-      <w:hyperlink r:id="rId144">
-        <w:r>
-          <w:rPr>
-            <w:lang w:val="pt_PT" w:bidi="pt_PT"/>
-          </w:rPr>
-          <w:rPr>
-            <w:color w:val="0000EE"/>
-            <w:u w:val="single"/>
-          </w:rPr>
-          <w:t>At 14.5–6</w:t>
-        </w:r>
-      </w:hyperlink>
+      <w:r>
+        <w:rPr>
+          <w:lang w:val="pt_PT" w:bidi="pt_PT"/>
+        </w:rPr>
+        <w:t>At 14.5–6</w:t>
+      </w:r>
       <w:r>
         <w:rPr>
           <w:lang w:val="pt_PT" w:bidi="pt_PT"/>
         </w:rPr>
         <w:t>,</w:t>
       </w:r>
-      <w:hyperlink r:id="rId145">
-        <w:r>
-          <w:rPr>
-            <w:lang w:val="pt_PT" w:bidi="pt_PT"/>
-          </w:rPr>
-          <w:rPr>
-            <w:color w:val="0000EE"/>
-            <w:u w:val="single"/>
-          </w:rPr>
-          <w:t>19–20</w:t>
-        </w:r>
-      </w:hyperlink>
+      <w:r>
+        <w:rPr>
+          <w:lang w:val="pt_PT" w:bidi="pt_PT"/>
+        </w:rPr>
+        <w:t>19–20</w:t>
+      </w:r>
       <w:r>
         <w:rPr>
           <w:lang w:val="pt_PT" w:bidi="pt_PT"/>
         </w:rPr>
         <w:t xml:space="preserve">; </w:t>
       </w:r>
-      <w:hyperlink r:id="rId146">
-        <w:r>
-          <w:rPr>
-            <w:lang w:val="pt_PT" w:bidi="pt_PT"/>
-          </w:rPr>
-          <w:rPr>
-            <w:color w:val="0000EE"/>
-            <w:u w:val="single"/>
-          </w:rPr>
-          <w:t>16.19–24</w:t>
-        </w:r>
-      </w:hyperlink>
+      <w:r>
+        <w:rPr>
+          <w:lang w:val="pt_PT" w:bidi="pt_PT"/>
+        </w:rPr>
+        <w:t>16.19–24</w:t>
+      </w:r>
       <w:r>
         <w:rPr>
           <w:lang w:val="pt_PT" w:bidi="pt_PT"/>
         </w:rPr>
         <w:t xml:space="preserve">; </w:t>
       </w:r>
-      <w:hyperlink r:id="rId147">
-        <w:r>
-          <w:rPr>
-            <w:lang w:val="pt_PT" w:bidi="pt_PT"/>
-          </w:rPr>
-          <w:rPr>
-            <w:color w:val="0000EE"/>
-            <w:u w:val="single"/>
-          </w:rPr>
-          <w:t>21.30–36</w:t>
-        </w:r>
-      </w:hyperlink>
+      <w:r>
+        <w:rPr>
+          <w:lang w:val="pt_PT" w:bidi="pt_PT"/>
+        </w:rPr>
+        <w:t>21.30–36</w:t>
+      </w:r>
       <w:r>
         <w:rPr>
           <w:lang w:val="pt_PT" w:bidi="pt_PT"/>
         </w:rPr>
         <w:t>). Através de seu sofrimento constante pelas boas-novas, Paulo e Timóteo (</w:t>
       </w:r>
-      <w:hyperlink r:id="rId148">
-        <w:r>
-          <w:rPr>
-            <w:lang w:val="pt_PT" w:bidi="pt_PT"/>
-          </w:rPr>
-          <w:rPr>
-            <w:color w:val="0000EE"/>
-            <w:u w:val="single"/>
-          </w:rPr>
-          <w:t>2Co 1.1</w:t>
-        </w:r>
-      </w:hyperlink>
+      <w:r>
+        <w:rPr>
+          <w:lang w:val="pt_PT" w:bidi="pt_PT"/>
+        </w:rPr>
+        <w:t>2Co 1.1</w:t>
+      </w:r>
       <w:r>
         <w:rPr>
           <w:lang w:val="pt_PT" w:bidi="pt_PT"/>
@@ -5969,18 +5111,12 @@
         </w:rPr>
         <w:t xml:space="preserve">O apelo apaixonado de Paulo revela seus sentimentos internos. • temos aberto completamente o nosso coração para vocês... abram completamente o coração de vocês para nós: Esses sentimentos continuam em </w:t>
       </w:r>
-      <w:hyperlink r:id="rId149">
-        <w:r>
-          <w:rPr>
-            <w:lang w:val="pt_PT" w:bidi="pt_PT"/>
-          </w:rPr>
-          <w:rPr>
-            <w:color w:val="0000EE"/>
-            <w:u w:val="single"/>
-          </w:rPr>
-          <w:t>7.2</w:t>
-        </w:r>
-      </w:hyperlink>
+      <w:r>
+        <w:rPr>
+          <w:lang w:val="pt_PT" w:bidi="pt_PT"/>
+        </w:rPr>
+        <w:t>7.2</w:t>
+      </w:r>
       <w:r>
         <w:rPr>
           <w:lang w:val="pt_PT" w:bidi="pt_PT"/>
@@ -6059,72 +5195,48 @@
         </w:rPr>
         <w:t>Não se associem com aqueles que são descrentes: Esta instrução alude à proibição judaica de certas misturas (</w:t>
       </w:r>
-      <w:hyperlink r:id="rId150">
-        <w:r>
-          <w:rPr>
-            <w:lang w:val="pt_PT" w:bidi="pt_PT"/>
-          </w:rPr>
-          <w:rPr>
-            <w:color w:val="0000EE"/>
-            <w:u w:val="single"/>
-          </w:rPr>
-          <w:t>Lv 19.19</w:t>
-        </w:r>
-      </w:hyperlink>
+      <w:r>
+        <w:rPr>
+          <w:lang w:val="pt_PT" w:bidi="pt_PT"/>
+        </w:rPr>
+        <w:t>Lv 19.19</w:t>
+      </w:r>
       <w:r>
         <w:rPr>
           <w:lang w:val="pt_PT" w:bidi="pt_PT"/>
         </w:rPr>
         <w:t xml:space="preserve">; </w:t>
       </w:r>
-      <w:hyperlink r:id="rId151">
-        <w:r>
-          <w:rPr>
-            <w:lang w:val="pt_PT" w:bidi="pt_PT"/>
-          </w:rPr>
-          <w:rPr>
-            <w:color w:val="0000EE"/>
-            <w:u w:val="single"/>
-          </w:rPr>
-          <w:t>Dt 22.10</w:t>
-        </w:r>
-      </w:hyperlink>
+      <w:r>
+        <w:rPr>
+          <w:lang w:val="pt_PT" w:bidi="pt_PT"/>
+        </w:rPr>
+        <w:t>Dt 22.10</w:t>
+      </w:r>
       <w:r>
         <w:rPr>
           <w:lang w:val="pt_PT" w:bidi="pt_PT"/>
         </w:rPr>
         <w:t xml:space="preserve">). Paulo provavelmente estava se referindo a como os coríntios estavam se envolvendo em práticas idólatras (veja </w:t>
       </w:r>
-      <w:hyperlink r:id="rId152">
-        <w:r>
-          <w:rPr>
-            <w:lang w:val="pt_PT" w:bidi="pt_PT"/>
-          </w:rPr>
-          <w:rPr>
-            <w:color w:val="0000EE"/>
-            <w:u w:val="single"/>
-          </w:rPr>
-          <w:t>1Co 8–10</w:t>
-        </w:r>
-      </w:hyperlink>
+      <w:r>
+        <w:rPr>
+          <w:lang w:val="pt_PT" w:bidi="pt_PT"/>
+        </w:rPr>
+        <w:t>1Co 8–10</w:t>
+      </w:r>
       <w:r>
         <w:rPr>
           <w:lang w:val="pt_PT" w:bidi="pt_PT"/>
         </w:rPr>
         <w:t xml:space="preserve">; cp. </w:t>
       </w:r>
-      <w:hyperlink r:id="rId153">
-        <w:r>
-          <w:rPr>
-            <w:lang w:val="pt_PT" w:bidi="pt_PT"/>
-          </w:rPr>
-          <w:rPr>
-            <w:color w:val="0000EE"/>
-            <w:u w:val="single"/>
-          </w:rPr>
-          <w:t>1Co 10.14–22</w:t>
-        </w:r>
-      </w:hyperlink>
+      <w:r>
+        <w:rPr>
+          <w:lang w:val="pt_PT" w:bidi="pt_PT"/>
+        </w:rPr>
+        <w:t>1Co 10.14–22</w:t>
+      </w:r>
       <w:r>
         <w:rPr>
           <w:lang w:val="pt_PT" w:bidi="pt_PT"/>
@@ -6179,72 +5291,48 @@
         </w:rPr>
         <w:t xml:space="preserve">A conexão entre </w:t>
       </w:r>
-      <w:hyperlink r:id="rId154">
-        <w:r>
-          <w:rPr>
-            <w:lang w:val="pt_PT" w:bidi="pt_PT"/>
-          </w:rPr>
-          <w:rPr>
-            <w:color w:val="0000EE"/>
-            <w:u w:val="single"/>
-          </w:rPr>
-          <w:t>6.13</w:t>
-        </w:r>
-      </w:hyperlink>
+      <w:r>
+        <w:rPr>
+          <w:lang w:val="pt_PT" w:bidi="pt_PT"/>
+        </w:rPr>
+        <w:t>6.13</w:t>
+      </w:r>
       <w:r>
         <w:rPr>
           <w:lang w:val="pt_PT" w:bidi="pt_PT"/>
         </w:rPr>
         <w:t xml:space="preserve"> e </w:t>
       </w:r>
-      <w:hyperlink r:id="rId149">
-        <w:r>
-          <w:rPr>
-            <w:lang w:val="pt_PT" w:bidi="pt_PT"/>
-          </w:rPr>
-          <w:rPr>
-            <w:color w:val="0000EE"/>
-            <w:u w:val="single"/>
-          </w:rPr>
-          <w:t>7.2</w:t>
-        </w:r>
-      </w:hyperlink>
+      <w:r>
+        <w:rPr>
+          <w:lang w:val="pt_PT" w:bidi="pt_PT"/>
+        </w:rPr>
+        <w:t>7.2</w:t>
+      </w:r>
       <w:r>
         <w:rPr>
           <w:lang w:val="pt_PT" w:bidi="pt_PT"/>
         </w:rPr>
         <w:t xml:space="preserve"> levou muitos estudiosos a concluir que </w:t>
       </w:r>
-      <w:hyperlink r:id="rId155">
-        <w:r>
-          <w:rPr>
-            <w:lang w:val="pt_PT" w:bidi="pt_PT"/>
-          </w:rPr>
-          <w:rPr>
-            <w:color w:val="0000EE"/>
-            <w:u w:val="single"/>
-          </w:rPr>
-          <w:t>6.14–7.1</w:t>
-        </w:r>
-      </w:hyperlink>
+      <w:r>
+        <w:rPr>
+          <w:lang w:val="pt_PT" w:bidi="pt_PT"/>
+        </w:rPr>
+        <w:t>6.14–7.1</w:t>
+      </w:r>
       <w:r>
         <w:rPr>
           <w:lang w:val="pt_PT" w:bidi="pt_PT"/>
         </w:rPr>
         <w:t xml:space="preserve"> é um fragmento inserido de outra carta (talvez a mencionada em </w:t>
       </w:r>
-      <w:hyperlink r:id="rId156">
-        <w:r>
-          <w:rPr>
-            <w:lang w:val="pt_PT" w:bidi="pt_PT"/>
-          </w:rPr>
-          <w:rPr>
-            <w:color w:val="0000EE"/>
-            <w:u w:val="single"/>
-          </w:rPr>
-          <w:t>1Co 5.9</w:t>
-        </w:r>
-      </w:hyperlink>
+      <w:r>
+        <w:rPr>
+          <w:lang w:val="pt_PT" w:bidi="pt_PT"/>
+        </w:rPr>
+        <w:t>1Co 5.9</w:t>
+      </w:r>
       <w:r>
         <w:rPr>
           <w:lang w:val="pt_PT" w:bidi="pt_PT"/>
@@ -6360,36 +5448,24 @@
         </w:rPr>
         <w:t xml:space="preserve"> habitados pelo Espírito Santo e, portanto, são santos (</w:t>
       </w:r>
-      <w:hyperlink r:id="rId157">
-        <w:r>
-          <w:rPr>
-            <w:lang w:val="pt_PT" w:bidi="pt_PT"/>
-          </w:rPr>
-          <w:rPr>
-            <w:color w:val="0000EE"/>
-            <w:u w:val="single"/>
-          </w:rPr>
-          <w:t>1Co 3.16</w:t>
-        </w:r>
-      </w:hyperlink>
+      <w:r>
+        <w:rPr>
+          <w:lang w:val="pt_PT" w:bidi="pt_PT"/>
+        </w:rPr>
+        <w:t>1Co 3.16</w:t>
+      </w:r>
       <w:r>
         <w:rPr>
           <w:lang w:val="pt_PT" w:bidi="pt_PT"/>
         </w:rPr>
         <w:t xml:space="preserve">; </w:t>
       </w:r>
-      <w:hyperlink r:id="rId158">
-        <w:r>
-          <w:rPr>
-            <w:lang w:val="pt_PT" w:bidi="pt_PT"/>
-          </w:rPr>
-          <w:rPr>
-            <w:color w:val="0000EE"/>
-            <w:u w:val="single"/>
-          </w:rPr>
-          <w:t>1Pe 2.1–10</w:t>
-        </w:r>
-      </w:hyperlink>
+      <w:r>
+        <w:rPr>
+          <w:lang w:val="pt_PT" w:bidi="pt_PT"/>
+        </w:rPr>
+        <w:t>1Pe 2.1–10</w:t>
+      </w:r>
       <w:r>
         <w:rPr>
           <w:lang w:val="pt_PT" w:bidi="pt_PT"/>
@@ -6444,36 +5520,24 @@
         </w:rPr>
         <w:t xml:space="preserve">Esta citação é de </w:t>
       </w:r>
-      <w:hyperlink r:id="rId159">
-        <w:r>
-          <w:rPr>
-            <w:lang w:val="pt_PT" w:bidi="pt_PT"/>
-          </w:rPr>
-          <w:rPr>
-            <w:color w:val="0000EE"/>
-            <w:u w:val="single"/>
-          </w:rPr>
-          <w:t>2Sm 7.14</w:t>
-        </w:r>
-      </w:hyperlink>
+      <w:r>
+        <w:rPr>
+          <w:lang w:val="pt_PT" w:bidi="pt_PT"/>
+        </w:rPr>
+        <w:t>2Sm 7.14</w:t>
+      </w:r>
       <w:r>
         <w:rPr>
           <w:lang w:val="pt_PT" w:bidi="pt_PT"/>
         </w:rPr>
         <w:t xml:space="preserve">, embora Paulo acrescente "e minhas filhas" (cp. </w:t>
       </w:r>
-      <w:hyperlink r:id="rId160">
-        <w:r>
-          <w:rPr>
-            <w:lang w:val="pt_PT" w:bidi="pt_PT"/>
-          </w:rPr>
-          <w:rPr>
-            <w:color w:val="0000EE"/>
-            <w:u w:val="single"/>
-          </w:rPr>
-          <w:t>Is 43.6</w:t>
-        </w:r>
-      </w:hyperlink>
+      <w:r>
+        <w:rPr>
+          <w:lang w:val="pt_PT" w:bidi="pt_PT"/>
+        </w:rPr>
+        <w:t>Is 43.6</w:t>
+      </w:r>
       <w:r>
         <w:rPr>
           <w:lang w:val="pt_PT" w:bidi="pt_PT"/>
@@ -6588,18 +5652,12 @@
         </w:rPr>
         <w:t xml:space="preserve">Por favor, abram seus corações para nós: Paulo retoma seu apelo de </w:t>
       </w:r>
-      <w:hyperlink r:id="rId161">
-        <w:r>
-          <w:rPr>
-            <w:lang w:val="pt_PT" w:bidi="pt_PT"/>
-          </w:rPr>
-          <w:rPr>
-            <w:color w:val="0000EE"/>
-            <w:u w:val="single"/>
-          </w:rPr>
-          <w:t>6.11–13</w:t>
-        </w:r>
-      </w:hyperlink>
+      <w:r>
+        <w:rPr>
+          <w:lang w:val="pt_PT" w:bidi="pt_PT"/>
+        </w:rPr>
+        <w:t>6.11–13</w:t>
+      </w:r>
       <w:r>
         <w:rPr>
           <w:lang w:val="pt_PT" w:bidi="pt_PT"/>
@@ -6618,18 +5676,12 @@
         </w:rPr>
         <w:t>). Paulo tinha uma profunda preocupação pelas igrejas (</w:t>
       </w:r>
-      <w:hyperlink r:id="rId162">
-        <w:r>
-          <w:rPr>
-            <w:lang w:val="pt_PT" w:bidi="pt_PT"/>
-          </w:rPr>
-          <w:rPr>
-            <w:color w:val="0000EE"/>
-            <w:u w:val="single"/>
-          </w:rPr>
-          <w:t>11.28</w:t>
-        </w:r>
-      </w:hyperlink>
+      <w:r>
+        <w:rPr>
+          <w:lang w:val="pt_PT" w:bidi="pt_PT"/>
+        </w:rPr>
+        <w:t>11.28</w:t>
+      </w:r>
       <w:r>
         <w:rPr>
           <w:lang w:val="pt_PT" w:bidi="pt_PT"/>
@@ -6684,36 +5736,24 @@
         </w:rPr>
         <w:t>Todas as nossas dificuldades podem se referir às muitas adversidades de Paulo (</w:t>
       </w:r>
-      <w:hyperlink r:id="rId163">
-        <w:r>
-          <w:rPr>
-            <w:lang w:val="pt_PT" w:bidi="pt_PT"/>
-          </w:rPr>
-          <w:rPr>
-            <w:color w:val="0000EE"/>
-            <w:u w:val="single"/>
-          </w:rPr>
-          <w:t>6.5</w:t>
-        </w:r>
-      </w:hyperlink>
+      <w:r>
+        <w:rPr>
+          <w:lang w:val="pt_PT" w:bidi="pt_PT"/>
+        </w:rPr>
+        <w:t>6.5</w:t>
+      </w:r>
       <w:r>
         <w:rPr>
           <w:lang w:val="pt_PT" w:bidi="pt_PT"/>
         </w:rPr>
         <w:t xml:space="preserve">) ou aos seus problemas com os próprios coríntios. De qualquer forma, ele estava cheio de alegria porque a resposta da igreja o havia encorajado muito (como ele explica em </w:t>
       </w:r>
-      <w:hyperlink r:id="rId164">
-        <w:r>
-          <w:rPr>
-            <w:lang w:val="pt_PT" w:bidi="pt_PT"/>
-          </w:rPr>
-          <w:rPr>
-            <w:color w:val="0000EE"/>
-            <w:u w:val="single"/>
-          </w:rPr>
-          <w:t>7.5–16</w:t>
-        </w:r>
-      </w:hyperlink>
+      <w:r>
+        <w:rPr>
+          <w:lang w:val="pt_PT" w:bidi="pt_PT"/>
+        </w:rPr>
+        <w:t>7.5–16</w:t>
+      </w:r>
       <w:r>
         <w:rPr>
           <w:lang w:val="pt_PT" w:bidi="pt_PT"/>
@@ -6793,36 +5833,24 @@
         </w:rPr>
         <w:t xml:space="preserve">; </w:t>
       </w:r>
-      <w:hyperlink r:id="rId165">
-        <w:r>
-          <w:rPr>
-            <w:lang w:val="pt_PT" w:bidi="pt_PT"/>
-          </w:rPr>
-          <w:rPr>
-            <w:color w:val="0000EE"/>
-            <w:u w:val="single"/>
-          </w:rPr>
-          <w:t>At 20.1–2</w:t>
-        </w:r>
-      </w:hyperlink>
+      <w:r>
+        <w:rPr>
+          <w:lang w:val="pt_PT" w:bidi="pt_PT"/>
+        </w:rPr>
+        <w:t>At 20.1–2</w:t>
+      </w:r>
       <w:r>
         <w:rPr>
           <w:lang w:val="pt_PT" w:bidi="pt_PT"/>
         </w:rPr>
         <w:t xml:space="preserve">). • Inicialmente, Paulo não tinha descanso (esta palavra grega é usada em </w:t>
       </w:r>
-      <w:hyperlink r:id="rId166">
-        <w:r>
-          <w:rPr>
-            <w:lang w:val="pt_PT" w:bidi="pt_PT"/>
-          </w:rPr>
-          <w:rPr>
-            <w:color w:val="0000EE"/>
-            <w:u w:val="single"/>
-          </w:rPr>
-          <w:t>2Co 2.13</w:t>
-        </w:r>
-      </w:hyperlink>
+      <w:r>
+        <w:rPr>
+          <w:lang w:val="pt_PT" w:bidi="pt_PT"/>
+        </w:rPr>
+        <w:t>2Co 2.13</w:t>
+      </w:r>
       <w:r>
         <w:rPr>
           <w:lang w:val="pt_PT" w:bidi="pt_PT"/>
@@ -6855,54 +5883,36 @@
         </w:rPr>
         <w:t xml:space="preserve"> e medo. Paulo estava profundamente desanimado, mas recebeu encorajamento de Deus, que encoraja aqueles que estão desanimados (cp. </w:t>
       </w:r>
-      <w:hyperlink r:id="rId167">
-        <w:r>
-          <w:rPr>
-            <w:lang w:val="pt_PT" w:bidi="pt_PT"/>
-          </w:rPr>
-          <w:rPr>
-            <w:color w:val="0000EE"/>
-            <w:u w:val="single"/>
-          </w:rPr>
-          <w:t>Sl 42.5–6</w:t>
-        </w:r>
-      </w:hyperlink>
+      <w:r>
+        <w:rPr>
+          <w:lang w:val="pt_PT" w:bidi="pt_PT"/>
+        </w:rPr>
+        <w:t>Sl 42.5–6</w:t>
+      </w:r>
       <w:r>
         <w:rPr>
           <w:lang w:val="pt_PT" w:bidi="pt_PT"/>
         </w:rPr>
         <w:t xml:space="preserve">). Tito chegou de Corinto com a notícia de que a carta de Paulo (veja </w:t>
       </w:r>
-      <w:hyperlink r:id="rId168">
-        <w:r>
-          <w:rPr>
-            <w:lang w:val="pt_PT" w:bidi="pt_PT"/>
-          </w:rPr>
-          <w:rPr>
-            <w:color w:val="0000EE"/>
-            <w:u w:val="single"/>
-          </w:rPr>
-          <w:t>2Co 2.3–4</w:t>
-        </w:r>
-      </w:hyperlink>
+      <w:r>
+        <w:rPr>
+          <w:lang w:val="pt_PT" w:bidi="pt_PT"/>
+        </w:rPr>
+        <w:t>2Co 2.3–4</w:t>
+      </w:r>
       <w:r>
         <w:rPr>
           <w:lang w:val="pt_PT" w:bidi="pt_PT"/>
         </w:rPr>
         <w:t>) havia cumprido seu propósito (</w:t>
       </w:r>
-      <w:hyperlink r:id="rId169">
-        <w:r>
-          <w:rPr>
-            <w:lang w:val="pt_PT" w:bidi="pt_PT"/>
-          </w:rPr>
-          <w:rPr>
-            <w:color w:val="0000EE"/>
-            <w:u w:val="single"/>
-          </w:rPr>
-          <w:t>7.8–16</w:t>
-        </w:r>
-      </w:hyperlink>
+      <w:r>
+        <w:rPr>
+          <w:lang w:val="pt_PT" w:bidi="pt_PT"/>
+        </w:rPr>
+        <w:t>7.8–16</w:t>
+      </w:r>
       <w:r>
         <w:rPr>
           <w:lang w:val="pt_PT" w:bidi="pt_PT"/>
@@ -6957,18 +5967,12 @@
         </w:rPr>
         <w:t xml:space="preserve">No início, Paulo lamentou ter enviado sua carta anterior (veja </w:t>
       </w:r>
-      <w:hyperlink r:id="rId168">
-        <w:r>
-          <w:rPr>
-            <w:lang w:val="pt_PT" w:bidi="pt_PT"/>
-          </w:rPr>
-          <w:rPr>
-            <w:color w:val="0000EE"/>
-            <w:u w:val="single"/>
-          </w:rPr>
-          <w:t>2.3–4</w:t>
-        </w:r>
-      </w:hyperlink>
+      <w:r>
+        <w:rPr>
+          <w:lang w:val="pt_PT" w:bidi="pt_PT"/>
+        </w:rPr>
+        <w:t>2.3–4</w:t>
+      </w:r>
       <w:r>
         <w:rPr>
           <w:lang w:val="pt_PT" w:bidi="pt_PT"/>
@@ -6988,18 +5992,12 @@
         </w:rPr>
         <w:t xml:space="preserve"> percebendo que a dor havia valido a pena, pois a carta severa havia levado a igreja em Corinto ao arrependimento. Eles haviam repreendido a pessoa ofensora — talvez de forma muito severa (veja </w:t>
       </w:r>
-      <w:hyperlink r:id="rId170">
-        <w:r>
-          <w:rPr>
-            <w:lang w:val="pt_PT" w:bidi="pt_PT"/>
-          </w:rPr>
-          <w:rPr>
-            <w:color w:val="0000EE"/>
-            <w:u w:val="single"/>
-          </w:rPr>
-          <w:t>2.6–11</w:t>
-        </w:r>
-      </w:hyperlink>
+      <w:r>
+        <w:rPr>
+          <w:lang w:val="pt_PT" w:bidi="pt_PT"/>
+        </w:rPr>
+        <w:t>2.6–11</w:t>
+      </w:r>
       <w:r>
         <w:rPr>
           <w:lang w:val="pt_PT" w:bidi="pt_PT"/>
@@ -7054,36 +6052,24 @@
         </w:rPr>
         <w:t xml:space="preserve">Dois tipos de tristeza são mencionados: (1) A tristeza mundana, que carece de arrependimento, leva à morte espiritual (por exemplo, veja </w:t>
       </w:r>
-      <w:hyperlink r:id="rId171">
-        <w:r>
-          <w:rPr>
-            <w:lang w:val="pt_PT" w:bidi="pt_PT"/>
-          </w:rPr>
-          <w:rPr>
-            <w:color w:val="0000EE"/>
-            <w:u w:val="single"/>
-          </w:rPr>
-          <w:t>Mt 27.3–6</w:t>
-        </w:r>
-      </w:hyperlink>
+      <w:r>
+        <w:rPr>
+          <w:lang w:val="pt_PT" w:bidi="pt_PT"/>
+        </w:rPr>
+        <w:t>Mt 27.3–6</w:t>
+      </w:r>
       <w:r>
         <w:rPr>
           <w:lang w:val="pt_PT" w:bidi="pt_PT"/>
         </w:rPr>
         <w:t xml:space="preserve">; </w:t>
       </w:r>
-      <w:hyperlink r:id="rId172">
-        <w:r>
-          <w:rPr>
-            <w:lang w:val="pt_PT" w:bidi="pt_PT"/>
-          </w:rPr>
-          <w:rPr>
-            <w:color w:val="0000EE"/>
-            <w:u w:val="single"/>
-          </w:rPr>
-          <w:t>Hb 12.16–17</w:t>
-        </w:r>
-      </w:hyperlink>
+      <w:r>
+        <w:rPr>
+          <w:lang w:val="pt_PT" w:bidi="pt_PT"/>
+        </w:rPr>
+        <w:t>Hb 12.16–17</w:t>
+      </w:r>
       <w:r>
         <w:rPr>
           <w:lang w:val="pt_PT" w:bidi="pt_PT"/>
@@ -7234,72 +6220,48 @@
         </w:rPr>
         <w:t>As igrejas na Macedônia incluíam a igreja em Filipos, que sabemos por Atos e Filipenses que estava sendo testada por muitos problemas e era muito pobre. No entanto, foram generosos em enviar doações para Paulo e em apoiar a coleta (</w:t>
       </w:r>
-      <w:hyperlink r:id="rId173">
-        <w:r>
-          <w:rPr>
-            <w:lang w:val="pt_PT" w:bidi="pt_PT"/>
-          </w:rPr>
-          <w:rPr>
-            <w:color w:val="0000EE"/>
-            <w:u w:val="single"/>
-          </w:rPr>
-          <w:t>8.4–5</w:t>
-        </w:r>
-      </w:hyperlink>
+      <w:r>
+        <w:rPr>
+          <w:lang w:val="pt_PT" w:bidi="pt_PT"/>
+        </w:rPr>
+        <w:t>8.4–5</w:t>
+      </w:r>
       <w:r>
         <w:rPr>
           <w:lang w:val="pt_PT" w:bidi="pt_PT"/>
         </w:rPr>
         <w:t xml:space="preserve">; </w:t>
       </w:r>
-      <w:hyperlink r:id="rId174">
-        <w:r>
-          <w:rPr>
-            <w:lang w:val="pt_PT" w:bidi="pt_PT"/>
-          </w:rPr>
-          <w:rPr>
-            <w:color w:val="0000EE"/>
-            <w:u w:val="single"/>
-          </w:rPr>
-          <w:t>Fp 1.5</w:t>
-        </w:r>
-      </w:hyperlink>
+      <w:r>
+        <w:rPr>
+          <w:lang w:val="pt_PT" w:bidi="pt_PT"/>
+        </w:rPr>
+        <w:t>Fp 1.5</w:t>
+      </w:r>
       <w:r>
         <w:rPr>
           <w:lang w:val="pt_PT" w:bidi="pt_PT"/>
         </w:rPr>
         <w:t xml:space="preserve">; </w:t>
       </w:r>
-      <w:hyperlink r:id="rId175">
-        <w:r>
-          <w:rPr>
-            <w:lang w:val="pt_PT" w:bidi="pt_PT"/>
-          </w:rPr>
-          <w:rPr>
-            <w:color w:val="0000EE"/>
-            <w:u w:val="single"/>
-          </w:rPr>
-          <w:t>2.25–30</w:t>
-        </w:r>
-      </w:hyperlink>
+      <w:r>
+        <w:rPr>
+          <w:lang w:val="pt_PT" w:bidi="pt_PT"/>
+        </w:rPr>
+        <w:t>2.25–30</w:t>
+      </w:r>
       <w:r>
         <w:rPr>
           <w:lang w:val="pt_PT" w:bidi="pt_PT"/>
         </w:rPr>
         <w:t xml:space="preserve">; </w:t>
       </w:r>
-      <w:hyperlink r:id="rId176">
-        <w:r>
-          <w:rPr>
-            <w:lang w:val="pt_PT" w:bidi="pt_PT"/>
-          </w:rPr>
-          <w:rPr>
-            <w:color w:val="0000EE"/>
-            <w:u w:val="single"/>
-          </w:rPr>
-          <w:t>4.15–20</w:t>
-        </w:r>
-      </w:hyperlink>
+      <w:r>
+        <w:rPr>
+          <w:lang w:val="pt_PT" w:bidi="pt_PT"/>
+        </w:rPr>
+        <w:t>4.15–20</w:t>
+      </w:r>
       <w:r>
         <w:rPr>
           <w:lang w:val="pt_PT" w:bidi="pt_PT"/>
@@ -7354,144 +6316,96 @@
         </w:rPr>
         <w:t>Paulo agora volta sua atenção para a coleta para a igreja de Jerusalém (</w:t>
       </w:r>
-      <w:hyperlink r:id="rId177">
-        <w:r>
-          <w:rPr>
-            <w:lang w:val="pt_PT" w:bidi="pt_PT"/>
-          </w:rPr>
-          <w:rPr>
-            <w:color w:val="0000EE"/>
-            <w:u w:val="single"/>
-          </w:rPr>
-          <w:t>8.4</w:t>
-        </w:r>
-      </w:hyperlink>
+      <w:r>
+        <w:rPr>
+          <w:lang w:val="pt_PT" w:bidi="pt_PT"/>
+        </w:rPr>
+        <w:t>8.4</w:t>
+      </w:r>
       <w:r>
         <w:rPr>
           <w:lang w:val="pt_PT" w:bidi="pt_PT"/>
         </w:rPr>
         <w:t xml:space="preserve">; </w:t>
       </w:r>
-      <w:hyperlink r:id="rId178">
-        <w:r>
-          <w:rPr>
-            <w:lang w:val="pt_PT" w:bidi="pt_PT"/>
-          </w:rPr>
-          <w:rPr>
-            <w:color w:val="0000EE"/>
-            <w:u w:val="single"/>
-          </w:rPr>
-          <w:t>9.1</w:t>
-        </w:r>
-      </w:hyperlink>
+      <w:r>
+        <w:rPr>
+          <w:lang w:val="pt_PT" w:bidi="pt_PT"/>
+        </w:rPr>
+        <w:t>9.1</w:t>
+      </w:r>
       <w:r>
         <w:rPr>
           <w:lang w:val="pt_PT" w:bidi="pt_PT"/>
         </w:rPr>
         <w:t>). Este fundo de alívio foi destinado a ajudar os santos empobrecidos na cidade sagrada (</w:t>
       </w:r>
-      <w:hyperlink r:id="rId179">
-        <w:r>
-          <w:rPr>
-            <w:lang w:val="pt_PT" w:bidi="pt_PT"/>
-          </w:rPr>
-          <w:rPr>
-            <w:color w:val="0000EE"/>
-            <w:u w:val="single"/>
-          </w:rPr>
-          <w:t>At 11.27–30</w:t>
-        </w:r>
-      </w:hyperlink>
+      <w:r>
+        <w:rPr>
+          <w:lang w:val="pt_PT" w:bidi="pt_PT"/>
+        </w:rPr>
+        <w:t>At 11.27–30</w:t>
+      </w:r>
       <w:r>
         <w:rPr>
           <w:lang w:val="pt_PT" w:bidi="pt_PT"/>
         </w:rPr>
         <w:t xml:space="preserve">; </w:t>
       </w:r>
-      <w:hyperlink r:id="rId180">
-        <w:r>
-          <w:rPr>
-            <w:lang w:val="pt_PT" w:bidi="pt_PT"/>
-          </w:rPr>
-          <w:rPr>
-            <w:color w:val="0000EE"/>
-            <w:u w:val="single"/>
-          </w:rPr>
-          <w:t>Rm 15.25–27</w:t>
-        </w:r>
-      </w:hyperlink>
+      <w:r>
+        <w:rPr>
+          <w:lang w:val="pt_PT" w:bidi="pt_PT"/>
+        </w:rPr>
+        <w:t>Rm 15.25–27</w:t>
+      </w:r>
       <w:r>
         <w:rPr>
           <w:lang w:val="pt_PT" w:bidi="pt_PT"/>
         </w:rPr>
         <w:t>,</w:t>
       </w:r>
-      <w:hyperlink r:id="rId181">
-        <w:r>
-          <w:rPr>
-            <w:lang w:val="pt_PT" w:bidi="pt_PT"/>
-          </w:rPr>
-          <w:rPr>
-            <w:color w:val="0000EE"/>
-            <w:u w:val="single"/>
-          </w:rPr>
-          <w:t>31</w:t>
-        </w:r>
-      </w:hyperlink>
+      <w:r>
+        <w:rPr>
+          <w:lang w:val="pt_PT" w:bidi="pt_PT"/>
+        </w:rPr>
+        <w:t>31</w:t>
+      </w:r>
       <w:r>
         <w:rPr>
           <w:lang w:val="pt_PT" w:bidi="pt_PT"/>
         </w:rPr>
         <w:t xml:space="preserve">; </w:t>
       </w:r>
-      <w:hyperlink r:id="rId182">
-        <w:r>
-          <w:rPr>
-            <w:lang w:val="pt_PT" w:bidi="pt_PT"/>
-          </w:rPr>
-          <w:rPr>
-            <w:color w:val="0000EE"/>
-            <w:u w:val="single"/>
-          </w:rPr>
-          <w:t>Gl 2.10</w:t>
-        </w:r>
-      </w:hyperlink>
+      <w:r>
+        <w:rPr>
+          <w:lang w:val="pt_PT" w:bidi="pt_PT"/>
+        </w:rPr>
+        <w:t>Gl 2.10</w:t>
+      </w:r>
       <w:r>
         <w:rPr>
           <w:lang w:val="pt_PT" w:bidi="pt_PT"/>
         </w:rPr>
         <w:t>). Paulo já havia dado instruções sobre este assunto (</w:t>
       </w:r>
-      <w:hyperlink r:id="rId183">
-        <w:r>
-          <w:rPr>
-            <w:lang w:val="pt_PT" w:bidi="pt_PT"/>
-          </w:rPr>
-          <w:rPr>
-            <w:color w:val="0000EE"/>
-            <w:u w:val="single"/>
-          </w:rPr>
-          <w:t xml:space="preserve">1Co 16.1–2); </w:t>
-        </w:r>
-      </w:hyperlink>
+      <w:r>
+        <w:rPr>
+          <w:lang w:val="pt_PT" w:bidi="pt_PT"/>
+        </w:rPr>
+        <w:t xml:space="preserve">1Co 16.1–2); </w:t>
+      </w:r>
       <w:r>
         <w:rPr>
           <w:lang w:val="pt_PT" w:bidi="pt_PT"/>
         </w:rPr>
         <w:t>agora era hora de coletar as ofertas (</w:t>
       </w:r>
-      <w:hyperlink r:id="rId184">
-        <w:r>
-          <w:rPr>
-            <w:lang w:val="pt_PT" w:bidi="pt_PT"/>
-          </w:rPr>
-          <w:rPr>
-            <w:color w:val="0000EE"/>
-            <w:u w:val="single"/>
-          </w:rPr>
-          <w:t>2Co 8.6</w:t>
-        </w:r>
-      </w:hyperlink>
+      <w:r>
+        <w:rPr>
+          <w:lang w:val="pt_PT" w:bidi="pt_PT"/>
+        </w:rPr>
+        <w:t>2Co 8.6</w:t>
+      </w:r>
       <w:r>
         <w:rPr>
           <w:lang w:val="pt_PT" w:bidi="pt_PT"/>
@@ -7594,54 +6508,36 @@
         </w:rPr>
         <w:t>Este é o versículo chave na exposição de Paulo sobre a doação cristã (</w:t>
       </w:r>
-      <w:hyperlink r:id="rId185">
-        <w:r>
-          <w:rPr>
-            <w:lang w:val="pt_PT" w:bidi="pt_PT"/>
-          </w:rPr>
-          <w:rPr>
-            <w:color w:val="0000EE"/>
-            <w:u w:val="single"/>
-          </w:rPr>
-          <w:t>8.1–9.15</w:t>
-        </w:r>
-      </w:hyperlink>
+      <w:r>
+        <w:rPr>
+          <w:lang w:val="pt_PT" w:bidi="pt_PT"/>
+        </w:rPr>
+        <w:t>8.1–9.15</w:t>
+      </w:r>
       <w:r>
         <w:rPr>
           <w:lang w:val="pt_PT" w:bidi="pt_PT"/>
         </w:rPr>
         <w:t>). Os coríntios tinham uma reputação por dons espirituais (</w:t>
       </w:r>
-      <w:hyperlink r:id="rId186">
-        <w:r>
-          <w:rPr>
-            <w:lang w:val="pt_PT" w:bidi="pt_PT"/>
-          </w:rPr>
-          <w:rPr>
-            <w:color w:val="0000EE"/>
-            <w:u w:val="single"/>
-          </w:rPr>
-          <w:t>1Co 1.5–7</w:t>
-        </w:r>
-      </w:hyperlink>
+      <w:r>
+        <w:rPr>
+          <w:lang w:val="pt_PT" w:bidi="pt_PT"/>
+        </w:rPr>
+        <w:t>1Co 1.5–7</w:t>
+      </w:r>
       <w:r>
         <w:rPr>
           <w:lang w:val="pt_PT" w:bidi="pt_PT"/>
         </w:rPr>
         <w:t xml:space="preserve">; </w:t>
       </w:r>
-      <w:hyperlink r:id="rId187">
-        <w:r>
-          <w:rPr>
-            <w:lang w:val="pt_PT" w:bidi="pt_PT"/>
-          </w:rPr>
-          <w:rPr>
-            <w:color w:val="0000EE"/>
-            <w:u w:val="single"/>
-          </w:rPr>
-          <w:t>14.12</w:t>
-        </w:r>
-      </w:hyperlink>
+      <w:r>
+        <w:rPr>
+          <w:lang w:val="pt_PT" w:bidi="pt_PT"/>
+        </w:rPr>
+        <w:t>14.12</w:t>
+      </w:r>
       <w:r>
         <w:rPr>
           <w:lang w:val="pt_PT" w:bidi="pt_PT"/>
@@ -7661,36 +6557,24 @@
         </w:rPr>
         <w:t xml:space="preserve"> que é uma marca da verdadeira espiritualidade (cp. </w:t>
       </w:r>
-      <w:hyperlink r:id="rId188">
-        <w:r>
-          <w:rPr>
-            <w:lang w:val="pt_PT" w:bidi="pt_PT"/>
-          </w:rPr>
-          <w:rPr>
-            <w:color w:val="0000EE"/>
-            <w:u w:val="single"/>
-          </w:rPr>
-          <w:t>1Co 13.1–13</w:t>
-        </w:r>
-      </w:hyperlink>
+      <w:r>
+        <w:rPr>
+          <w:lang w:val="pt_PT" w:bidi="pt_PT"/>
+        </w:rPr>
+        <w:t>1Co 13.1–13</w:t>
+      </w:r>
       <w:r>
         <w:rPr>
           <w:lang w:val="pt_PT" w:bidi="pt_PT"/>
         </w:rPr>
         <w:t>). Deus tinha sido generoso em sua bondade para com os coríntios, então eles deveriam ser generosos com os crentes judeus em sua necessidade (</w:t>
       </w:r>
-      <w:hyperlink r:id="rId189">
-        <w:r>
-          <w:rPr>
-            <w:lang w:val="pt_PT" w:bidi="pt_PT"/>
-          </w:rPr>
-          <w:rPr>
-            <w:color w:val="0000EE"/>
-            <w:u w:val="single"/>
-          </w:rPr>
-          <w:t>2Co 9.13</w:t>
-        </w:r>
-      </w:hyperlink>
+      <w:r>
+        <w:rPr>
+          <w:lang w:val="pt_PT" w:bidi="pt_PT"/>
+        </w:rPr>
+        <w:t>2Co 9.13</w:t>
+      </w:r>
       <w:r>
         <w:rPr>
           <w:lang w:val="pt_PT" w:bidi="pt_PT"/>
@@ -7745,54 +6629,36 @@
         </w:rPr>
         <w:t>O modelo para a doação generosa é o próprio Senhor, que era rico na presença do Pai (</w:t>
       </w:r>
-      <w:hyperlink r:id="rId190">
-        <w:r>
-          <w:rPr>
-            <w:lang w:val="pt_PT" w:bidi="pt_PT"/>
-          </w:rPr>
-          <w:rPr>
-            <w:color w:val="0000EE"/>
-            <w:u w:val="single"/>
-          </w:rPr>
-          <w:t>Jo 17.5</w:t>
-        </w:r>
-      </w:hyperlink>
+      <w:r>
+        <w:rPr>
+          <w:lang w:val="pt_PT" w:bidi="pt_PT"/>
+        </w:rPr>
+        <w:t>Jo 17.5</w:t>
+      </w:r>
       <w:r>
         <w:rPr>
           <w:lang w:val="pt_PT" w:bidi="pt_PT"/>
         </w:rPr>
         <w:t>,</w:t>
       </w:r>
-      <w:hyperlink r:id="rId191">
-        <w:r>
-          <w:rPr>
-            <w:lang w:val="pt_PT" w:bidi="pt_PT"/>
-          </w:rPr>
-          <w:rPr>
-            <w:color w:val="0000EE"/>
-            <w:u w:val="single"/>
-          </w:rPr>
-          <w:t>24</w:t>
-        </w:r>
-      </w:hyperlink>
+      <w:r>
+        <w:rPr>
+          <w:lang w:val="pt_PT" w:bidi="pt_PT"/>
+        </w:rPr>
+        <w:t>24</w:t>
+      </w:r>
       <w:r>
         <w:rPr>
           <w:lang w:val="pt_PT" w:bidi="pt_PT"/>
         </w:rPr>
         <w:t xml:space="preserve">), mas tornou-se pobre ao aceitar uma existência humana e a morte na cruz (veja </w:t>
       </w:r>
-      <w:hyperlink r:id="rId131">
-        <w:r>
-          <w:rPr>
-            <w:lang w:val="pt_PT" w:bidi="pt_PT"/>
-          </w:rPr>
-          <w:rPr>
-            <w:color w:val="0000EE"/>
-            <w:u w:val="single"/>
-          </w:rPr>
-          <w:t>Fp 2.6–11</w:t>
-        </w:r>
-      </w:hyperlink>
+      <w:r>
+        <w:rPr>
+          <w:lang w:val="pt_PT" w:bidi="pt_PT"/>
+        </w:rPr>
+        <w:t>Fp 2.6–11</w:t>
+      </w:r>
       <w:r>
         <w:rPr>
           <w:lang w:val="pt_PT" w:bidi="pt_PT"/>
@@ -7847,18 +6713,12 @@
         </w:rPr>
         <w:t xml:space="preserve">o que começaram no ano passado: O que eles começaram há um ano foi a coleta de uma oferta para Jerusalém, motivada por </w:t>
       </w:r>
-      <w:hyperlink r:id="rId183">
-        <w:r>
-          <w:rPr>
-            <w:lang w:val="pt_PT" w:bidi="pt_PT"/>
-          </w:rPr>
-          <w:rPr>
-            <w:color w:val="0000EE"/>
-            <w:u w:val="single"/>
-          </w:rPr>
-          <w:t>1Co 16.1–2</w:t>
-        </w:r>
-      </w:hyperlink>
+      <w:r>
+        <w:rPr>
+          <w:lang w:val="pt_PT" w:bidi="pt_PT"/>
+        </w:rPr>
+        <w:t>1Co 16.1–2</w:t>
+      </w:r>
       <w:r>
         <w:rPr>
           <w:lang w:val="pt_PT" w:bidi="pt_PT"/>
@@ -7913,18 +6773,12 @@
         </w:rPr>
         <w:t xml:space="preserve">Paulo cita </w:t>
       </w:r>
-      <w:hyperlink r:id="rId192">
-        <w:r>
-          <w:rPr>
-            <w:lang w:val="pt_PT" w:bidi="pt_PT"/>
-          </w:rPr>
-          <w:rPr>
-            <w:color w:val="0000EE"/>
-            <w:u w:val="single"/>
-          </w:rPr>
-          <w:t>Êx 16.18</w:t>
-        </w:r>
-      </w:hyperlink>
+      <w:r>
+        <w:rPr>
+          <w:lang w:val="pt_PT" w:bidi="pt_PT"/>
+        </w:rPr>
+        <w:t>Êx 16.18</w:t>
+      </w:r>
       <w:r>
         <w:rPr>
           <w:lang w:val="pt_PT" w:bidi="pt_PT"/>
@@ -7979,18 +6833,12 @@
         </w:rPr>
         <w:t>Dois outros homens cristãos viajariam com Tito para Corinto para evitar qualquer crítica sobre o manejo dos fundos de ajuda que eles coletaram (</w:t>
       </w:r>
-      <w:hyperlink r:id="rId193">
-        <w:r>
-          <w:rPr>
-            <w:lang w:val="pt_PT" w:bidi="pt_PT"/>
-          </w:rPr>
-          <w:rPr>
-            <w:color w:val="0000EE"/>
-            <w:u w:val="single"/>
-          </w:rPr>
-          <w:t>8.20–21</w:t>
-        </w:r>
-      </w:hyperlink>
+      <w:r>
+        <w:rPr>
+          <w:lang w:val="pt_PT" w:bidi="pt_PT"/>
+        </w:rPr>
+        <w:t>8.20–21</w:t>
+      </w:r>
       <w:r>
         <w:rPr>
           <w:lang w:val="pt_PT" w:bidi="pt_PT"/>
@@ -8071,18 +6919,12 @@
         </w:rPr>
         <w:t>) — eles são exemplos de cristãos que refletem o esplendor do Senhor (</w:t>
       </w:r>
-      <w:hyperlink r:id="rId194">
-        <w:r>
-          <w:rPr>
-            <w:lang w:val="pt_PT" w:bidi="pt_PT"/>
-          </w:rPr>
-          <w:rPr>
-            <w:color w:val="0000EE"/>
-            <w:u w:val="single"/>
-          </w:rPr>
-          <w:t>3.1–18</w:t>
-        </w:r>
-      </w:hyperlink>
+      <w:r>
+        <w:rPr>
+          <w:lang w:val="pt_PT" w:bidi="pt_PT"/>
+        </w:rPr>
+        <w:t>3.1–18</w:t>
+      </w:r>
       <w:r>
         <w:rPr>
           <w:lang w:val="pt_PT" w:bidi="pt_PT"/>
@@ -8137,54 +6979,36 @@
         </w:rPr>
         <w:t>Dois motivos reforçam o espírito de amor ao dar: (1) imitar os macedônios, que em sua pobreza foram generosos (</w:t>
       </w:r>
-      <w:hyperlink r:id="rId195">
-        <w:r>
-          <w:rPr>
-            <w:lang w:val="pt_PT" w:bidi="pt_PT"/>
-          </w:rPr>
-          <w:rPr>
-            <w:color w:val="0000EE"/>
-            <w:u w:val="single"/>
-          </w:rPr>
-          <w:t>9.2</w:t>
-        </w:r>
-      </w:hyperlink>
+      <w:r>
+        <w:rPr>
+          <w:lang w:val="pt_PT" w:bidi="pt_PT"/>
+        </w:rPr>
+        <w:t>9.2</w:t>
+      </w:r>
       <w:r>
         <w:rPr>
           <w:lang w:val="pt_PT" w:bidi="pt_PT"/>
         </w:rPr>
         <w:t>); e (2) não envergonhar Paulo ou a si mesmos, já que ele havia se gabado da generosidade dos coríntios aos macedônios (</w:t>
       </w:r>
-      <w:hyperlink r:id="rId196">
-        <w:r>
-          <w:rPr>
-            <w:lang w:val="pt_PT" w:bidi="pt_PT"/>
-          </w:rPr>
-          <w:rPr>
-            <w:color w:val="0000EE"/>
-            <w:u w:val="single"/>
-          </w:rPr>
-          <w:t>9.3–5</w:t>
-        </w:r>
-      </w:hyperlink>
+      <w:r>
+        <w:rPr>
+          <w:lang w:val="pt_PT" w:bidi="pt_PT"/>
+        </w:rPr>
+        <w:t>9.3–5</w:t>
+      </w:r>
       <w:r>
         <w:rPr>
           <w:lang w:val="pt_PT" w:bidi="pt_PT"/>
         </w:rPr>
         <w:t>). Para garantir a coleta oportuna da contribuição em Corinto, Paulo enviaria os delegados (</w:t>
       </w:r>
-      <w:hyperlink r:id="rId197">
-        <w:r>
-          <w:rPr>
-            <w:lang w:val="pt_PT" w:bidi="pt_PT"/>
-          </w:rPr>
-          <w:rPr>
-            <w:color w:val="0000EE"/>
-            <w:u w:val="single"/>
-          </w:rPr>
-          <w:t>8.16–24</w:t>
-        </w:r>
-      </w:hyperlink>
+      <w:r>
+        <w:rPr>
+          <w:lang w:val="pt_PT" w:bidi="pt_PT"/>
+        </w:rPr>
+        <w:t>8.16–24</w:t>
+      </w:r>
       <w:r>
         <w:rPr>
           <w:lang w:val="pt_PT" w:bidi="pt_PT"/>
@@ -8348,18 +7172,12 @@
         </w:rPr>
         <w:t xml:space="preserve">Como dizem as Escrituras: A citação do </w:t>
       </w:r>
-      <w:hyperlink r:id="rId198">
-        <w:r>
-          <w:rPr>
-            <w:lang w:val="pt_PT" w:bidi="pt_PT"/>
-          </w:rPr>
-          <w:rPr>
-            <w:color w:val="0000EE"/>
-            <w:u w:val="single"/>
-          </w:rPr>
-          <w:t>Sl 112.9</w:t>
-        </w:r>
-      </w:hyperlink>
+      <w:r>
+        <w:rPr>
+          <w:lang w:val="pt_PT" w:bidi="pt_PT"/>
+        </w:rPr>
+        <w:t>Sl 112.9</w:t>
+      </w:r>
       <w:r>
         <w:rPr>
           <w:lang w:val="pt_PT" w:bidi="pt_PT"/>
@@ -8414,126 +7232,84 @@
         </w:rPr>
         <w:t>A generosidade dos Coríntios seria correspondida pela generosidade de Deus (</w:t>
       </w:r>
-      <w:hyperlink r:id="rId199">
-        <w:r>
-          <w:rPr>
-            <w:lang w:val="pt_PT" w:bidi="pt_PT"/>
-          </w:rPr>
-          <w:rPr>
-            <w:color w:val="0000EE"/>
-            <w:u w:val="single"/>
-          </w:rPr>
-          <w:t>9.10–11</w:t>
-        </w:r>
-      </w:hyperlink>
+      <w:r>
+        <w:rPr>
+          <w:lang w:val="pt_PT" w:bidi="pt_PT"/>
+        </w:rPr>
+        <w:t>9.10–11</w:t>
+      </w:r>
       <w:r>
         <w:rPr>
           <w:lang w:val="pt_PT" w:bidi="pt_PT"/>
         </w:rPr>
         <w:t>). Também atenderia às necessidades dos cristãos judeus (</w:t>
       </w:r>
-      <w:hyperlink r:id="rId200">
-        <w:r>
-          <w:rPr>
-            <w:lang w:val="pt_PT" w:bidi="pt_PT"/>
-          </w:rPr>
-          <w:rPr>
-            <w:color w:val="0000EE"/>
-            <w:u w:val="single"/>
-          </w:rPr>
-          <w:t>9.12</w:t>
-        </w:r>
-      </w:hyperlink>
+      <w:r>
+        <w:rPr>
+          <w:lang w:val="pt_PT" w:bidi="pt_PT"/>
+        </w:rPr>
+        <w:t>9.12</w:t>
+      </w:r>
       <w:r>
         <w:rPr>
           <w:lang w:val="pt_PT" w:bidi="pt_PT"/>
         </w:rPr>
         <w:t>), honraria a Deus (</w:t>
       </w:r>
-      <w:hyperlink r:id="rId189">
-        <w:r>
-          <w:rPr>
-            <w:lang w:val="pt_PT" w:bidi="pt_PT"/>
-          </w:rPr>
-          <w:rPr>
-            <w:color w:val="0000EE"/>
-            <w:u w:val="single"/>
-          </w:rPr>
-          <w:t>9.13</w:t>
-        </w:r>
-      </w:hyperlink>
+      <w:r>
+        <w:rPr>
+          <w:lang w:val="pt_PT" w:bidi="pt_PT"/>
+        </w:rPr>
+        <w:t>9.13</w:t>
+      </w:r>
       <w:r>
         <w:rPr>
           <w:lang w:val="pt_PT" w:bidi="pt_PT"/>
         </w:rPr>
         <w:t>), mostraria aos crentes em Jerusalém que seus irmãos e irmãs gentios eram crentes genuínos (</w:t>
       </w:r>
-      <w:hyperlink r:id="rId189">
-        <w:r>
-          <w:rPr>
-            <w:lang w:val="pt_PT" w:bidi="pt_PT"/>
-          </w:rPr>
-          <w:rPr>
-            <w:color w:val="0000EE"/>
-            <w:u w:val="single"/>
-          </w:rPr>
-          <w:t>9.13</w:t>
-        </w:r>
-      </w:hyperlink>
+      <w:r>
+        <w:rPr>
+          <w:lang w:val="pt_PT" w:bidi="pt_PT"/>
+        </w:rPr>
+        <w:t>9.13</w:t>
+      </w:r>
       <w:r>
         <w:rPr>
           <w:lang w:val="pt_PT" w:bidi="pt_PT"/>
         </w:rPr>
         <w:t>), e resultaria na oração intercessória e afeição dos crentes judeus pelos crentes gentios (</w:t>
       </w:r>
-      <w:hyperlink r:id="rId201">
-        <w:r>
-          <w:rPr>
-            <w:lang w:val="pt_PT" w:bidi="pt_PT"/>
-          </w:rPr>
-          <w:rPr>
-            <w:color w:val="0000EE"/>
-            <w:u w:val="single"/>
-          </w:rPr>
-          <w:t>9.14</w:t>
-        </w:r>
-      </w:hyperlink>
+      <w:r>
+        <w:rPr>
+          <w:lang w:val="pt_PT" w:bidi="pt_PT"/>
+        </w:rPr>
+        <w:t>9.14</w:t>
+      </w:r>
       <w:r>
         <w:rPr>
           <w:lang w:val="pt_PT" w:bidi="pt_PT"/>
         </w:rPr>
         <w:t>). Paulo imaginava uma igreja cristã unida e mundial, composta por judeus e gentios crentes que são todos um em Cristo Jesus (</w:t>
       </w:r>
-      <w:hyperlink r:id="rId202">
-        <w:r>
-          <w:rPr>
-            <w:lang w:val="pt_PT" w:bidi="pt_PT"/>
-          </w:rPr>
-          <w:rPr>
-            <w:color w:val="0000EE"/>
-            <w:u w:val="single"/>
-          </w:rPr>
-          <w:t>Gl 3.28</w:t>
-        </w:r>
-      </w:hyperlink>
+      <w:r>
+        <w:rPr>
+          <w:lang w:val="pt_PT" w:bidi="pt_PT"/>
+        </w:rPr>
+        <w:t>Gl 3.28</w:t>
+      </w:r>
       <w:r>
         <w:rPr>
           <w:lang w:val="pt_PT" w:bidi="pt_PT"/>
         </w:rPr>
         <w:t xml:space="preserve">; </w:t>
       </w:r>
-      <w:hyperlink r:id="rId135">
-        <w:r>
-          <w:rPr>
-            <w:lang w:val="pt_PT" w:bidi="pt_PT"/>
-          </w:rPr>
-          <w:rPr>
-            <w:color w:val="0000EE"/>
-            <w:u w:val="single"/>
-          </w:rPr>
-          <w:t>Ef 2.11–22</w:t>
-        </w:r>
-      </w:hyperlink>
+      <w:r>
+        <w:rPr>
+          <w:lang w:val="pt_PT" w:bidi="pt_PT"/>
+        </w:rPr>
+        <w:t>Ef 2.11–22</w:t>
+      </w:r>
       <w:r>
         <w:rPr>
           <w:lang w:val="pt_PT" w:bidi="pt_PT"/>
@@ -8588,108 +7364,72 @@
         </w:rPr>
         <w:t xml:space="preserve">Você acha que eu sou tímido pessoalmente? Veja </w:t>
       </w:r>
-      <w:hyperlink r:id="rId203">
-        <w:r>
-          <w:rPr>
-            <w:lang w:val="pt_PT" w:bidi="pt_PT"/>
-          </w:rPr>
-          <w:rPr>
-            <w:color w:val="0000EE"/>
-            <w:u w:val="single"/>
-          </w:rPr>
-          <w:t>10.10</w:t>
-        </w:r>
-      </w:hyperlink>
+      <w:r>
+        <w:rPr>
+          <w:lang w:val="pt_PT" w:bidi="pt_PT"/>
+        </w:rPr>
+        <w:t>10.10</w:t>
+      </w:r>
       <w:r>
         <w:rPr>
           <w:lang w:val="pt_PT" w:bidi="pt_PT"/>
         </w:rPr>
         <w:t>. Paulo podia escrever cartas ousadas à distância, mas confundiram sua gentileza e bondade pessoal com fraqueza. No entanto, esqueceram que ele tinha a autoridade de Cristo (</w:t>
       </w:r>
-      <w:hyperlink r:id="rId204">
-        <w:r>
-          <w:rPr>
-            <w:lang w:val="pt_PT" w:bidi="pt_PT"/>
-          </w:rPr>
-          <w:rPr>
-            <w:color w:val="0000EE"/>
-            <w:u w:val="single"/>
-          </w:rPr>
-          <w:t>12.19</w:t>
-        </w:r>
-      </w:hyperlink>
+      <w:r>
+        <w:rPr>
+          <w:lang w:val="pt_PT" w:bidi="pt_PT"/>
+        </w:rPr>
+        <w:t>12.19</w:t>
+      </w:r>
       <w:r>
         <w:rPr>
           <w:lang w:val="pt_PT" w:bidi="pt_PT"/>
         </w:rPr>
         <w:t xml:space="preserve">; </w:t>
       </w:r>
-      <w:hyperlink r:id="rId205">
-        <w:r>
-          <w:rPr>
-            <w:lang w:val="pt_PT" w:bidi="pt_PT"/>
-          </w:rPr>
-          <w:rPr>
-            <w:color w:val="0000EE"/>
-            <w:u w:val="single"/>
-          </w:rPr>
-          <w:t>13.3–5</w:t>
-        </w:r>
-      </w:hyperlink>
+      <w:r>
+        <w:rPr>
+          <w:lang w:val="pt_PT" w:bidi="pt_PT"/>
+        </w:rPr>
+        <w:t>13.3–5</w:t>
+      </w:r>
       <w:r>
         <w:rPr>
           <w:lang w:val="pt_PT" w:bidi="pt_PT"/>
         </w:rPr>
         <w:t>,</w:t>
       </w:r>
-      <w:hyperlink r:id="rId206">
-        <w:r>
-          <w:rPr>
-            <w:lang w:val="pt_PT" w:bidi="pt_PT"/>
-          </w:rPr>
-          <w:rPr>
-            <w:color w:val="0000EE"/>
-            <w:u w:val="single"/>
-          </w:rPr>
-          <w:t>7</w:t>
-        </w:r>
-      </w:hyperlink>
+      <w:r>
+        <w:rPr>
+          <w:lang w:val="pt_PT" w:bidi="pt_PT"/>
+        </w:rPr>
+        <w:t>7</w:t>
+      </w:r>
       <w:r>
         <w:rPr>
           <w:lang w:val="pt_PT" w:bidi="pt_PT"/>
         </w:rPr>
         <w:t>,</w:t>
       </w:r>
-      <w:hyperlink r:id="rId207">
-        <w:r>
-          <w:rPr>
-            <w:lang w:val="pt_PT" w:bidi="pt_PT"/>
-          </w:rPr>
-          <w:rPr>
-            <w:color w:val="0000EE"/>
-            <w:u w:val="single"/>
-          </w:rPr>
-          <w:t>10</w:t>
-        </w:r>
-      </w:hyperlink>
+      <w:r>
+        <w:rPr>
+          <w:lang w:val="pt_PT" w:bidi="pt_PT"/>
+        </w:rPr>
+        <w:t>10</w:t>
+      </w:r>
       <w:r>
         <w:rPr>
           <w:lang w:val="pt_PT" w:bidi="pt_PT"/>
         </w:rPr>
         <w:t xml:space="preserve">; </w:t>
       </w:r>
-      <w:hyperlink r:id="rId208">
-        <w:r>
-          <w:rPr>
-            <w:lang w:val="pt_PT" w:bidi="pt_PT"/>
-          </w:rPr>
-          <w:rPr>
-            <w:color w:val="0000EE"/>
-            <w:u w:val="single"/>
-          </w:rPr>
-          <w:t>1Co 4.21</w:t>
-        </w:r>
-      </w:hyperlink>
+      <w:r>
+        <w:rPr>
+          <w:lang w:val="pt_PT" w:bidi="pt_PT"/>
+        </w:rPr>
+        <w:t>1Co 4.21</w:t>
+      </w:r>
       <w:r>
         <w:rPr>
           <w:lang w:val="pt_PT" w:bidi="pt_PT"/>
@@ -8792,288 +7532,192 @@
         </w:rPr>
         <w:t xml:space="preserve">Nesta seção, Paulo defende seu ministério como apóstolo. • Estes capítulos apresentam vários problemas devido a uma mudança distinta de tom e estilo. Os capítulos </w:t>
       </w:r>
-      <w:hyperlink r:id="rId209">
-        <w:r>
-          <w:rPr>
-            <w:lang w:val="pt_PT" w:bidi="pt_PT"/>
-          </w:rPr>
-          <w:rPr>
-            <w:color w:val="0000EE"/>
-            <w:u w:val="single"/>
-          </w:rPr>
-          <w:t>1–9</w:t>
-        </w:r>
-      </w:hyperlink>
+      <w:r>
+        <w:rPr>
+          <w:lang w:val="pt_PT" w:bidi="pt_PT"/>
+        </w:rPr>
+        <w:t>1–9</w:t>
+      </w:r>
       <w:r>
         <w:rPr>
           <w:lang w:val="pt_PT" w:bidi="pt_PT"/>
         </w:rPr>
         <w:t xml:space="preserve"> estão cheios de alegria pela reconciliação dos pecadores com Deus e dos coríntios com Paulo. No entanto, a partir deste ponto, Paulo está na defensiva. Estes capítulos estão repletos de palavras duras, recriminações amargas, ironia apaixonada e repreensão. A notável ruptura em </w:t>
       </w:r>
-      <w:hyperlink r:id="rId210">
-        <w:r>
-          <w:rPr>
-            <w:lang w:val="pt_PT" w:bidi="pt_PT"/>
-          </w:rPr>
-          <w:rPr>
-            <w:color w:val="0000EE"/>
-            <w:u w:val="single"/>
-          </w:rPr>
-          <w:t>10.1</w:t>
-        </w:r>
-      </w:hyperlink>
+      <w:r>
+        <w:rPr>
+          <w:lang w:val="pt_PT" w:bidi="pt_PT"/>
+        </w:rPr>
+        <w:t>10.1</w:t>
+      </w:r>
       <w:r>
         <w:rPr>
           <w:lang w:val="pt_PT" w:bidi="pt_PT"/>
         </w:rPr>
         <w:t xml:space="preserve"> inspirou várias explicações: (1) Estes capítulos podem ser uma carta separada, possivelmente a “carta severa” enviada anteriormente a Corinto (</w:t>
       </w:r>
-      <w:hyperlink r:id="rId168">
-        <w:r>
-          <w:rPr>
-            <w:lang w:val="pt_PT" w:bidi="pt_PT"/>
-          </w:rPr>
-          <w:rPr>
-            <w:color w:val="0000EE"/>
-            <w:u w:val="single"/>
-          </w:rPr>
-          <w:t>2.3–4</w:t>
-        </w:r>
-      </w:hyperlink>
+      <w:r>
+        <w:rPr>
+          <w:lang w:val="pt_PT" w:bidi="pt_PT"/>
+        </w:rPr>
+        <w:t>2.3–4</w:t>
+      </w:r>
       <w:r>
         <w:rPr>
           <w:lang w:val="pt_PT" w:bidi="pt_PT"/>
         </w:rPr>
         <w:t xml:space="preserve">; </w:t>
       </w:r>
-      <w:hyperlink r:id="rId211">
-        <w:r>
-          <w:rPr>
-            <w:lang w:val="pt_PT" w:bidi="pt_PT"/>
-          </w:rPr>
-          <w:rPr>
-            <w:color w:val="0000EE"/>
-            <w:u w:val="single"/>
-          </w:rPr>
-          <w:t>7.8–9</w:t>
-        </w:r>
-      </w:hyperlink>
+      <w:r>
+        <w:rPr>
+          <w:lang w:val="pt_PT" w:bidi="pt_PT"/>
+        </w:rPr>
+        <w:t>7.8–9</w:t>
+      </w:r>
       <w:r>
         <w:rPr>
           <w:lang w:val="pt_PT" w:bidi="pt_PT"/>
         </w:rPr>
         <w:t>). (2) Pode ser que, enquanto a maioria dos membros da igreja tenha obedecido ao apelo pela reconciliação, ainda houvesse uma minoria rebelde a quem Paulo dirigiu esses quatro capítulos. (3) Mais provavelmente, uma nova situação surgiu desde que Tito trouxe seu relatório entusiástico de harmonia restaurada (</w:t>
       </w:r>
-      <w:hyperlink r:id="rId164">
-        <w:r>
-          <w:rPr>
-            <w:lang w:val="pt_PT" w:bidi="pt_PT"/>
-          </w:rPr>
-          <w:rPr>
-            <w:color w:val="0000EE"/>
-            <w:u w:val="single"/>
-          </w:rPr>
-          <w:t>7.5–16</w:t>
-        </w:r>
-      </w:hyperlink>
+      <w:r>
+        <w:rPr>
+          <w:lang w:val="pt_PT" w:bidi="pt_PT"/>
+        </w:rPr>
+        <w:t>7.5–16</w:t>
+      </w:r>
       <w:r>
         <w:rPr>
           <w:lang w:val="pt_PT" w:bidi="pt_PT"/>
         </w:rPr>
         <w:t xml:space="preserve">). Neste cenário, alguns missionários anti-Paulo chegaram a Corinto e lançaram uma campanha virulenta contra a mensagem apostólica de boas-novas (veja </w:t>
       </w:r>
-      <w:hyperlink r:id="rId212">
-        <w:r>
-          <w:rPr>
-            <w:lang w:val="pt_PT" w:bidi="pt_PT"/>
-          </w:rPr>
-          <w:rPr>
-            <w:color w:val="0000EE"/>
-            <w:u w:val="single"/>
-          </w:rPr>
-          <w:t>11.4</w:t>
-        </w:r>
-      </w:hyperlink>
+      <w:r>
+        <w:rPr>
+          <w:lang w:val="pt_PT" w:bidi="pt_PT"/>
+        </w:rPr>
+        <w:t>11.4</w:t>
+      </w:r>
       <w:r>
         <w:rPr>
           <w:lang w:val="pt_PT" w:bidi="pt_PT"/>
         </w:rPr>
         <w:t>,</w:t>
       </w:r>
-      <w:hyperlink r:id="rId213">
-        <w:r>
-          <w:rPr>
-            <w:lang w:val="pt_PT" w:bidi="pt_PT"/>
-          </w:rPr>
-          <w:rPr>
-            <w:color w:val="0000EE"/>
-            <w:u w:val="single"/>
-          </w:rPr>
-          <w:t>13–15</w:t>
-        </w:r>
-      </w:hyperlink>
+      <w:r>
+        <w:rPr>
+          <w:lang w:val="pt_PT" w:bidi="pt_PT"/>
+        </w:rPr>
+        <w:t>13–15</w:t>
+      </w:r>
       <w:r>
         <w:rPr>
           <w:lang w:val="pt_PT" w:bidi="pt_PT"/>
         </w:rPr>
         <w:t>). Eles alegavam que Paulo não era um verdadeiro apóstolo ou mesmo um verdadeiro cristão (</w:t>
       </w:r>
-      <w:hyperlink r:id="rId214">
-        <w:r>
-          <w:rPr>
-            <w:lang w:val="pt_PT" w:bidi="pt_PT"/>
-          </w:rPr>
-          <w:rPr>
-            <w:color w:val="0000EE"/>
-            <w:u w:val="single"/>
-          </w:rPr>
-          <w:t>10.7</w:t>
-        </w:r>
-      </w:hyperlink>
+      <w:r>
+        <w:rPr>
+          <w:lang w:val="pt_PT" w:bidi="pt_PT"/>
+        </w:rPr>
+        <w:t>10.7</w:t>
+      </w:r>
       <w:r>
         <w:rPr>
           <w:lang w:val="pt_PT" w:bidi="pt_PT"/>
         </w:rPr>
         <w:t>) e que ele não tinha o direito de vir a Corinto com a mensagem do evangelho, já que era um território que pertencia a eles (</w:t>
       </w:r>
-      <w:hyperlink r:id="rId215">
-        <w:r>
-          <w:rPr>
-            <w:lang w:val="pt_PT" w:bidi="pt_PT"/>
-          </w:rPr>
-          <w:rPr>
-            <w:color w:val="0000EE"/>
-            <w:u w:val="single"/>
-          </w:rPr>
-          <w:t>10.15–16</w:t>
-        </w:r>
-      </w:hyperlink>
+      <w:r>
+        <w:rPr>
+          <w:lang w:val="pt_PT" w:bidi="pt_PT"/>
+        </w:rPr>
+        <w:t>10.15–16</w:t>
+      </w:r>
       <w:r>
         <w:rPr>
           <w:lang w:val="pt_PT" w:bidi="pt_PT"/>
         </w:rPr>
         <w:t>). Eles trouxeram uma mensagem estranha (</w:t>
       </w:r>
-      <w:hyperlink r:id="rId212">
-        <w:r>
-          <w:rPr>
-            <w:lang w:val="pt_PT" w:bidi="pt_PT"/>
-          </w:rPr>
-          <w:rPr>
-            <w:color w:val="0000EE"/>
-            <w:u w:val="single"/>
-          </w:rPr>
-          <w:t>11.4</w:t>
-        </w:r>
-      </w:hyperlink>
+      <w:r>
+        <w:rPr>
+          <w:lang w:val="pt_PT" w:bidi="pt_PT"/>
+        </w:rPr>
+        <w:t>11.4</w:t>
+      </w:r>
       <w:r>
         <w:rPr>
           <w:lang w:val="pt_PT" w:bidi="pt_PT"/>
         </w:rPr>
         <w:t>) e exerciam um espírito dominador. Em suma, estavam fazendo o trabalho de Satanás (</w:t>
       </w:r>
-      <w:hyperlink r:id="rId213">
-        <w:r>
-          <w:rPr>
-            <w:lang w:val="pt_PT" w:bidi="pt_PT"/>
-          </w:rPr>
-          <w:rPr>
-            <w:color w:val="0000EE"/>
-            <w:u w:val="single"/>
-          </w:rPr>
-          <w:t>11.13–15</w:t>
-        </w:r>
-      </w:hyperlink>
+      <w:r>
+        <w:rPr>
+          <w:lang w:val="pt_PT" w:bidi="pt_PT"/>
+        </w:rPr>
+        <w:t>11.13–15</w:t>
+      </w:r>
       <w:r>
         <w:rPr>
           <w:lang w:val="pt_PT" w:bidi="pt_PT"/>
         </w:rPr>
         <w:t>). Paulo, preocupado ao ouvir sobre essa nova situação, reafirma sua autoridade apostólica e se envolve em uma forma de escrita que é desagradável para ele (</w:t>
       </w:r>
-      <w:hyperlink r:id="rId216">
-        <w:r>
-          <w:rPr>
-            <w:lang w:val="pt_PT" w:bidi="pt_PT"/>
-          </w:rPr>
-          <w:rPr>
-            <w:color w:val="0000EE"/>
-            <w:u w:val="single"/>
-          </w:rPr>
-          <w:t>11.1</w:t>
-        </w:r>
-      </w:hyperlink>
+      <w:r>
+        <w:rPr>
+          <w:lang w:val="pt_PT" w:bidi="pt_PT"/>
+        </w:rPr>
+        <w:t>11.1</w:t>
+      </w:r>
       <w:r>
         <w:rPr>
           <w:lang w:val="pt_PT" w:bidi="pt_PT"/>
         </w:rPr>
         <w:t>,</w:t>
       </w:r>
-      <w:hyperlink r:id="rId217">
-        <w:r>
-          <w:rPr>
-            <w:lang w:val="pt_PT" w:bidi="pt_PT"/>
-          </w:rPr>
-          <w:rPr>
-            <w:color w:val="0000EE"/>
-            <w:u w:val="single"/>
-          </w:rPr>
-          <w:t>16–17</w:t>
-        </w:r>
-      </w:hyperlink>
+      <w:r>
+        <w:rPr>
+          <w:lang w:val="pt_PT" w:bidi="pt_PT"/>
+        </w:rPr>
+        <w:t>16–17</w:t>
+      </w:r>
       <w:r>
         <w:rPr>
           <w:lang w:val="pt_PT" w:bidi="pt_PT"/>
         </w:rPr>
         <w:t xml:space="preserve">; </w:t>
       </w:r>
-      <w:hyperlink r:id="rId218">
-        <w:r>
-          <w:rPr>
-            <w:lang w:val="pt_PT" w:bidi="pt_PT"/>
-          </w:rPr>
-          <w:rPr>
-            <w:color w:val="0000EE"/>
-            <w:u w:val="single"/>
-          </w:rPr>
-          <w:t>12.1</w:t>
-        </w:r>
-      </w:hyperlink>
+      <w:r>
+        <w:rPr>
+          <w:lang w:val="pt_PT" w:bidi="pt_PT"/>
+        </w:rPr>
+        <w:t>12.1</w:t>
+      </w:r>
       <w:r>
         <w:rPr>
           <w:lang w:val="pt_PT" w:bidi="pt_PT"/>
         </w:rPr>
         <w:t>) ao se gabar de suas fraquezas e provações. A autoridade apostólica de Paulo é real e poderosa, mas é condicionada e controlada pelo amor exibido por Jesus crucificado (</w:t>
       </w:r>
-      <w:hyperlink r:id="rId210">
-        <w:r>
-          <w:rPr>
-            <w:lang w:val="pt_PT" w:bidi="pt_PT"/>
-          </w:rPr>
-          <w:rPr>
-            <w:color w:val="0000EE"/>
-            <w:u w:val="single"/>
-          </w:rPr>
-          <w:t>10.1</w:t>
-        </w:r>
-      </w:hyperlink>
+      <w:r>
+        <w:rPr>
+          <w:lang w:val="pt_PT" w:bidi="pt_PT"/>
+        </w:rPr>
+        <w:t>10.1</w:t>
+      </w:r>
       <w:r>
         <w:rPr>
           <w:lang w:val="pt_PT" w:bidi="pt_PT"/>
         </w:rPr>
         <w:t xml:space="preserve">; </w:t>
       </w:r>
-      <w:hyperlink r:id="rId219">
-        <w:r>
-          <w:rPr>
-            <w:lang w:val="pt_PT" w:bidi="pt_PT"/>
-          </w:rPr>
-          <w:rPr>
-            <w:color w:val="0000EE"/>
-            <w:u w:val="single"/>
-          </w:rPr>
-          <w:t>13.4–10</w:t>
-        </w:r>
-      </w:hyperlink>
+      <w:r>
+        <w:rPr>
+          <w:lang w:val="pt_PT" w:bidi="pt_PT"/>
+        </w:rPr>
+        <w:t>13.4–10</w:t>
+      </w:r>
       <w:r>
         <w:rPr>
           <w:lang w:val="pt_PT" w:bidi="pt_PT"/>
@@ -9128,18 +7772,12 @@
         </w:rPr>
         <w:t xml:space="preserve">Uma metáfora militar reforça a refutação de Paulo: as armas de Paulo têm poder divino sobre fortalezas espirituais (veja </w:t>
       </w:r>
-      <w:hyperlink r:id="rId220">
-        <w:r>
-          <w:rPr>
-            <w:lang w:val="pt_PT" w:bidi="pt_PT"/>
-          </w:rPr>
-          <w:rPr>
-            <w:color w:val="0000EE"/>
-            <w:u w:val="single"/>
-          </w:rPr>
-          <w:t>4.3–4</w:t>
-        </w:r>
-      </w:hyperlink>
+      <w:r>
+        <w:rPr>
+          <w:lang w:val="pt_PT" w:bidi="pt_PT"/>
+        </w:rPr>
+        <w:t>4.3–4</w:t>
+      </w:r>
       <w:r>
         <w:rPr>
           <w:lang w:val="pt_PT" w:bidi="pt_PT"/>
@@ -9194,36 +7832,24 @@
         </w:rPr>
         <w:t xml:space="preserve">Os mestres rivais estavam claramente reivindicando ser representantes de Cristo de uma maneira superior, excluindo Paulo por causa de sua fraqueza. Aqui, ele define ter verdadeira autoridade como algo distinto de ser um autoritário dominador. Sua autoridade era para edificar o povo de Deus, não para demoli-los (veja </w:t>
       </w:r>
-      <w:hyperlink r:id="rId207">
-        <w:r>
-          <w:rPr>
-            <w:lang w:val="pt_PT" w:bidi="pt_PT"/>
-          </w:rPr>
-          <w:rPr>
-            <w:color w:val="0000EE"/>
-            <w:u w:val="single"/>
-          </w:rPr>
-          <w:t>13.10</w:t>
-        </w:r>
-      </w:hyperlink>
+      <w:r>
+        <w:rPr>
+          <w:lang w:val="pt_PT" w:bidi="pt_PT"/>
+        </w:rPr>
+        <w:t>13.10</w:t>
+      </w:r>
       <w:r>
         <w:rPr>
           <w:lang w:val="pt_PT" w:bidi="pt_PT"/>
         </w:rPr>
         <w:t xml:space="preserve">), ainda assim ele pretendia lidar firmemente com esses rivais quando chegasse a Corinto (veja </w:t>
       </w:r>
-      <w:hyperlink r:id="rId221">
-        <w:r>
-          <w:rPr>
-            <w:lang w:val="pt_PT" w:bidi="pt_PT"/>
-          </w:rPr>
-          <w:rPr>
-            <w:color w:val="0000EE"/>
-            <w:u w:val="single"/>
-          </w:rPr>
-          <w:t>13.1</w:t>
-        </w:r>
-      </w:hyperlink>
+      <w:r>
+        <w:rPr>
+          <w:lang w:val="pt_PT" w:bidi="pt_PT"/>
+        </w:rPr>
+        <w:t>13.1</w:t>
+      </w:r>
       <w:r>
         <w:rPr>
           <w:lang w:val="pt_PT" w:bidi="pt_PT"/>
@@ -9291,54 +7917,36 @@
         </w:rPr>
         <w:t xml:space="preserve"> como outros cristãos também perceberam (cf. </w:t>
       </w:r>
-      <w:hyperlink r:id="rId222">
-        <w:r>
-          <w:rPr>
-            <w:lang w:val="pt_PT" w:bidi="pt_PT"/>
-          </w:rPr>
-          <w:rPr>
-            <w:color w:val="0000EE"/>
-            <w:u w:val="single"/>
-          </w:rPr>
-          <w:t>2Pe 3.16</w:t>
-        </w:r>
-      </w:hyperlink>
+      <w:r>
+        <w:rPr>
+          <w:lang w:val="pt_PT" w:bidi="pt_PT"/>
+        </w:rPr>
+        <w:t>2Pe 3.16</w:t>
+      </w:r>
       <w:r>
         <w:rPr>
           <w:lang w:val="pt_PT" w:bidi="pt_PT"/>
         </w:rPr>
         <w:t xml:space="preserve">). • Pessoalmente, ele é fraco: Paulo não tinha uma presença dominadora, forçando as pessoas à submissão (cf. </w:t>
       </w:r>
-      <w:hyperlink r:id="rId223">
-        <w:r>
-          <w:rPr>
-            <w:lang w:val="pt_PT" w:bidi="pt_PT"/>
-          </w:rPr>
-          <w:rPr>
-            <w:color w:val="0000EE"/>
-            <w:u w:val="single"/>
-          </w:rPr>
-          <w:t>2Co 1.24</w:t>
-        </w:r>
-      </w:hyperlink>
+      <w:r>
+        <w:rPr>
+          <w:lang w:val="pt_PT" w:bidi="pt_PT"/>
+        </w:rPr>
+        <w:t>2Co 1.24</w:t>
+      </w:r>
       <w:r>
         <w:rPr>
           <w:lang w:val="pt_PT" w:bidi="pt_PT"/>
         </w:rPr>
         <w:t xml:space="preserve">; </w:t>
       </w:r>
-      <w:hyperlink r:id="rId224">
-        <w:r>
-          <w:rPr>
-            <w:lang w:val="pt_PT" w:bidi="pt_PT"/>
-          </w:rPr>
-          <w:rPr>
-            <w:color w:val="0000EE"/>
-            <w:u w:val="single"/>
-          </w:rPr>
-          <w:t>1Co 2.1–5</w:t>
-        </w:r>
-      </w:hyperlink>
+      <w:r>
+        <w:rPr>
+          <w:lang w:val="pt_PT" w:bidi="pt_PT"/>
+        </w:rPr>
+        <w:t>1Co 2.1–5</w:t>
+      </w:r>
       <w:r>
         <w:rPr>
           <w:lang w:val="pt_PT" w:bidi="pt_PT"/>
@@ -9358,54 +7966,36 @@
         </w:rPr>
         <w:t>, por volta de 200 d.C.) o retratam como “um homem de baixa estatura, quase calvo, com pernas tortas, mas com um bom corpo e sobrancelhas unidas. Seu nariz era adunco, cheio de graça, pois às vezes ele parecia um homem e às vezes tinha o rosto de um anjo”. • Seus discursos são inúteis: Ao contrário de Apolo (</w:t>
       </w:r>
-      <w:hyperlink r:id="rId225">
-        <w:r>
-          <w:rPr>
-            <w:lang w:val="pt_PT" w:bidi="pt_PT"/>
-          </w:rPr>
-          <w:rPr>
-            <w:color w:val="0000EE"/>
-            <w:u w:val="single"/>
-          </w:rPr>
-          <w:t>At 18.24</w:t>
-        </w:r>
-      </w:hyperlink>
+      <w:r>
+        <w:rPr>
+          <w:lang w:val="pt_PT" w:bidi="pt_PT"/>
+        </w:rPr>
+        <w:t>At 18.24</w:t>
+      </w:r>
       <w:r>
         <w:rPr>
           <w:lang w:val="pt_PT" w:bidi="pt_PT"/>
         </w:rPr>
         <w:t>), Paulo não era um pregador eloquente ou orador cativante quando veio a Corinto (</w:t>
       </w:r>
-      <w:hyperlink r:id="rId226">
-        <w:r>
-          <w:rPr>
-            <w:lang w:val="pt_PT" w:bidi="pt_PT"/>
-          </w:rPr>
-          <w:rPr>
-            <w:color w:val="0000EE"/>
-            <w:u w:val="single"/>
-          </w:rPr>
-          <w:t>2Co 11.6</w:t>
-        </w:r>
-      </w:hyperlink>
+      <w:r>
+        <w:rPr>
+          <w:lang w:val="pt_PT" w:bidi="pt_PT"/>
+        </w:rPr>
+        <w:t>2Co 11.6</w:t>
+      </w:r>
       <w:r>
         <w:rPr>
           <w:lang w:val="pt_PT" w:bidi="pt_PT"/>
         </w:rPr>
         <w:t xml:space="preserve">; </w:t>
       </w:r>
-      <w:hyperlink r:id="rId227">
-        <w:r>
-          <w:rPr>
-            <w:lang w:val="pt_PT" w:bidi="pt_PT"/>
-          </w:rPr>
-          <w:rPr>
-            <w:color w:val="0000EE"/>
-            <w:u w:val="single"/>
-          </w:rPr>
-          <w:t>1Co 2.3–4</w:t>
-        </w:r>
-      </w:hyperlink>
+      <w:r>
+        <w:rPr>
+          <w:lang w:val="pt_PT" w:bidi="pt_PT"/>
+        </w:rPr>
+        <w:t>1Co 2.3–4</w:t>
+      </w:r>
       <w:r>
         <w:rPr>
           <w:lang w:val="pt_PT" w:bidi="pt_PT"/>
@@ -9508,54 +8098,36 @@
         </w:rPr>
         <w:t>Paulo não ultrapassou os limites que Deus estabeleceu para seu serviço missionário, que inclui o trabalho entre os coríntios. Assim, ele justifica sua integridade e autoridade, insistindo que quando veio pela primeira vez a Corinto (</w:t>
       </w:r>
-      <w:hyperlink r:id="rId228">
-        <w:r>
-          <w:rPr>
-            <w:lang w:val="pt_PT" w:bidi="pt_PT"/>
-          </w:rPr>
-          <w:rPr>
-            <w:color w:val="0000EE"/>
-            <w:u w:val="single"/>
-          </w:rPr>
-          <w:t>At 18.1–17</w:t>
-        </w:r>
-      </w:hyperlink>
+      <w:r>
+        <w:rPr>
+          <w:lang w:val="pt_PT" w:bidi="pt_PT"/>
+        </w:rPr>
+        <w:t>At 18.1–17</w:t>
+      </w:r>
       <w:r>
         <w:rPr>
           <w:lang w:val="pt_PT" w:bidi="pt_PT"/>
         </w:rPr>
         <w:t xml:space="preserve">), o fez em resposta ao chamado de Deus. Paulo estava determinado a não entrar no território de outra pessoa (veja </w:t>
       </w:r>
-      <w:hyperlink r:id="rId229">
-        <w:r>
-          <w:rPr>
-            <w:lang w:val="pt_PT" w:bidi="pt_PT"/>
-          </w:rPr>
-          <w:rPr>
-            <w:color w:val="0000EE"/>
-            <w:u w:val="single"/>
-          </w:rPr>
-          <w:t>Rm 15.20</w:t>
-        </w:r>
-      </w:hyperlink>
+      <w:r>
+        <w:rPr>
+          <w:lang w:val="pt_PT" w:bidi="pt_PT"/>
+        </w:rPr>
+        <w:t>Rm 15.20</w:t>
+      </w:r>
       <w:r>
         <w:rPr>
           <w:lang w:val="pt_PT" w:bidi="pt_PT"/>
         </w:rPr>
         <w:t>), mas ele foi o primeiro a viajar até Corinto com as boas-novas de Cristo. Seus oponentes mais recentes visitaram a igreja muito depois (</w:t>
       </w:r>
-      <w:hyperlink r:id="rId212">
-        <w:r>
-          <w:rPr>
-            <w:lang w:val="pt_PT" w:bidi="pt_PT"/>
-          </w:rPr>
-          <w:rPr>
-            <w:color w:val="0000EE"/>
-            <w:u w:val="single"/>
-          </w:rPr>
-          <w:t>2Co 11.4</w:t>
-        </w:r>
-      </w:hyperlink>
+      <w:r>
+        <w:rPr>
+          <w:lang w:val="pt_PT" w:bidi="pt_PT"/>
+        </w:rPr>
+        <w:t>2Co 11.4</w:t>
+      </w:r>
       <w:r>
         <w:rPr>
           <w:lang w:val="pt_PT" w:bidi="pt_PT"/>
@@ -9610,18 +8182,12 @@
         </w:rPr>
         <w:t xml:space="preserve">Paulo cita </w:t>
       </w:r>
-      <w:hyperlink r:id="rId230">
-        <w:r>
-          <w:rPr>
-            <w:lang w:val="pt_PT" w:bidi="pt_PT"/>
-          </w:rPr>
-          <w:rPr>
-            <w:color w:val="0000EE"/>
-            <w:u w:val="single"/>
-          </w:rPr>
-          <w:t>Jr 9.24</w:t>
-        </w:r>
-      </w:hyperlink>
+      <w:r>
+        <w:rPr>
+          <w:lang w:val="pt_PT" w:bidi="pt_PT"/>
+        </w:rPr>
+        <w:t>Jr 9.24</w:t>
+      </w:r>
       <w:r>
         <w:rPr>
           <w:lang w:val="pt_PT" w:bidi="pt_PT"/>
@@ -9737,18 +8303,12 @@
         </w:rPr>
         <w:t>Paulo considera necessário, embora desagradável, justificar suas ações devido à ligação estreita que ele afirma ter com a igreja (</w:t>
       </w:r>
-      <w:hyperlink r:id="rId231">
-        <w:r>
-          <w:rPr>
-            <w:lang w:val="pt_PT" w:bidi="pt_PT"/>
-          </w:rPr>
-          <w:rPr>
-            <w:color w:val="0000EE"/>
-            <w:u w:val="single"/>
-          </w:rPr>
-          <w:t>11.2</w:t>
-        </w:r>
-      </w:hyperlink>
+      <w:r>
+        <w:rPr>
+          <w:lang w:val="pt_PT" w:bidi="pt_PT"/>
+        </w:rPr>
+        <w:t>11.2</w:t>
+      </w:r>
       <w:r>
         <w:rPr>
           <w:lang w:val="pt_PT" w:bidi="pt_PT"/>
@@ -9803,54 +8363,36 @@
         </w:rPr>
         <w:t>A igreja é chamada para ser uma noiva pura para um marido — Cristo. Esta metáfora remonta ao Antigo Testamento, onde Israel é a noiva do Senhor (</w:t>
       </w:r>
-      <w:hyperlink r:id="rId232">
-        <w:r>
-          <w:rPr>
-            <w:lang w:val="pt_PT" w:bidi="pt_PT"/>
-          </w:rPr>
-          <w:rPr>
-            <w:color w:val="0000EE"/>
-            <w:u w:val="single"/>
-          </w:rPr>
-          <w:t>Is 54.5</w:t>
-        </w:r>
-      </w:hyperlink>
+      <w:r>
+        <w:rPr>
+          <w:lang w:val="pt_PT" w:bidi="pt_PT"/>
+        </w:rPr>
+        <w:t>Is 54.5</w:t>
+      </w:r>
       <w:r>
         <w:rPr>
           <w:lang w:val="pt_PT" w:bidi="pt_PT"/>
         </w:rPr>
         <w:t xml:space="preserve">; </w:t>
       </w:r>
-      <w:hyperlink r:id="rId233">
-        <w:r>
-          <w:rPr>
-            <w:lang w:val="pt_PT" w:bidi="pt_PT"/>
-          </w:rPr>
-          <w:rPr>
-            <w:color w:val="0000EE"/>
-            <w:u w:val="single"/>
-          </w:rPr>
-          <w:t>62.5</w:t>
-        </w:r>
-      </w:hyperlink>
+      <w:r>
+        <w:rPr>
+          <w:lang w:val="pt_PT" w:bidi="pt_PT"/>
+        </w:rPr>
+        <w:t>62.5</w:t>
+      </w:r>
       <w:r>
         <w:rPr>
           <w:lang w:val="pt_PT" w:bidi="pt_PT"/>
         </w:rPr>
         <w:t xml:space="preserve">). Paulo se via como o “padrinho” (o amigo próximo do noivo) que agia em nome do noivo (cp. </w:t>
       </w:r>
-      <w:hyperlink r:id="rId234">
-        <w:r>
-          <w:rPr>
-            <w:lang w:val="pt_PT" w:bidi="pt_PT"/>
-          </w:rPr>
-          <w:rPr>
-            <w:color w:val="0000EE"/>
-            <w:u w:val="single"/>
-          </w:rPr>
-          <w:t>Jo 3.29</w:t>
-        </w:r>
-      </w:hyperlink>
+      <w:r>
+        <w:rPr>
+          <w:lang w:val="pt_PT" w:bidi="pt_PT"/>
+        </w:rPr>
+        <w:t>Jo 3.29</w:t>
+      </w:r>
       <w:r>
         <w:rPr>
           <w:lang w:val="pt_PT" w:bidi="pt_PT"/>
@@ -9905,54 +8447,36 @@
         </w:rPr>
         <w:t>Os falsos mestres estavam afastando os crentes de Corinto da devoção pura e indivisa a Cristo. Com isso, eles estavam fazendo o trabalho de Satanás, assim como a serpente fez no Éden (</w:t>
       </w:r>
-      <w:hyperlink r:id="rId57">
-        <w:r>
-          <w:rPr>
-            <w:lang w:val="pt_PT" w:bidi="pt_PT"/>
-          </w:rPr>
-          <w:rPr>
-            <w:color w:val="0000EE"/>
-            <w:u w:val="single"/>
-          </w:rPr>
-          <w:t>11.14</w:t>
-        </w:r>
-      </w:hyperlink>
+      <w:r>
+        <w:rPr>
+          <w:lang w:val="pt_PT" w:bidi="pt_PT"/>
+        </w:rPr>
+        <w:t>11.14</w:t>
+      </w:r>
       <w:r>
         <w:rPr>
           <w:lang w:val="pt_PT" w:bidi="pt_PT"/>
         </w:rPr>
         <w:t xml:space="preserve">; veja </w:t>
       </w:r>
-      <w:hyperlink r:id="rId235">
-        <w:r>
-          <w:rPr>
-            <w:lang w:val="pt_PT" w:bidi="pt_PT"/>
-          </w:rPr>
-          <w:rPr>
-            <w:color w:val="0000EE"/>
-            <w:u w:val="single"/>
-          </w:rPr>
-          <w:t>Gn 3.4</w:t>
-        </w:r>
-      </w:hyperlink>
+      <w:r>
+        <w:rPr>
+          <w:lang w:val="pt_PT" w:bidi="pt_PT"/>
+        </w:rPr>
+        <w:t>Gn 3.4</w:t>
+      </w:r>
       <w:r>
         <w:rPr>
           <w:lang w:val="pt_PT" w:bidi="pt_PT"/>
         </w:rPr>
         <w:t>,</w:t>
       </w:r>
-      <w:hyperlink r:id="rId236">
-        <w:r>
-          <w:rPr>
-            <w:lang w:val="pt_PT" w:bidi="pt_PT"/>
-          </w:rPr>
-          <w:rPr>
-            <w:color w:val="0000EE"/>
-            <w:u w:val="single"/>
-          </w:rPr>
-          <w:t>13</w:t>
-        </w:r>
-      </w:hyperlink>
+      <w:r>
+        <w:rPr>
+          <w:lang w:val="pt_PT" w:bidi="pt_PT"/>
+        </w:rPr>
+        <w:t>13</w:t>
+      </w:r>
       <w:r>
         <w:rPr>
           <w:lang w:val="pt_PT" w:bidi="pt_PT"/>
@@ -10007,54 +8531,36 @@
         </w:rPr>
         <w:t>Os falsos missionários em Corinto evidentemente pregavam um Jesus diferente, um tipo diferente de Espírito, e um tipo diferente de evangelho do que os coríntios haviam acreditado. É difícil saber exatamente o que esses falsos mestres pregavam; muito provavelmente, promoviam um Cristo poderoso e dominante e deixavam de lado o sofrimento da cruz. Provavelmente se viam como pregadores igualmente poderosos, isentos de dificuldades e provações. A mensagem de Paulo, em contraste, centrava-se em Cristo crucificado (</w:t>
       </w:r>
-      <w:hyperlink r:id="rId237">
-        <w:r>
-          <w:rPr>
-            <w:lang w:val="pt_PT" w:bidi="pt_PT"/>
-          </w:rPr>
-          <w:rPr>
-            <w:color w:val="0000EE"/>
-            <w:u w:val="single"/>
-          </w:rPr>
-          <w:t>13.4</w:t>
-        </w:r>
-      </w:hyperlink>
+      <w:r>
+        <w:rPr>
+          <w:lang w:val="pt_PT" w:bidi="pt_PT"/>
+        </w:rPr>
+        <w:t>13.4</w:t>
+      </w:r>
       <w:r>
         <w:rPr>
           <w:lang w:val="pt_PT" w:bidi="pt_PT"/>
         </w:rPr>
         <w:t>), e os próprios sofrimentos de Paulo eram uma marca de verdadeiro apostolado (</w:t>
       </w:r>
-      <w:hyperlink r:id="rId238">
-        <w:r>
-          <w:rPr>
-            <w:lang w:val="pt_PT" w:bidi="pt_PT"/>
-          </w:rPr>
-          <w:rPr>
-            <w:color w:val="0000EE"/>
-            <w:u w:val="single"/>
-          </w:rPr>
-          <w:t>12.1–12</w:t>
-        </w:r>
-      </w:hyperlink>
+      <w:r>
+        <w:rPr>
+          <w:lang w:val="pt_PT" w:bidi="pt_PT"/>
+        </w:rPr>
+        <w:t>12.1–12</w:t>
+      </w:r>
       <w:r>
         <w:rPr>
           <w:lang w:val="pt_PT" w:bidi="pt_PT"/>
         </w:rPr>
         <w:t xml:space="preserve">). A natureza dessa diferença é o cerne da defesa de Paulo de seu apostolado nos caps. </w:t>
       </w:r>
-      <w:hyperlink r:id="rId239">
-        <w:r>
-          <w:rPr>
-            <w:lang w:val="pt_PT" w:bidi="pt_PT"/>
-          </w:rPr>
-          <w:rPr>
-            <w:color w:val="0000EE"/>
-            <w:u w:val="single"/>
-          </w:rPr>
-          <w:t>10–13</w:t>
-        </w:r>
-      </w:hyperlink>
+      <w:r>
+        <w:rPr>
+          <w:lang w:val="pt_PT" w:bidi="pt_PT"/>
+        </w:rPr>
+        <w:t>10–13</w:t>
+      </w:r>
       <w:r>
         <w:rPr>
           <w:lang w:val="pt_PT" w:bidi="pt_PT"/>
@@ -10109,18 +8615,12 @@
         </w:rPr>
         <w:t>Esses falsos mestres reivindicavam autoridade como “superapóstolos” e desprezavam a falta de eloquência sofisticada de Paulo (</w:t>
       </w:r>
-      <w:hyperlink r:id="rId203">
-        <w:r>
-          <w:rPr>
-            <w:lang w:val="pt_PT" w:bidi="pt_PT"/>
-          </w:rPr>
-          <w:rPr>
-            <w:color w:val="0000EE"/>
-            <w:u w:val="single"/>
-          </w:rPr>
-          <w:t>10.10</w:t>
-        </w:r>
-      </w:hyperlink>
+      <w:r>
+        <w:rPr>
+          <w:lang w:val="pt_PT" w:bidi="pt_PT"/>
+        </w:rPr>
+        <w:t>10.10</w:t>
+      </w:r>
       <w:r>
         <w:rPr>
           <w:lang w:val="pt_PT" w:bidi="pt_PT"/>
@@ -10175,90 +8675,60 @@
         </w:rPr>
         <w:t>Paulo estava pregando as boas-novas de Deus sem esperar nada em troca. A política de Paulo como plantador de igrejas (</w:t>
       </w:r>
-      <w:hyperlink r:id="rId240">
-        <w:r>
-          <w:rPr>
-            <w:lang w:val="pt_PT" w:bidi="pt_PT"/>
-          </w:rPr>
-          <w:rPr>
-            <w:color w:val="0000EE"/>
-            <w:u w:val="single"/>
-          </w:rPr>
-          <w:t>1Co 9.3–14</w:t>
-        </w:r>
-      </w:hyperlink>
+      <w:r>
+        <w:rPr>
+          <w:lang w:val="pt_PT" w:bidi="pt_PT"/>
+        </w:rPr>
+        <w:t>1Co 9.3–14</w:t>
+      </w:r>
       <w:r>
         <w:rPr>
           <w:lang w:val="pt_PT" w:bidi="pt_PT"/>
         </w:rPr>
         <w:t>) era ganhar a vida com seu ofício de fazer tendas (</w:t>
       </w:r>
-      <w:hyperlink r:id="rId241">
-        <w:r>
-          <w:rPr>
-            <w:lang w:val="pt_PT" w:bidi="pt_PT"/>
-          </w:rPr>
-          <w:rPr>
-            <w:color w:val="0000EE"/>
-            <w:u w:val="single"/>
-          </w:rPr>
-          <w:t>At 18.3</w:t>
-        </w:r>
-      </w:hyperlink>
+      <w:r>
+        <w:rPr>
+          <w:lang w:val="pt_PT" w:bidi="pt_PT"/>
+        </w:rPr>
+        <w:t>At 18.3</w:t>
+      </w:r>
       <w:r>
         <w:rPr>
           <w:lang w:val="pt_PT" w:bidi="pt_PT"/>
         </w:rPr>
         <w:t xml:space="preserve">; </w:t>
       </w:r>
-      <w:hyperlink r:id="rId242">
-        <w:r>
-          <w:rPr>
-            <w:lang w:val="pt_PT" w:bidi="pt_PT"/>
-          </w:rPr>
-          <w:rPr>
-            <w:color w:val="0000EE"/>
-            <w:u w:val="single"/>
-          </w:rPr>
-          <w:t>20.34</w:t>
-        </w:r>
-      </w:hyperlink>
+      <w:r>
+        <w:rPr>
+          <w:lang w:val="pt_PT" w:bidi="pt_PT"/>
+        </w:rPr>
+        <w:t>20.34</w:t>
+      </w:r>
       <w:r>
         <w:rPr>
           <w:lang w:val="pt_PT" w:bidi="pt_PT"/>
         </w:rPr>
         <w:t>) em vez de ser sustentado pelas novas igrejas (</w:t>
       </w:r>
-      <w:hyperlink r:id="rId243">
-        <w:r>
-          <w:rPr>
-            <w:lang w:val="pt_PT" w:bidi="pt_PT"/>
-          </w:rPr>
-          <w:rPr>
-            <w:color w:val="0000EE"/>
-            <w:u w:val="single"/>
-          </w:rPr>
-          <w:t>1Ts 2.9</w:t>
-        </w:r>
-      </w:hyperlink>
+      <w:r>
+        <w:rPr>
+          <w:lang w:val="pt_PT" w:bidi="pt_PT"/>
+        </w:rPr>
+        <w:t>1Ts 2.9</w:t>
+      </w:r>
       <w:r>
         <w:rPr>
           <w:lang w:val="pt_PT" w:bidi="pt_PT"/>
         </w:rPr>
         <w:t xml:space="preserve">; </w:t>
       </w:r>
-      <w:hyperlink r:id="rId244">
-        <w:r>
-          <w:rPr>
-            <w:lang w:val="pt_PT" w:bidi="pt_PT"/>
-          </w:rPr>
-          <w:rPr>
-            <w:color w:val="0000EE"/>
-            <w:u w:val="single"/>
-          </w:rPr>
-          <w:t>2Ts 3.8–9</w:t>
-        </w:r>
-      </w:hyperlink>
+      <w:r>
+        <w:rPr>
+          <w:lang w:val="pt_PT" w:bidi="pt_PT"/>
+        </w:rPr>
+        <w:t>2Ts 3.8–9</w:t>
+      </w:r>
       <w:r>
         <w:rPr>
           <w:lang w:val="pt_PT" w:bidi="pt_PT"/>
@@ -10313,36 +8783,24 @@
         </w:rPr>
         <w:t>Paulo vinha aceitando... contribuições... da Macedônia — isto é, Filipos (</w:t>
       </w:r>
-      <w:hyperlink r:id="rId245">
-        <w:r>
-          <w:rPr>
-            <w:lang w:val="pt_PT" w:bidi="pt_PT"/>
-          </w:rPr>
-          <w:rPr>
-            <w:color w:val="0000EE"/>
-            <w:u w:val="single"/>
-          </w:rPr>
-          <w:t>Fp 4.15–19</w:t>
-        </w:r>
-      </w:hyperlink>
+      <w:r>
+        <w:rPr>
+          <w:lang w:val="pt_PT" w:bidi="pt_PT"/>
+        </w:rPr>
+        <w:t>Fp 4.15–19</w:t>
+      </w:r>
       <w:r>
         <w:rPr>
           <w:lang w:val="pt_PT" w:bidi="pt_PT"/>
         </w:rPr>
         <w:t>). A aparente inconsistência de Paulo fez com que os coríntios suspeitassem de suas motivações ou duvidassem de seu amor por eles (</w:t>
       </w:r>
-      <w:hyperlink r:id="rId246">
-        <w:r>
-          <w:rPr>
-            <w:lang w:val="pt_PT" w:bidi="pt_PT"/>
-          </w:rPr>
-          <w:rPr>
-            <w:color w:val="0000EE"/>
-            <w:u w:val="single"/>
-          </w:rPr>
-          <w:t>2Co 11.11</w:t>
-        </w:r>
-      </w:hyperlink>
+      <w:r>
+        <w:rPr>
+          <w:lang w:val="pt_PT" w:bidi="pt_PT"/>
+        </w:rPr>
+        <w:t>2Co 11.11</w:t>
+      </w:r>
       <w:r>
         <w:rPr>
           <w:lang w:val="pt_PT" w:bidi="pt_PT"/>
@@ -10397,18 +8855,12 @@
         </w:rPr>
         <w:t>O motivo de Paulo em recusar aceitar apoio dos Coríntios (</w:t>
       </w:r>
-      <w:hyperlink r:id="rId247">
-        <w:r>
-          <w:rPr>
-            <w:lang w:val="pt_PT" w:bidi="pt_PT"/>
-          </w:rPr>
-          <w:rPr>
-            <w:color w:val="0000EE"/>
-            <w:u w:val="single"/>
-          </w:rPr>
-          <w:t>11.7–11</w:t>
-        </w:r>
-      </w:hyperlink>
+      <w:r>
+        <w:rPr>
+          <w:lang w:val="pt_PT" w:bidi="pt_PT"/>
+        </w:rPr>
+        <w:t>11.7–11</w:t>
+      </w:r>
       <w:r>
         <w:rPr>
           <w:lang w:val="pt_PT" w:bidi="pt_PT"/>
@@ -10463,54 +8915,36 @@
         </w:rPr>
         <w:t xml:space="preserve">Paulo condena ferozmente os falsos mestres em Corinto (cp. </w:t>
       </w:r>
-      <w:hyperlink r:id="rId248">
-        <w:r>
-          <w:rPr>
-            <w:lang w:val="pt_PT" w:bidi="pt_PT"/>
-          </w:rPr>
-          <w:rPr>
-            <w:color w:val="0000EE"/>
-            <w:u w:val="single"/>
-          </w:rPr>
-          <w:t>Gl 1.6–9</w:t>
-        </w:r>
-      </w:hyperlink>
+      <w:r>
+        <w:rPr>
+          <w:lang w:val="pt_PT" w:bidi="pt_PT"/>
+        </w:rPr>
+        <w:t>Gl 1.6–9</w:t>
+      </w:r>
       <w:r>
         <w:rPr>
           <w:lang w:val="pt_PT" w:bidi="pt_PT"/>
         </w:rPr>
         <w:t>). Embora os falsos mestres quisessem afirmar que seu trabalho era igual ao de Paulo (</w:t>
       </w:r>
-      <w:hyperlink r:id="rId249">
-        <w:r>
-          <w:rPr>
-            <w:lang w:val="pt_PT" w:bidi="pt_PT"/>
-          </w:rPr>
-          <w:rPr>
-            <w:color w:val="0000EE"/>
-            <w:u w:val="single"/>
-          </w:rPr>
-          <w:t>2Co 11.12</w:t>
-        </w:r>
-      </w:hyperlink>
+      <w:r>
+        <w:rPr>
+          <w:lang w:val="pt_PT" w:bidi="pt_PT"/>
+        </w:rPr>
+        <w:t>2Co 11.12</w:t>
+      </w:r>
       <w:r>
         <w:rPr>
           <w:lang w:val="pt_PT" w:bidi="pt_PT"/>
         </w:rPr>
         <w:t xml:space="preserve">), eles eram, na verdade, falsos apóstolos e obreiros enganosos (cp. </w:t>
       </w:r>
-      <w:hyperlink r:id="rId250">
-        <w:r>
-          <w:rPr>
-            <w:lang w:val="pt_PT" w:bidi="pt_PT"/>
-          </w:rPr>
-          <w:rPr>
-            <w:color w:val="0000EE"/>
-            <w:u w:val="single"/>
-          </w:rPr>
-          <w:t>Fp 3.2</w:t>
-        </w:r>
-      </w:hyperlink>
+      <w:r>
+        <w:rPr>
+          <w:lang w:val="pt_PT" w:bidi="pt_PT"/>
+        </w:rPr>
+        <w:t>Fp 3.2</w:t>
+      </w:r>
       <w:r>
         <w:rPr>
           <w:lang w:val="pt_PT" w:bidi="pt_PT"/>
@@ -10543,18 +8977,12 @@
         </w:rPr>
         <w:t xml:space="preserve"> e sua punição é certa (cp. </w:t>
       </w:r>
-      <w:hyperlink r:id="rId251">
-        <w:r>
-          <w:rPr>
-            <w:lang w:val="pt_PT" w:bidi="pt_PT"/>
-          </w:rPr>
-          <w:rPr>
-            <w:color w:val="0000EE"/>
-            <w:u w:val="single"/>
-          </w:rPr>
-          <w:t>2Co 5.10</w:t>
-        </w:r>
-      </w:hyperlink>
+      <w:r>
+        <w:rPr>
+          <w:lang w:val="pt_PT" w:bidi="pt_PT"/>
+        </w:rPr>
+        <w:t>2Co 5.10</w:t>
+      </w:r>
       <w:r>
         <w:rPr>
           <w:lang w:val="pt_PT" w:bidi="pt_PT"/>
@@ -10609,18 +9037,12 @@
         </w:rPr>
         <w:t xml:space="preserve">Paulo assume o papel de um tolo arrogante (veja também </w:t>
       </w:r>
-      <w:hyperlink r:id="rId252">
-        <w:r>
-          <w:rPr>
-            <w:lang w:val="pt_PT" w:bidi="pt_PT"/>
-          </w:rPr>
-          <w:rPr>
-            <w:color w:val="0000EE"/>
-            <w:u w:val="single"/>
-          </w:rPr>
-          <w:t>12.11–13</w:t>
-        </w:r>
-      </w:hyperlink>
+      <w:r>
+        <w:rPr>
+          <w:lang w:val="pt_PT" w:bidi="pt_PT"/>
+        </w:rPr>
+        <w:t>12.11–13</w:t>
+      </w:r>
       <w:r>
         <w:rPr>
           <w:lang w:val="pt_PT" w:bidi="pt_PT"/>
@@ -10675,18 +9097,12 @@
         </w:rPr>
         <w:t>Os coríntios se orgulhavam de sua capacidade de entender questões religiosas profundas e valorizavam mestres que fingiam ter conhecimento. Paulo veio com uma agenda diferente (</w:t>
       </w:r>
-      <w:hyperlink r:id="rId253">
-        <w:r>
-          <w:rPr>
-            <w:lang w:val="pt_PT" w:bidi="pt_PT"/>
-          </w:rPr>
-          <w:rPr>
-            <w:color w:val="0000EE"/>
-            <w:u w:val="single"/>
-          </w:rPr>
-          <w:t>1Co 2.1–16</w:t>
-        </w:r>
-      </w:hyperlink>
+      <w:r>
+        <w:rPr>
+          <w:lang w:val="pt_PT" w:bidi="pt_PT"/>
+        </w:rPr>
+        <w:t>1Co 2.1–16</w:t>
+      </w:r>
       <w:r>
         <w:rPr>
           <w:lang w:val="pt_PT" w:bidi="pt_PT"/>
@@ -10837,108 +9253,72 @@
         </w:rPr>
         <w:t xml:space="preserve">São eles hebreus? Eu também sou: Uma herança judaica era vista pelos oponentes de Paulo como uma qualificação para o ministério (veja </w:t>
       </w:r>
-      <w:hyperlink r:id="rId254">
-        <w:r>
-          <w:rPr>
-            <w:lang w:val="pt_PT" w:bidi="pt_PT"/>
-          </w:rPr>
-          <w:rPr>
-            <w:color w:val="0000EE"/>
-            <w:u w:val="single"/>
-          </w:rPr>
-          <w:t>Fp 3.5</w:t>
-        </w:r>
-      </w:hyperlink>
+      <w:r>
+        <w:rPr>
+          <w:lang w:val="pt_PT" w:bidi="pt_PT"/>
+        </w:rPr>
+        <w:t>Fp 3.5</w:t>
+      </w:r>
       <w:r>
         <w:rPr>
           <w:lang w:val="pt_PT" w:bidi="pt_PT"/>
         </w:rPr>
         <w:t xml:space="preserve">). • São eles israelitas? Eu também sou: Um israelita era membro da comunidade da aliança por circuncisão (cp. </w:t>
       </w:r>
-      <w:hyperlink r:id="rId255">
-        <w:r>
-          <w:rPr>
-            <w:lang w:val="pt_PT" w:bidi="pt_PT"/>
-          </w:rPr>
-          <w:rPr>
-            <w:color w:val="0000EE"/>
-            <w:u w:val="single"/>
-          </w:rPr>
-          <w:t>Jo 1.47</w:t>
-        </w:r>
-      </w:hyperlink>
+      <w:r>
+        <w:rPr>
+          <w:lang w:val="pt_PT" w:bidi="pt_PT"/>
+        </w:rPr>
+        <w:t>Jo 1.47</w:t>
+      </w:r>
       <w:r>
         <w:rPr>
           <w:lang w:val="pt_PT" w:bidi="pt_PT"/>
         </w:rPr>
         <w:t xml:space="preserve">; </w:t>
       </w:r>
-      <w:hyperlink r:id="rId256">
-        <w:r>
-          <w:rPr>
-            <w:lang w:val="pt_PT" w:bidi="pt_PT"/>
-          </w:rPr>
-          <w:rPr>
-            <w:color w:val="0000EE"/>
-            <w:u w:val="single"/>
-          </w:rPr>
-          <w:t>Rm 9.4</w:t>
-        </w:r>
-      </w:hyperlink>
+      <w:r>
+        <w:rPr>
+          <w:lang w:val="pt_PT" w:bidi="pt_PT"/>
+        </w:rPr>
+        <w:t>Rm 9.4</w:t>
+      </w:r>
       <w:r>
         <w:rPr>
           <w:lang w:val="pt_PT" w:bidi="pt_PT"/>
         </w:rPr>
         <w:t>). Paulo também tinha essa insígnia e era, de fato, um fariseu, um seguidor extremamente devoto da Torá (</w:t>
       </w:r>
-      <w:hyperlink r:id="rId257">
-        <w:r>
-          <w:rPr>
-            <w:lang w:val="pt_PT" w:bidi="pt_PT"/>
-          </w:rPr>
-          <w:rPr>
-            <w:color w:val="0000EE"/>
-            <w:u w:val="single"/>
-          </w:rPr>
-          <w:t>At 26.4–5</w:t>
-        </w:r>
-      </w:hyperlink>
+      <w:r>
+        <w:rPr>
+          <w:lang w:val="pt_PT" w:bidi="pt_PT"/>
+        </w:rPr>
+        <w:t>At 26.4–5</w:t>
+      </w:r>
       <w:r>
         <w:rPr>
           <w:lang w:val="pt_PT" w:bidi="pt_PT"/>
         </w:rPr>
         <w:t xml:space="preserve">; </w:t>
       </w:r>
-      <w:hyperlink r:id="rId258">
-        <w:r>
-          <w:rPr>
-            <w:lang w:val="pt_PT" w:bidi="pt_PT"/>
-          </w:rPr>
-          <w:rPr>
-            <w:color w:val="0000EE"/>
-            <w:u w:val="single"/>
-          </w:rPr>
-          <w:t>Rm 11.1</w:t>
-        </w:r>
-      </w:hyperlink>
+      <w:r>
+        <w:rPr>
+          <w:lang w:val="pt_PT" w:bidi="pt_PT"/>
+        </w:rPr>
+        <w:t>Rm 11.1</w:t>
+      </w:r>
       <w:r>
         <w:rPr>
           <w:lang w:val="pt_PT" w:bidi="pt_PT"/>
         </w:rPr>
         <w:t xml:space="preserve">; </w:t>
       </w:r>
-      <w:hyperlink r:id="rId259">
-        <w:r>
-          <w:rPr>
-            <w:lang w:val="pt_PT" w:bidi="pt_PT"/>
-          </w:rPr>
-          <w:rPr>
-            <w:color w:val="0000EE"/>
-            <w:u w:val="single"/>
-          </w:rPr>
-          <w:t>Fp 3.5–6</w:t>
-        </w:r>
-      </w:hyperlink>
+      <w:r>
+        <w:rPr>
+          <w:lang w:val="pt_PT" w:bidi="pt_PT"/>
+        </w:rPr>
+        <w:t>Fp 3.5–6</w:t>
+      </w:r>
       <w:r>
         <w:rPr>
           <w:lang w:val="pt_PT" w:bidi="pt_PT"/>
@@ -10971,54 +9351,36 @@
         </w:rPr>
         <w:t xml:space="preserve"> (veja </w:t>
       </w:r>
-      <w:hyperlink r:id="rId125">
-        <w:r>
-          <w:rPr>
-            <w:lang w:val="pt_PT" w:bidi="pt_PT"/>
-          </w:rPr>
-          <w:rPr>
-            <w:color w:val="0000EE"/>
-            <w:u w:val="single"/>
-          </w:rPr>
-          <w:t>Rm 2.28–29</w:t>
-        </w:r>
-      </w:hyperlink>
+      <w:r>
+        <w:rPr>
+          <w:lang w:val="pt_PT" w:bidi="pt_PT"/>
+        </w:rPr>
+        <w:t>Rm 2.28–29</w:t>
+      </w:r>
       <w:r>
         <w:rPr>
           <w:lang w:val="pt_PT" w:bidi="pt_PT"/>
         </w:rPr>
         <w:t xml:space="preserve">; </w:t>
       </w:r>
-      <w:hyperlink r:id="rId260">
-        <w:r>
-          <w:rPr>
-            <w:lang w:val="pt_PT" w:bidi="pt_PT"/>
-          </w:rPr>
-          <w:rPr>
-            <w:color w:val="0000EE"/>
-            <w:u w:val="single"/>
-          </w:rPr>
-          <w:t>Gl 3.16</w:t>
-        </w:r>
-      </w:hyperlink>
+      <w:r>
+        <w:rPr>
+          <w:lang w:val="pt_PT" w:bidi="pt_PT"/>
+        </w:rPr>
+        <w:t>Gl 3.16</w:t>
+      </w:r>
       <w:r>
         <w:rPr>
           <w:lang w:val="pt_PT" w:bidi="pt_PT"/>
         </w:rPr>
         <w:t>,</w:t>
       </w:r>
-      <w:hyperlink r:id="rId261">
-        <w:r>
-          <w:rPr>
-            <w:lang w:val="pt_PT" w:bidi="pt_PT"/>
-          </w:rPr>
-          <w:rPr>
-            <w:color w:val="0000EE"/>
-            <w:u w:val="single"/>
-          </w:rPr>
-          <w:t>26–29</w:t>
-        </w:r>
-      </w:hyperlink>
+      <w:r>
+        <w:rPr>
+          <w:lang w:val="pt_PT" w:bidi="pt_PT"/>
+        </w:rPr>
+        <w:t>26–29</w:t>
+      </w:r>
       <w:r>
         <w:rPr>
           <w:lang w:val="pt_PT" w:bidi="pt_PT"/>
@@ -11073,36 +9435,24 @@
         </w:rPr>
         <w:t xml:space="preserve">tenho estado mais vezes na cadeia: Por exemplo, veja </w:t>
       </w:r>
-      <w:hyperlink r:id="rId262">
-        <w:r>
-          <w:rPr>
-            <w:lang w:val="pt_PT" w:bidi="pt_PT"/>
-          </w:rPr>
-          <w:rPr>
-            <w:color w:val="0000EE"/>
-            <w:u w:val="single"/>
-          </w:rPr>
-          <w:t>At 16.22–23</w:t>
-        </w:r>
-      </w:hyperlink>
+      <w:r>
+        <w:rPr>
+          <w:lang w:val="pt_PT" w:bidi="pt_PT"/>
+        </w:rPr>
+        <w:t>At 16.22–23</w:t>
+      </w:r>
       <w:r>
         <w:rPr>
           <w:lang w:val="pt_PT" w:bidi="pt_PT"/>
         </w:rPr>
         <w:t xml:space="preserve">. Clemente de Roma diz que Paulo foi preso um total de sete vezes. • trinta e nove chicotadas: Esta punição foi prescrita em </w:t>
       </w:r>
-      <w:hyperlink r:id="rId263">
-        <w:r>
-          <w:rPr>
-            <w:lang w:val="pt_PT" w:bidi="pt_PT"/>
-          </w:rPr>
-          <w:rPr>
-            <w:color w:val="0000EE"/>
-            <w:u w:val="single"/>
-          </w:rPr>
-          <w:t>Dt 25.1–3</w:t>
-        </w:r>
-      </w:hyperlink>
+      <w:r>
+        <w:rPr>
+          <w:lang w:val="pt_PT" w:bidi="pt_PT"/>
+        </w:rPr>
+        <w:t>Dt 25.1–3</w:t>
+      </w:r>
       <w:r>
         <w:rPr>
           <w:lang w:val="pt_PT" w:bidi="pt_PT"/>
@@ -11205,72 +9555,48 @@
         </w:rPr>
         <w:t>Três vezes fui espancado com varas: Paulo sofreu essa punição romana em Filipos, embora, como cidadão romano, devesse ter sido isento (</w:t>
       </w:r>
-      <w:hyperlink r:id="rId264">
-        <w:r>
-          <w:rPr>
-            <w:lang w:val="pt_PT" w:bidi="pt_PT"/>
-          </w:rPr>
-          <w:rPr>
-            <w:color w:val="0000EE"/>
-            <w:u w:val="single"/>
-          </w:rPr>
-          <w:t>At 16.22–24</w:t>
-        </w:r>
-      </w:hyperlink>
+      <w:r>
+        <w:rPr>
+          <w:lang w:val="pt_PT" w:bidi="pt_PT"/>
+        </w:rPr>
+        <w:t>At 16.22–24</w:t>
+      </w:r>
       <w:r>
         <w:rPr>
           <w:lang w:val="pt_PT" w:bidi="pt_PT"/>
         </w:rPr>
         <w:t>,</w:t>
       </w:r>
-      <w:hyperlink r:id="rId265">
-        <w:r>
-          <w:rPr>
-            <w:lang w:val="pt_PT" w:bidi="pt_PT"/>
-          </w:rPr>
-          <w:rPr>
-            <w:color w:val="0000EE"/>
-            <w:u w:val="single"/>
-          </w:rPr>
-          <w:t>37</w:t>
-        </w:r>
-      </w:hyperlink>
+      <w:r>
+        <w:rPr>
+          <w:lang w:val="pt_PT" w:bidi="pt_PT"/>
+        </w:rPr>
+        <w:t>37</w:t>
+      </w:r>
       <w:r>
         <w:rPr>
           <w:lang w:val="pt_PT" w:bidi="pt_PT"/>
         </w:rPr>
         <w:t>). • Uma vez fui apedrejado: Em Listra (</w:t>
       </w:r>
-      <w:hyperlink r:id="rId266">
-        <w:r>
-          <w:rPr>
-            <w:lang w:val="pt_PT" w:bidi="pt_PT"/>
-          </w:rPr>
-          <w:rPr>
-            <w:color w:val="0000EE"/>
-            <w:u w:val="single"/>
-          </w:rPr>
-          <w:t>At 14.19</w:t>
-        </w:r>
-      </w:hyperlink>
+      <w:r>
+        <w:rPr>
+          <w:lang w:val="pt_PT" w:bidi="pt_PT"/>
+        </w:rPr>
+        <w:t>At 14.19</w:t>
+      </w:r>
       <w:r>
         <w:rPr>
           <w:lang w:val="pt_PT" w:bidi="pt_PT"/>
         </w:rPr>
         <w:t>). • Três vezes naufraguei: Esses eventos são desconhecidos; o naufrágio de Paulo na viagem para Roma ocorreria mais tarde (</w:t>
       </w:r>
-      <w:hyperlink r:id="rId267">
-        <w:r>
-          <w:rPr>
-            <w:lang w:val="pt_PT" w:bidi="pt_PT"/>
-          </w:rPr>
-          <w:rPr>
-            <w:color w:val="0000EE"/>
-            <w:u w:val="single"/>
-          </w:rPr>
-          <w:t>At 27.1–44</w:t>
-        </w:r>
-      </w:hyperlink>
+      <w:r>
+        <w:rPr>
+          <w:lang w:val="pt_PT" w:bidi="pt_PT"/>
+        </w:rPr>
+        <w:t>At 27.1–44</w:t>
+      </w:r>
       <w:r>
         <w:rPr>
           <w:lang w:val="pt_PT" w:bidi="pt_PT"/>
@@ -11325,18 +9651,12 @@
         </w:rPr>
         <w:t xml:space="preserve">As longas jornadas de Paulo estão registradas em </w:t>
       </w:r>
-      <w:hyperlink r:id="rId268">
-        <w:r>
-          <w:rPr>
-            <w:lang w:val="pt_PT" w:bidi="pt_PT"/>
-          </w:rPr>
-          <w:rPr>
-            <w:color w:val="0000EE"/>
-            <w:u w:val="single"/>
-          </w:rPr>
-          <w:t>At 13–28</w:t>
-        </w:r>
-      </w:hyperlink>
+      <w:r>
+        <w:rPr>
+          <w:lang w:val="pt_PT" w:bidi="pt_PT"/>
+        </w:rPr>
+        <w:t>At 13–28</w:t>
+      </w:r>
       <w:r>
         <w:rPr>
           <w:lang w:val="pt_PT" w:bidi="pt_PT"/>
@@ -11452,18 +9772,12 @@
         </w:rPr>
         <w:t xml:space="preserve">coisas que mostram a minha fraqueza: Paulo desenvolve este tema em </w:t>
       </w:r>
-      <w:hyperlink r:id="rId269">
-        <w:r>
-          <w:rPr>
-            <w:lang w:val="pt_PT" w:bidi="pt_PT"/>
-          </w:rPr>
-          <w:rPr>
-            <w:color w:val="0000EE"/>
-            <w:u w:val="single"/>
-          </w:rPr>
-          <w:t>12.1–10</w:t>
-        </w:r>
-      </w:hyperlink>
+      <w:r>
+        <w:rPr>
+          <w:lang w:val="pt_PT" w:bidi="pt_PT"/>
+        </w:rPr>
+        <w:t>12.1–10</w:t>
+      </w:r>
       <w:r>
         <w:rPr>
           <w:lang w:val="pt_PT" w:bidi="pt_PT"/>
@@ -11518,36 +9832,24 @@
         </w:rPr>
         <w:t xml:space="preserve">Como um último "vangloriar-se" de sua fraqueza, Paulo conta a história de sua fuga de Damasco alguns anos após sua conversão (veja </w:t>
       </w:r>
-      <w:hyperlink r:id="rId270">
-        <w:r>
-          <w:rPr>
-            <w:lang w:val="pt_PT" w:bidi="pt_PT"/>
-          </w:rPr>
-          <w:rPr>
-            <w:color w:val="0000EE"/>
-            <w:u w:val="single"/>
-          </w:rPr>
-          <w:t>At 9.23–25</w:t>
-        </w:r>
-      </w:hyperlink>
+      <w:r>
+        <w:rPr>
+          <w:lang w:val="pt_PT" w:bidi="pt_PT"/>
+        </w:rPr>
+        <w:t>At 9.23–25</w:t>
+      </w:r>
       <w:r>
         <w:rPr>
           <w:lang w:val="pt_PT" w:bidi="pt_PT"/>
         </w:rPr>
         <w:t xml:space="preserve">; </w:t>
       </w:r>
-      <w:hyperlink r:id="rId271">
-        <w:r>
-          <w:rPr>
-            <w:lang w:val="pt_PT" w:bidi="pt_PT"/>
-          </w:rPr>
-          <w:rPr>
-            <w:color w:val="0000EE"/>
-            <w:u w:val="single"/>
-          </w:rPr>
-          <w:t>Gl 1.15–18</w:t>
-        </w:r>
-      </w:hyperlink>
+      <w:r>
+        <w:rPr>
+          <w:lang w:val="pt_PT" w:bidi="pt_PT"/>
+        </w:rPr>
+        <w:t>Gl 1.15–18</w:t>
+      </w:r>
       <w:r>
         <w:rPr>
           <w:lang w:val="pt_PT" w:bidi="pt_PT"/>
@@ -11675,18 +9977,12 @@
         </w:rPr>
         <w:t xml:space="preserve">Os acusadores de Paulo em Corinto alegaram que ele não tinha experiências espirituais extáticas. Disseram que ele não era um místico, mas uma pessoa comum sem nenhum dom impressionante (veja </w:t>
       </w:r>
-      <w:hyperlink r:id="rId203">
-        <w:r>
-          <w:rPr>
-            <w:lang w:val="pt_PT" w:bidi="pt_PT"/>
-          </w:rPr>
-          <w:rPr>
-            <w:color w:val="0000EE"/>
-            <w:u w:val="single"/>
-          </w:rPr>
-          <w:t>10.10</w:t>
-        </w:r>
-      </w:hyperlink>
+      <w:r>
+        <w:rPr>
+          <w:lang w:val="pt_PT" w:bidi="pt_PT"/>
+        </w:rPr>
+        <w:t>10.10</w:t>
+      </w:r>
       <w:r>
         <w:rPr>
           <w:lang w:val="pt_PT" w:bidi="pt_PT"/>
@@ -11901,36 +10197,24 @@
         </w:rPr>
         <w:t>Paulo poderia se gabar de sua experiência (</w:t>
       </w:r>
-      <w:hyperlink r:id="rId272">
-        <w:r>
-          <w:rPr>
-            <w:lang w:val="pt_PT" w:bidi="pt_PT"/>
-          </w:rPr>
-          <w:rPr>
-            <w:color w:val="0000EE"/>
-            <w:u w:val="single"/>
-          </w:rPr>
-          <w:t>12.2–4</w:t>
-        </w:r>
-      </w:hyperlink>
+      <w:r>
+        <w:rPr>
+          <w:lang w:val="pt_PT" w:bidi="pt_PT"/>
+        </w:rPr>
+        <w:t>12.2–4</w:t>
+      </w:r>
       <w:r>
         <w:rPr>
           <w:lang w:val="pt_PT" w:bidi="pt_PT"/>
         </w:rPr>
         <w:t>), mas isso não era uma fonte de confiança em seu ministério. Ele nunca faz da experiência mística uma prova de sua autoridade apostólica — sua vida e sua mensagem devem ser a prova. Em vez disso, ele se gaba de suas fraquezas (</w:t>
       </w:r>
-      <w:hyperlink r:id="rId273">
-        <w:r>
-          <w:rPr>
-            <w:lang w:val="pt_PT" w:bidi="pt_PT"/>
-          </w:rPr>
-          <w:rPr>
-            <w:color w:val="0000EE"/>
-            <w:u w:val="single"/>
-          </w:rPr>
-          <w:t>11.23–33</w:t>
-        </w:r>
-      </w:hyperlink>
+      <w:r>
+        <w:rPr>
+          <w:lang w:val="pt_PT" w:bidi="pt_PT"/>
+        </w:rPr>
+        <w:t>11.23–33</w:t>
+      </w:r>
       <w:r>
         <w:rPr>
           <w:lang w:val="pt_PT" w:bidi="pt_PT"/>
@@ -11985,54 +10269,36 @@
         </w:rPr>
         <w:t xml:space="preserve">Não sabemos qual era o espinho na carne de Paulo (cp. </w:t>
       </w:r>
-      <w:hyperlink r:id="rId274">
-        <w:r>
-          <w:rPr>
-            <w:lang w:val="pt_PT" w:bidi="pt_PT"/>
-          </w:rPr>
-          <w:rPr>
-            <w:color w:val="0000EE"/>
-            <w:u w:val="single"/>
-          </w:rPr>
-          <w:t>Nm 33.55</w:t>
-        </w:r>
-      </w:hyperlink>
+      <w:r>
+        <w:rPr>
+          <w:lang w:val="pt_PT" w:bidi="pt_PT"/>
+        </w:rPr>
+        <w:t>Nm 33.55</w:t>
+      </w:r>
       <w:r>
         <w:rPr>
           <w:lang w:val="pt_PT" w:bidi="pt_PT"/>
         </w:rPr>
         <w:t xml:space="preserve">; </w:t>
       </w:r>
-      <w:hyperlink r:id="rId275">
-        <w:r>
-          <w:rPr>
-            <w:lang w:val="pt_PT" w:bidi="pt_PT"/>
-          </w:rPr>
-          <w:rPr>
-            <w:color w:val="0000EE"/>
-            <w:u w:val="single"/>
-          </w:rPr>
-          <w:t>Ez 28.24</w:t>
-        </w:r>
-      </w:hyperlink>
+      <w:r>
+        <w:rPr>
+          <w:lang w:val="pt_PT" w:bidi="pt_PT"/>
+        </w:rPr>
+        <w:t>Ez 28.24</w:t>
+      </w:r>
       <w:r>
         <w:rPr>
           <w:lang w:val="pt_PT" w:bidi="pt_PT"/>
         </w:rPr>
         <w:t xml:space="preserve">; </w:t>
       </w:r>
-      <w:hyperlink r:id="rId276">
-        <w:r>
-          <w:rPr>
-            <w:lang w:val="pt_PT" w:bidi="pt_PT"/>
-          </w:rPr>
-          <w:rPr>
-            <w:color w:val="0000EE"/>
-            <w:u w:val="single"/>
-          </w:rPr>
-          <w:t>Os 2.6</w:t>
-        </w:r>
-      </w:hyperlink>
+      <w:r>
+        <w:rPr>
+          <w:lang w:val="pt_PT" w:bidi="pt_PT"/>
+        </w:rPr>
+        <w:t>Os 2.6</w:t>
+      </w:r>
       <w:r>
         <w:rPr>
           <w:lang w:val="pt_PT" w:bidi="pt_PT"/>
@@ -12087,18 +10353,12 @@
         </w:rPr>
         <w:t xml:space="preserve">“superapóstolos”: Veja </w:t>
       </w:r>
-      <w:hyperlink r:id="rId277">
-        <w:r>
-          <w:rPr>
-            <w:lang w:val="pt_PT" w:bidi="pt_PT"/>
-          </w:rPr>
-          <w:rPr>
-            <w:color w:val="0000EE"/>
-            <w:u w:val="single"/>
-          </w:rPr>
-          <w:t>11.5</w:t>
-        </w:r>
-      </w:hyperlink>
+      <w:r>
+        <w:rPr>
+          <w:lang w:val="pt_PT" w:bidi="pt_PT"/>
+        </w:rPr>
+        <w:t>11.5</w:t>
+      </w:r>
       <w:r>
         <w:rPr>
           <w:lang w:val="pt_PT" w:bidi="pt_PT"/>
@@ -12287,18 +10547,12 @@
         </w:rPr>
         <w:t xml:space="preserve">A única diferença é que eu não exigi: refere-se ao fato de ele não aceitar pagamento por seus serviços (veja </w:t>
       </w:r>
-      <w:hyperlink r:id="rId247">
-        <w:r>
-          <w:rPr>
-            <w:lang w:val="pt_PT" w:bidi="pt_PT"/>
-          </w:rPr>
-          <w:rPr>
-            <w:color w:val="0000EE"/>
-            <w:u w:val="single"/>
-          </w:rPr>
-          <w:t>11.7–11</w:t>
-        </w:r>
-      </w:hyperlink>
+      <w:r>
+        <w:rPr>
+          <w:lang w:val="pt_PT" w:bidi="pt_PT"/>
+        </w:rPr>
+        <w:t>11.7–11</w:t>
+      </w:r>
       <w:r>
         <w:rPr>
           <w:lang w:val="pt_PT" w:bidi="pt_PT"/>
@@ -12353,36 +10607,24 @@
         </w:rPr>
         <w:t>a terceira vez: A primeira visita de Paulo foi sua evangelização inicial em Corinto (</w:t>
       </w:r>
-      <w:hyperlink r:id="rId278">
-        <w:r>
-          <w:rPr>
-            <w:lang w:val="pt_PT" w:bidi="pt_PT"/>
-          </w:rPr>
-          <w:rPr>
-            <w:color w:val="0000EE"/>
-            <w:u w:val="single"/>
-          </w:rPr>
-          <w:t>At 18.1–18</w:t>
-        </w:r>
-      </w:hyperlink>
+      <w:r>
+        <w:rPr>
+          <w:lang w:val="pt_PT" w:bidi="pt_PT"/>
+        </w:rPr>
+        <w:t>At 18.1–18</w:t>
+      </w:r>
       <w:r>
         <w:rPr>
           <w:lang w:val="pt_PT" w:bidi="pt_PT"/>
         </w:rPr>
         <w:t>); a segunda foi a “visita dolorosa” não programada (</w:t>
       </w:r>
-      <w:hyperlink r:id="rId51">
-        <w:r>
-          <w:rPr>
-            <w:lang w:val="pt_PT" w:bidi="pt_PT"/>
-          </w:rPr>
-          <w:rPr>
-            <w:color w:val="0000EE"/>
-            <w:u w:val="single"/>
-          </w:rPr>
-          <w:t>2Co 2.1</w:t>
-        </w:r>
-      </w:hyperlink>
+      <w:r>
+        <w:rPr>
+          <w:lang w:val="pt_PT" w:bidi="pt_PT"/>
+        </w:rPr>
+        <w:t>2Co 2.1</w:t>
+      </w:r>
       <w:r>
         <w:rPr>
           <w:lang w:val="pt_PT" w:bidi="pt_PT"/>
@@ -12437,36 +10679,24 @@
         </w:rPr>
         <w:t xml:space="preserve">Alguns dos coríntios ainda acreditavam que Paulo os havia enganado com artimanhas. Eles poderiam ter insinuado que Paulo estava se beneficiando dos recursos da coleta para a igreja de Jerusalém (caps. </w:t>
       </w:r>
-      <w:hyperlink r:id="rId185">
-        <w:r>
-          <w:rPr>
-            <w:lang w:val="pt_PT" w:bidi="pt_PT"/>
-          </w:rPr>
-          <w:rPr>
-            <w:color w:val="0000EE"/>
-            <w:u w:val="single"/>
-          </w:rPr>
-          <w:t>8–9</w:t>
-        </w:r>
-      </w:hyperlink>
+      <w:r>
+        <w:rPr>
+          <w:lang w:val="pt_PT" w:bidi="pt_PT"/>
+        </w:rPr>
+        <w:t>8–9</w:t>
+      </w:r>
       <w:r>
         <w:rPr>
           <w:lang w:val="pt_PT" w:bidi="pt_PT"/>
         </w:rPr>
         <w:t xml:space="preserve">). A resposta a essa acusação é uma lembrança da integridade de Tito e do outro irmão (veja </w:t>
       </w:r>
-      <w:hyperlink r:id="rId279">
-        <w:r>
-          <w:rPr>
-            <w:lang w:val="pt_PT" w:bidi="pt_PT"/>
-          </w:rPr>
-          <w:rPr>
-            <w:color w:val="0000EE"/>
-            <w:u w:val="single"/>
-          </w:rPr>
-          <w:t>8.18–24</w:t>
-        </w:r>
-      </w:hyperlink>
+      <w:r>
+        <w:rPr>
+          <w:lang w:val="pt_PT" w:bidi="pt_PT"/>
+        </w:rPr>
+        <w:t>8.18–24</w:t>
+      </w:r>
       <w:r>
         <w:rPr>
           <w:lang w:val="pt_PT" w:bidi="pt_PT"/>
@@ -12569,36 +10799,24 @@
         </w:rPr>
         <w:t xml:space="preserve">Paulo temia encontrar uma nova rebelião e resistência durante sua próxima visita, com os coríntios recaindo em seus antigos hábitos. • que vocês me achem diferente do que gostariam que eu fosse: Se Paulo precisasse, ele lidaria severamente com pecadores flagrantes (cp. </w:t>
       </w:r>
-      <w:hyperlink r:id="rId280">
-        <w:r>
-          <w:rPr>
-            <w:lang w:val="pt_PT" w:bidi="pt_PT"/>
-          </w:rPr>
-          <w:rPr>
-            <w:color w:val="0000EE"/>
-            <w:u w:val="single"/>
-          </w:rPr>
-          <w:t>1.23–2.17</w:t>
-        </w:r>
-      </w:hyperlink>
+      <w:r>
+        <w:rPr>
+          <w:lang w:val="pt_PT" w:bidi="pt_PT"/>
+        </w:rPr>
+        <w:t>1.23–2.17</w:t>
+      </w:r>
       <w:r>
         <w:rPr>
           <w:lang w:val="pt_PT" w:bidi="pt_PT"/>
         </w:rPr>
         <w:t xml:space="preserve">; </w:t>
       </w:r>
-      <w:hyperlink r:id="rId208">
-        <w:r>
-          <w:rPr>
-            <w:lang w:val="pt_PT" w:bidi="pt_PT"/>
-          </w:rPr>
-          <w:rPr>
-            <w:color w:val="0000EE"/>
-            <w:u w:val="single"/>
-          </w:rPr>
-          <w:t>1Co 4.21</w:t>
-        </w:r>
-      </w:hyperlink>
+      <w:r>
+        <w:rPr>
+          <w:lang w:val="pt_PT" w:bidi="pt_PT"/>
+        </w:rPr>
+        <w:t>1Co 4.21</w:t>
+      </w:r>
       <w:r>
         <w:rPr>
           <w:lang w:val="pt_PT" w:bidi="pt_PT"/>
@@ -12653,36 +10871,24 @@
         </w:rPr>
         <w:t>Paulo teme que Deus o humilhe na presença dele — uma repetição da visita anterior (</w:t>
       </w:r>
-      <w:hyperlink r:id="rId51">
-        <w:r>
-          <w:rPr>
-            <w:lang w:val="pt_PT" w:bidi="pt_PT"/>
-          </w:rPr>
-          <w:rPr>
-            <w:color w:val="0000EE"/>
-            <w:u w:val="single"/>
-          </w:rPr>
-          <w:t>2.1</w:t>
-        </w:r>
-      </w:hyperlink>
+      <w:r>
+        <w:rPr>
+          <w:lang w:val="pt_PT" w:bidi="pt_PT"/>
+        </w:rPr>
+        <w:t>2.1</w:t>
+      </w:r>
       <w:r>
         <w:rPr>
           <w:lang w:val="pt_PT" w:bidi="pt_PT"/>
         </w:rPr>
         <w:t xml:space="preserve">), quando os coríntios rejeitaram e humilharam Paulo. • Os vícios listados estavam entre os antigos pecados dos coríntios (veja </w:t>
       </w:r>
-      <w:hyperlink r:id="rId155">
-        <w:r>
-          <w:rPr>
-            <w:lang w:val="pt_PT" w:bidi="pt_PT"/>
-          </w:rPr>
-          <w:rPr>
-            <w:color w:val="0000EE"/>
-            <w:u w:val="single"/>
-          </w:rPr>
-          <w:t>6.14–7.1</w:t>
-        </w:r>
-      </w:hyperlink>
+      <w:r>
+        <w:rPr>
+          <w:lang w:val="pt_PT" w:bidi="pt_PT"/>
+        </w:rPr>
+        <w:t>6.14–7.1</w:t>
+      </w:r>
       <w:r>
         <w:rPr>
           <w:lang w:val="pt_PT" w:bidi="pt_PT"/>
@@ -12761,36 +10967,24 @@
         </w:rPr>
         <w:t xml:space="preserve">), Paulo encontrou confirmação de seu plano nas Escrituras. A razão para esta citação não é clara, mas talvez, dado o contexto de </w:t>
       </w:r>
-      <w:hyperlink r:id="rId281">
-        <w:r>
-          <w:rPr>
-            <w:lang w:val="pt_PT" w:bidi="pt_PT"/>
-          </w:rPr>
-          <w:rPr>
-            <w:color w:val="0000EE"/>
-            <w:u w:val="single"/>
-          </w:rPr>
-          <w:t>Dt 19.15</w:t>
-        </w:r>
-      </w:hyperlink>
+      <w:r>
+        <w:rPr>
+          <w:lang w:val="pt_PT" w:bidi="pt_PT"/>
+        </w:rPr>
+        <w:t>Dt 19.15</w:t>
+      </w:r>
       <w:r>
         <w:rPr>
           <w:lang w:val="pt_PT" w:bidi="pt_PT"/>
         </w:rPr>
         <w:t xml:space="preserve">, Paulo quisesse alertá-los de que toda transgressão (listada em </w:t>
       </w:r>
-      <w:hyperlink r:id="rId282">
-        <w:r>
-          <w:rPr>
-            <w:lang w:val="pt_PT" w:bidi="pt_PT"/>
-          </w:rPr>
-          <w:rPr>
-            <w:color w:val="0000EE"/>
-            <w:u w:val="single"/>
-          </w:rPr>
-          <w:t>2Co 12.20–21</w:t>
-        </w:r>
-      </w:hyperlink>
+      <w:r>
+        <w:rPr>
+          <w:lang w:val="pt_PT" w:bidi="pt_PT"/>
+        </w:rPr>
+        <w:t>2Co 12.20–21</w:t>
+      </w:r>
       <w:r>
         <w:rPr>
           <w:lang w:val="pt_PT" w:bidi="pt_PT"/>
@@ -12852,54 +11046,36 @@
         </w:rPr>
         <w:t xml:space="preserve">Cristo fala através de mim: Paulo representou Cristo para a congregação de Corinto e exerceria o poder de Deus ao lidar com eles. • A fraqueza de Paulo foi moldada pela humilhação de Cristo, que foi crucificado em fraqueza (veja </w:t>
       </w:r>
-      <w:hyperlink r:id="rId283">
-        <w:r>
-          <w:rPr>
-            <w:lang w:val="pt_PT" w:bidi="pt_PT"/>
-          </w:rPr>
-          <w:rPr>
-            <w:color w:val="0000EE"/>
-            <w:u w:val="single"/>
-          </w:rPr>
-          <w:t>8.9</w:t>
-        </w:r>
-      </w:hyperlink>
+      <w:r>
+        <w:rPr>
+          <w:lang w:val="pt_PT" w:bidi="pt_PT"/>
+        </w:rPr>
+        <w:t>8.9</w:t>
+      </w:r>
       <w:r>
         <w:rPr>
           <w:lang w:val="pt_PT" w:bidi="pt_PT"/>
         </w:rPr>
         <w:t>). O julgamento de Paulo sobre os pecadores seria temperado pela restrição do amor de Cristo (</w:t>
       </w:r>
-      <w:hyperlink r:id="rId284">
-        <w:r>
-          <w:rPr>
-            <w:lang w:val="pt_PT" w:bidi="pt_PT"/>
-          </w:rPr>
-          <w:rPr>
-            <w:color w:val="0000EE"/>
-            <w:u w:val="single"/>
-          </w:rPr>
-          <w:t>5.14–21</w:t>
-        </w:r>
-      </w:hyperlink>
+      <w:r>
+        <w:rPr>
+          <w:lang w:val="pt_PT" w:bidi="pt_PT"/>
+        </w:rPr>
+        <w:t>5.14–21</w:t>
+      </w:r>
       <w:r>
         <w:rPr>
           <w:lang w:val="pt_PT" w:bidi="pt_PT"/>
         </w:rPr>
         <w:t>). • nós também... somos fracos: a humanidade de Paulo era frágil, mas ele podia se apoiar na força de Cristo (</w:t>
       </w:r>
-      <w:hyperlink r:id="rId285">
-        <w:r>
-          <w:rPr>
-            <w:lang w:val="pt_PT" w:bidi="pt_PT"/>
-          </w:rPr>
-          <w:rPr>
-            <w:color w:val="0000EE"/>
-            <w:u w:val="single"/>
-          </w:rPr>
-          <w:t>12.10</w:t>
-        </w:r>
-      </w:hyperlink>
+      <w:r>
+        <w:rPr>
+          <w:lang w:val="pt_PT" w:bidi="pt_PT"/>
+        </w:rPr>
+        <w:t>12.10</w:t>
+      </w:r>
       <w:r>
         <w:rPr>
           <w:lang w:val="pt_PT" w:bidi="pt_PT"/>
@@ -13041,36 +11217,24 @@
         </w:rPr>
         <w:t>que vocês não façam nada que seja mau: Eles estariam errados ao abraçar os falsos mestres que haviam surgido (</w:t>
       </w:r>
-      <w:hyperlink r:id="rId277">
-        <w:r>
-          <w:rPr>
-            <w:lang w:val="pt_PT" w:bidi="pt_PT"/>
-          </w:rPr>
-          <w:rPr>
-            <w:color w:val="0000EE"/>
-            <w:u w:val="single"/>
-          </w:rPr>
-          <w:t>11.5</w:t>
-        </w:r>
-      </w:hyperlink>
+      <w:r>
+        <w:rPr>
+          <w:lang w:val="pt_PT" w:bidi="pt_PT"/>
+        </w:rPr>
+        <w:t>11.5</w:t>
+      </w:r>
       <w:r>
         <w:rPr>
           <w:lang w:val="pt_PT" w:bidi="pt_PT"/>
         </w:rPr>
         <w:t>,</w:t>
       </w:r>
-      <w:hyperlink r:id="rId213">
-        <w:r>
-          <w:rPr>
-            <w:lang w:val="pt_PT" w:bidi="pt_PT"/>
-          </w:rPr>
-          <w:rPr>
-            <w:color w:val="0000EE"/>
-            <w:u w:val="single"/>
-          </w:rPr>
-          <w:t>13–15</w:t>
-        </w:r>
-      </w:hyperlink>
+      <w:r>
+        <w:rPr>
+          <w:lang w:val="pt_PT" w:bidi="pt_PT"/>
+        </w:rPr>
+        <w:t>13–15</w:t>
+      </w:r>
       <w:r>
         <w:rPr>
           <w:lang w:val="pt_PT" w:bidi="pt_PT"/>
@@ -13089,36 +11253,24 @@
         </w:rPr>
         <w:t>). • E não importa que fique parecendo que nós falhamos: A motivação de Paulo no ministério é ser fiel, não parecer bem-sucedido (</w:t>
       </w:r>
-      <w:hyperlink r:id="rId286">
-        <w:r>
-          <w:rPr>
-            <w:lang w:val="pt_PT" w:bidi="pt_PT"/>
-          </w:rPr>
-          <w:rPr>
-            <w:color w:val="0000EE"/>
-            <w:u w:val="single"/>
-          </w:rPr>
-          <w:t>1Co 4.2</w:t>
-        </w:r>
-      </w:hyperlink>
+      <w:r>
+        <w:rPr>
+          <w:lang w:val="pt_PT" w:bidi="pt_PT"/>
+        </w:rPr>
+        <w:t>1Co 4.2</w:t>
+      </w:r>
       <w:r>
         <w:rPr>
           <w:lang w:val="pt_PT" w:bidi="pt_PT"/>
         </w:rPr>
         <w:t>). Ele modelou seu serviço no próprio Jesus Cristo (</w:t>
       </w:r>
-      <w:hyperlink r:id="rId237">
-        <w:r>
-          <w:rPr>
-            <w:lang w:val="pt_PT" w:bidi="pt_PT"/>
-          </w:rPr>
-          <w:rPr>
-            <w:color w:val="0000EE"/>
-            <w:u w:val="single"/>
-          </w:rPr>
-          <w:t>2Co 13.4</w:t>
-        </w:r>
-      </w:hyperlink>
+      <w:r>
+        <w:rPr>
+          <w:lang w:val="pt_PT" w:bidi="pt_PT"/>
+        </w:rPr>
+        <w:t>2Co 13.4</w:t>
+      </w:r>
       <w:r>
         <w:rPr>
           <w:lang w:val="pt_PT" w:bidi="pt_PT"/>
@@ -13247,90 +11399,60 @@
         </w:rPr>
         <w:t xml:space="preserve">, de restaurar algo à sua condição adequada, como em um retorno à boa saúde (uma palavra relacionada é usada em </w:t>
       </w:r>
-      <w:hyperlink r:id="rId287">
-        <w:r>
-          <w:rPr>
-            <w:lang w:val="pt_PT" w:bidi="pt_PT"/>
-          </w:rPr>
-          <w:rPr>
-            <w:color w:val="0000EE"/>
-            <w:u w:val="single"/>
-          </w:rPr>
-          <w:t>13.11</w:t>
-        </w:r>
-      </w:hyperlink>
+      <w:r>
+        <w:rPr>
+          <w:lang w:val="pt_PT" w:bidi="pt_PT"/>
+        </w:rPr>
+        <w:t>13.11</w:t>
+      </w:r>
       <w:r>
         <w:rPr>
           <w:lang w:val="pt_PT" w:bidi="pt_PT"/>
         </w:rPr>
         <w:t xml:space="preserve">, “crescer para a maturidade”; </w:t>
       </w:r>
-      <w:hyperlink r:id="rId288">
-        <w:r>
-          <w:rPr>
-            <w:lang w:val="pt_PT" w:bidi="pt_PT"/>
-          </w:rPr>
-          <w:rPr>
-            <w:color w:val="0000EE"/>
-            <w:u w:val="single"/>
-          </w:rPr>
-          <w:t>Mc 1.19</w:t>
-        </w:r>
-      </w:hyperlink>
+      <w:r>
+        <w:rPr>
+          <w:lang w:val="pt_PT" w:bidi="pt_PT"/>
+        </w:rPr>
+        <w:t>Mc 1.19</w:t>
+      </w:r>
       <w:r>
         <w:rPr>
           <w:lang w:val="pt_PT" w:bidi="pt_PT"/>
         </w:rPr>
         <w:t xml:space="preserve">, “reparando”; </w:t>
       </w:r>
-      <w:hyperlink r:id="rId289">
-        <w:r>
-          <w:rPr>
-            <w:lang w:val="pt_PT" w:bidi="pt_PT"/>
-          </w:rPr>
-          <w:rPr>
-            <w:color w:val="0000EE"/>
-            <w:u w:val="single"/>
-          </w:rPr>
-          <w:t>1Ts 3.10</w:t>
-        </w:r>
-      </w:hyperlink>
+      <w:r>
+        <w:rPr>
+          <w:lang w:val="pt_PT" w:bidi="pt_PT"/>
+        </w:rPr>
+        <w:t>1Ts 3.10</w:t>
+      </w:r>
       <w:r>
         <w:rPr>
           <w:lang w:val="pt_PT" w:bidi="pt_PT"/>
         </w:rPr>
         <w:t xml:space="preserve">, “preencher”; </w:t>
       </w:r>
-      <w:hyperlink r:id="rId290">
-        <w:r>
-          <w:rPr>
-            <w:lang w:val="pt_PT" w:bidi="pt_PT"/>
-          </w:rPr>
-          <w:rPr>
-            <w:color w:val="0000EE"/>
-            <w:u w:val="single"/>
-          </w:rPr>
-          <w:t>Hb 13.21</w:t>
-        </w:r>
-      </w:hyperlink>
+      <w:r>
+        <w:rPr>
+          <w:lang w:val="pt_PT" w:bidi="pt_PT"/>
+        </w:rPr>
+        <w:t>Hb 13.21</w:t>
+      </w:r>
       <w:r>
         <w:rPr>
           <w:lang w:val="pt_PT" w:bidi="pt_PT"/>
         </w:rPr>
         <w:t xml:space="preserve">, “equipar”; </w:t>
       </w:r>
-      <w:hyperlink r:id="rId291">
-        <w:r>
-          <w:rPr>
-            <w:lang w:val="pt_PT" w:bidi="pt_PT"/>
-          </w:rPr>
-          <w:rPr>
-            <w:color w:val="0000EE"/>
-            <w:u w:val="single"/>
-          </w:rPr>
-          <w:t>1Pe 5.10</w:t>
-        </w:r>
-      </w:hyperlink>
+      <w:r>
+        <w:rPr>
+          <w:lang w:val="pt_PT" w:bidi="pt_PT"/>
+        </w:rPr>
+        <w:t>1Pe 5.10</w:t>
+      </w:r>
       <w:r>
         <w:rPr>
           <w:lang w:val="pt_PT" w:bidi="pt_PT"/>
@@ -13385,36 +11507,24 @@
         </w:rPr>
         <w:t>Paulo não queria lidar severamente com os coríntios punindo os infratores (</w:t>
       </w:r>
-      <w:hyperlink r:id="rId292">
-        <w:r>
-          <w:rPr>
-            <w:lang w:val="pt_PT" w:bidi="pt_PT"/>
-          </w:rPr>
-          <w:rPr>
-            <w:color w:val="0000EE"/>
-            <w:u w:val="single"/>
-          </w:rPr>
-          <w:t>12.21</w:t>
-        </w:r>
-      </w:hyperlink>
+      <w:r>
+        <w:rPr>
+          <w:lang w:val="pt_PT" w:bidi="pt_PT"/>
+        </w:rPr>
+        <w:t>12.21</w:t>
+      </w:r>
       <w:r>
         <w:rPr>
           <w:lang w:val="pt_PT" w:bidi="pt_PT"/>
         </w:rPr>
         <w:t xml:space="preserve">). Ele desejava exercer sua autoridade apostólica de maneira positiva, mas seu ministério exigia que ele tanto fortalecesse quanto destruísse (cp. </w:t>
       </w:r>
-      <w:hyperlink r:id="rId293">
-        <w:r>
-          <w:rPr>
-            <w:lang w:val="pt_PT" w:bidi="pt_PT"/>
-          </w:rPr>
-          <w:rPr>
-            <w:color w:val="0000EE"/>
-            <w:u w:val="single"/>
-          </w:rPr>
-          <w:t>Jr 1.10</w:t>
-        </w:r>
-      </w:hyperlink>
+      <w:r>
+        <w:rPr>
+          <w:lang w:val="pt_PT" w:bidi="pt_PT"/>
+        </w:rPr>
+        <w:t>Jr 1.10</w:t>
+      </w:r>
       <w:r>
         <w:rPr>
           <w:lang w:val="pt_PT" w:bidi="pt_PT"/>
@@ -13434,36 +11544,24 @@
         </w:rPr>
         <w:t xml:space="preserve">): Esta é a expressão favorita de Paulo para uma comunidade cristã estável (veja </w:t>
       </w:r>
-      <w:hyperlink r:id="rId294">
-        <w:r>
-          <w:rPr>
-            <w:lang w:val="pt_PT" w:bidi="pt_PT"/>
-          </w:rPr>
-          <w:rPr>
-            <w:color w:val="0000EE"/>
-            <w:u w:val="single"/>
-          </w:rPr>
-          <w:t>Ef 4.12</w:t>
-        </w:r>
-      </w:hyperlink>
+      <w:r>
+        <w:rPr>
+          <w:lang w:val="pt_PT" w:bidi="pt_PT"/>
+        </w:rPr>
+        <w:t>Ef 4.12</w:t>
+      </w:r>
       <w:r>
         <w:rPr>
           <w:lang w:val="pt_PT" w:bidi="pt_PT"/>
         </w:rPr>
         <w:t>), na qual o Senhor vive tanto dentro quanto entre os crentes (</w:t>
       </w:r>
-      <w:hyperlink r:id="rId295">
-        <w:r>
-          <w:rPr>
-            <w:lang w:val="pt_PT" w:bidi="pt_PT"/>
-          </w:rPr>
-          <w:rPr>
-            <w:color w:val="0000EE"/>
-            <w:u w:val="single"/>
-          </w:rPr>
-          <w:t>2Co 13.5</w:t>
-        </w:r>
-      </w:hyperlink>
+      <w:r>
+        <w:rPr>
+          <w:lang w:val="pt_PT" w:bidi="pt_PT"/>
+        </w:rPr>
+        <w:t>2Co 13.5</w:t>
+      </w:r>
       <w:r>
         <w:rPr>
           <w:lang w:val="pt_PT" w:bidi="pt_PT"/>
@@ -13518,36 +11616,24 @@
         </w:rPr>
         <w:t xml:space="preserve">Estas últimas palavras são as instruções finais de Paulo. • Sejam alegres: Veja também </w:t>
       </w:r>
-      <w:hyperlink r:id="rId296">
-        <w:r>
-          <w:rPr>
-            <w:lang w:val="pt_PT" w:bidi="pt_PT"/>
-          </w:rPr>
-          <w:rPr>
-            <w:color w:val="0000EE"/>
-            <w:u w:val="single"/>
-          </w:rPr>
-          <w:t>Fp 3.1</w:t>
-        </w:r>
-      </w:hyperlink>
+      <w:r>
+        <w:rPr>
+          <w:lang w:val="pt_PT" w:bidi="pt_PT"/>
+        </w:rPr>
+        <w:t>Fp 3.1</w:t>
+      </w:r>
       <w:r>
         <w:rPr>
           <w:lang w:val="pt_PT" w:bidi="pt_PT"/>
         </w:rPr>
         <w:t xml:space="preserve">; </w:t>
       </w:r>
-      <w:hyperlink r:id="rId297">
-        <w:r>
-          <w:rPr>
-            <w:lang w:val="pt_PT" w:bidi="pt_PT"/>
-          </w:rPr>
-          <w:rPr>
-            <w:color w:val="0000EE"/>
-            <w:u w:val="single"/>
-          </w:rPr>
-          <w:t>4.4</w:t>
-        </w:r>
-      </w:hyperlink>
+      <w:r>
+        <w:rPr>
+          <w:lang w:val="pt_PT" w:bidi="pt_PT"/>
+        </w:rPr>
+        <w:t>4.4</w:t>
+      </w:r>
       <w:r>
         <w:rPr>
           <w:lang w:val="pt_PT" w:bidi="pt_PT"/>
@@ -13566,18 +11652,12 @@
         </w:rPr>
         <w:t xml:space="preserve">—O incentivo de Paulo pode ser que eles busquem a restauração. • Encorajem uns aos outros: A necessidade de encorajamento tem sido muito proeminente em 2 Coríntios, começando com </w:t>
       </w:r>
-      <w:hyperlink r:id="rId298">
-        <w:r>
-          <w:rPr>
-            <w:lang w:val="pt_PT" w:bidi="pt_PT"/>
-          </w:rPr>
-          <w:rPr>
-            <w:color w:val="0000EE"/>
-            <w:u w:val="single"/>
-          </w:rPr>
-          <w:t>1.3–7</w:t>
-        </w:r>
-      </w:hyperlink>
+      <w:r>
+        <w:rPr>
+          <w:lang w:val="pt_PT" w:bidi="pt_PT"/>
+        </w:rPr>
+        <w:t>1.3–7</w:t>
+      </w:r>
       <w:r>
         <w:rPr>
           <w:lang w:val="pt_PT" w:bidi="pt_PT"/>
@@ -13597,18 +11677,12 @@
         </w:rPr>
         <w:t xml:space="preserve"> (como em </w:t>
       </w:r>
-      <w:hyperlink r:id="rId299">
-        <w:r>
-          <w:rPr>
-            <w:lang w:val="pt_PT" w:bidi="pt_PT"/>
-          </w:rPr>
-          <w:rPr>
-            <w:color w:val="0000EE"/>
-            <w:u w:val="single"/>
-          </w:rPr>
-          <w:t>Fp 2.1–4</w:t>
-        </w:r>
-      </w:hyperlink>
+      <w:r>
+        <w:rPr>
+          <w:lang w:val="pt_PT" w:bidi="pt_PT"/>
+        </w:rPr>
+        <w:t>Fp 2.1–4</w:t>
+      </w:r>
       <w:r>
         <w:rPr>
           <w:lang w:val="pt_PT" w:bidi="pt_PT"/>
@@ -13663,54 +11737,36 @@
         </w:rPr>
         <w:t>A conclusão da carta inclui o apelo final de Paulo (</w:t>
       </w:r>
-      <w:hyperlink r:id="rId287">
-        <w:r>
-          <w:rPr>
-            <w:lang w:val="pt_PT" w:bidi="pt_PT"/>
-          </w:rPr>
-          <w:rPr>
-            <w:color w:val="0000EE"/>
-            <w:u w:val="single"/>
-          </w:rPr>
-          <w:t>13.11</w:t>
-        </w:r>
-      </w:hyperlink>
+      <w:r>
+        <w:rPr>
+          <w:lang w:val="pt_PT" w:bidi="pt_PT"/>
+        </w:rPr>
+        <w:t>13.11</w:t>
+      </w:r>
       <w:r>
         <w:rPr>
           <w:lang w:val="pt_PT" w:bidi="pt_PT"/>
         </w:rPr>
         <w:t>), saudações (</w:t>
       </w:r>
-      <w:hyperlink r:id="rId300">
-        <w:r>
-          <w:rPr>
-            <w:lang w:val="pt_PT" w:bidi="pt_PT"/>
-          </w:rPr>
-          <w:rPr>
-            <w:color w:val="0000EE"/>
-            <w:u w:val="single"/>
-          </w:rPr>
-          <w:t>13.12–13</w:t>
-        </w:r>
-      </w:hyperlink>
+      <w:r>
+        <w:rPr>
+          <w:lang w:val="pt_PT" w:bidi="pt_PT"/>
+        </w:rPr>
+        <w:t>13.12–13</w:t>
+      </w:r>
       <w:r>
         <w:rPr>
           <w:lang w:val="pt_PT" w:bidi="pt_PT"/>
         </w:rPr>
         <w:t>) e uma bênção (</w:t>
       </w:r>
-      <w:hyperlink r:id="rId301">
-        <w:r>
-          <w:rPr>
-            <w:lang w:val="pt_PT" w:bidi="pt_PT"/>
-          </w:rPr>
-          <w:rPr>
-            <w:color w:val="0000EE"/>
-            <w:u w:val="single"/>
-          </w:rPr>
-          <w:t>13.14</w:t>
-        </w:r>
-      </w:hyperlink>
+      <w:r>
+        <w:rPr>
+          <w:lang w:val="pt_PT" w:bidi="pt_PT"/>
+        </w:rPr>
+        <w:t>13.14</w:t>
+      </w:r>
       <w:r>
         <w:rPr>
           <w:lang w:val="pt_PT" w:bidi="pt_PT"/>
@@ -13765,72 +11821,48 @@
         </w:rPr>
         <w:t>um beijo de irmão: O beijo era uma forma comum de saudação judaica, não apenas um sinal de afeição pessoal. Comum na igreja do Novo Testamento (</w:t>
       </w:r>
-      <w:hyperlink r:id="rId302">
-        <w:r>
-          <w:rPr>
-            <w:lang w:val="pt_PT" w:bidi="pt_PT"/>
-          </w:rPr>
-          <w:rPr>
-            <w:color w:val="0000EE"/>
-            <w:u w:val="single"/>
-          </w:rPr>
-          <w:t>Rm 16.16</w:t>
-        </w:r>
-      </w:hyperlink>
+      <w:r>
+        <w:rPr>
+          <w:lang w:val="pt_PT" w:bidi="pt_PT"/>
+        </w:rPr>
+        <w:t>Rm 16.16</w:t>
+      </w:r>
       <w:r>
         <w:rPr>
           <w:lang w:val="pt_PT" w:bidi="pt_PT"/>
         </w:rPr>
         <w:t xml:space="preserve">; </w:t>
       </w:r>
-      <w:hyperlink r:id="rId303">
-        <w:r>
-          <w:rPr>
-            <w:lang w:val="pt_PT" w:bidi="pt_PT"/>
-          </w:rPr>
-          <w:rPr>
-            <w:color w:val="0000EE"/>
-            <w:u w:val="single"/>
-          </w:rPr>
-          <w:t>1Co 16.20</w:t>
-        </w:r>
-      </w:hyperlink>
+      <w:r>
+        <w:rPr>
+          <w:lang w:val="pt_PT" w:bidi="pt_PT"/>
+        </w:rPr>
+        <w:t>1Co 16.20</w:t>
+      </w:r>
       <w:r>
         <w:rPr>
           <w:lang w:val="pt_PT" w:bidi="pt_PT"/>
         </w:rPr>
         <w:t xml:space="preserve">; </w:t>
       </w:r>
-      <w:hyperlink r:id="rId304">
-        <w:r>
-          <w:rPr>
-            <w:lang w:val="pt_PT" w:bidi="pt_PT"/>
-          </w:rPr>
-          <w:rPr>
-            <w:color w:val="0000EE"/>
-            <w:u w:val="single"/>
-          </w:rPr>
-          <w:t>1Ts 5.26</w:t>
-        </w:r>
-      </w:hyperlink>
+      <w:r>
+        <w:rPr>
+          <w:lang w:val="pt_PT" w:bidi="pt_PT"/>
+        </w:rPr>
+        <w:t>1Ts 5.26</w:t>
+      </w:r>
       <w:r>
         <w:rPr>
           <w:lang w:val="pt_PT" w:bidi="pt_PT"/>
         </w:rPr>
         <w:t xml:space="preserve">; </w:t>
       </w:r>
-      <w:hyperlink r:id="rId305">
-        <w:r>
-          <w:rPr>
-            <w:lang w:val="pt_PT" w:bidi="pt_PT"/>
-          </w:rPr>
-          <w:rPr>
-            <w:color w:val="0000EE"/>
-            <w:u w:val="single"/>
-          </w:rPr>
-          <w:t>1Pe 5.14</w:t>
-        </w:r>
-      </w:hyperlink>
+      <w:r>
+        <w:rPr>
+          <w:lang w:val="pt_PT" w:bidi="pt_PT"/>
+        </w:rPr>
+        <w:t>1Pe 5.14</w:t>
+      </w:r>
       <w:r>
         <w:rPr>
           <w:lang w:val="pt_PT" w:bidi="pt_PT"/>
@@ -13911,72 +11943,48 @@
         </w:rPr>
         <w:t xml:space="preserve">Paulo encerra sua carta com uma oração e bênção. Ele invoca as três pessoas da Trindade, com a graça do Senhor Jesus Cristo (veja </w:t>
       </w:r>
-      <w:hyperlink r:id="rId283">
-        <w:r>
-          <w:rPr>
-            <w:lang w:val="pt_PT" w:bidi="pt_PT"/>
-          </w:rPr>
-          <w:rPr>
-            <w:color w:val="0000EE"/>
-            <w:u w:val="single"/>
-          </w:rPr>
-          <w:t>8.9</w:t>
-        </w:r>
-      </w:hyperlink>
+      <w:r>
+        <w:rPr>
+          <w:lang w:val="pt_PT" w:bidi="pt_PT"/>
+        </w:rPr>
+        <w:t>8.9</w:t>
+      </w:r>
       <w:r>
         <w:rPr>
           <w:lang w:val="pt_PT" w:bidi="pt_PT"/>
         </w:rPr>
         <w:t>) vindo primeiro. Isso porque estamos sempre confiando no amor sacrificial de Cristo, que nos reconcilia com Deus Pai (</w:t>
       </w:r>
-      <w:hyperlink r:id="rId121">
-        <w:r>
-          <w:rPr>
-            <w:lang w:val="pt_PT" w:bidi="pt_PT"/>
-          </w:rPr>
-          <w:rPr>
-            <w:color w:val="0000EE"/>
-            <w:u w:val="single"/>
-          </w:rPr>
-          <w:t>5.18–21</w:t>
-        </w:r>
-      </w:hyperlink>
+      <w:r>
+        <w:rPr>
+          <w:lang w:val="pt_PT" w:bidi="pt_PT"/>
+        </w:rPr>
+        <w:t>5.18–21</w:t>
+      </w:r>
       <w:r>
         <w:rPr>
           <w:lang w:val="pt_PT" w:bidi="pt_PT"/>
         </w:rPr>
         <w:t>) e nos une através da comunhão do Espírito Santo com todos os nossos companheiros crentes. • O amor de Deus supre nossas necessidades e graciosamente nos restaura à sua família. • A comunhão do Espírito Santo significa nossa comunhão com o Espírito, que une os cristãos em uma unidade (</w:t>
       </w:r>
-      <w:hyperlink r:id="rId306">
-        <w:r>
-          <w:rPr>
-            <w:lang w:val="pt_PT" w:bidi="pt_PT"/>
-          </w:rPr>
-          <w:rPr>
-            <w:color w:val="0000EE"/>
-            <w:u w:val="single"/>
-          </w:rPr>
-          <w:t>Ef 4.3</w:t>
-        </w:r>
-      </w:hyperlink>
+      <w:r>
+        <w:rPr>
+          <w:lang w:val="pt_PT" w:bidi="pt_PT"/>
+        </w:rPr>
+        <w:t>Ef 4.3</w:t>
+      </w:r>
       <w:r>
         <w:rPr>
           <w:lang w:val="pt_PT" w:bidi="pt_PT"/>
         </w:rPr>
         <w:t xml:space="preserve">; </w:t>
       </w:r>
-      <w:hyperlink r:id="rId307">
-        <w:r>
-          <w:rPr>
-            <w:lang w:val="pt_PT" w:bidi="pt_PT"/>
-          </w:rPr>
-          <w:rPr>
-            <w:color w:val="0000EE"/>
-            <w:u w:val="single"/>
-          </w:rPr>
-          <w:t>Fp 2.1</w:t>
-        </w:r>
-      </w:hyperlink>
+      <w:r>
+        <w:rPr>
+          <w:lang w:val="pt_PT" w:bidi="pt_PT"/>
+        </w:rPr>
+        <w:t>Fp 2.1</w:t>
+      </w:r>
       <w:r>
         <w:rPr>
           <w:lang w:val="pt_PT" w:bidi="pt_PT"/>
